--- a/documentação oficial/Documentação atualizada 17-06-26.docx
+++ b/documentação oficial/Documentação atualizada 17-06-26.docx
@@ -6033,10 +6033,28 @@
         <w:jc w:val="both"/>
         <w:rPr>
           <w:rFonts w:ascii="Arial" w:eastAsia="Arial" w:hAnsi="Arial" w:cs="Arial"/>
-          <w:b/>
-          <w:bCs/>
-        </w:rPr>
-      </w:pPr>
+        </w:rPr>
+      </w:pPr>
+      <w:r>
+        <w:rPr>
+          <w:rFonts w:ascii="Arial" w:eastAsia="Arial" w:hAnsi="Arial" w:cs="Arial"/>
+        </w:rPr>
+        <w:t xml:space="preserve">Pesquisas feitas no google de acordo com as referências e auxilio do </w:t>
+      </w:r>
+      <w:proofErr w:type="spellStart"/>
+      <w:r>
+        <w:rPr>
+          <w:rFonts w:ascii="Arial" w:eastAsia="Arial" w:hAnsi="Arial" w:cs="Arial"/>
+        </w:rPr>
+        <w:t>Grok</w:t>
+      </w:r>
+      <w:proofErr w:type="spellEnd"/>
+      <w:r>
+        <w:rPr>
+          <w:rFonts w:ascii="Arial" w:eastAsia="Arial" w:hAnsi="Arial" w:cs="Arial"/>
+        </w:rPr>
+        <w:t xml:space="preserve"> e ChatGPT para formatação e melhoria de texto.</w:t>
+      </w:r>
     </w:p>
     <w:p>
       <w:pPr>
@@ -6044,8 +6062,6 @@
         <w:jc w:val="both"/>
         <w:rPr>
           <w:rFonts w:ascii="Arial" w:eastAsia="Arial" w:hAnsi="Arial" w:cs="Arial"/>
-          <w:b/>
-          <w:bCs/>
         </w:rPr>
       </w:pPr>
     </w:p>
@@ -6055,8 +6071,6 @@
         <w:jc w:val="both"/>
         <w:rPr>
           <w:rFonts w:ascii="Arial" w:eastAsia="Arial" w:hAnsi="Arial" w:cs="Arial"/>
-          <w:b/>
-          <w:bCs/>
         </w:rPr>
       </w:pPr>
     </w:p>
@@ -6066,8 +6080,6 @@
         <w:jc w:val="both"/>
         <w:rPr>
           <w:rFonts w:ascii="Arial" w:eastAsia="Arial" w:hAnsi="Arial" w:cs="Arial"/>
-          <w:b/>
-          <w:bCs/>
         </w:rPr>
       </w:pPr>
     </w:p>
@@ -6077,8 +6089,6 @@
         <w:jc w:val="both"/>
         <w:rPr>
           <w:rFonts w:ascii="Arial" w:eastAsia="Arial" w:hAnsi="Arial" w:cs="Arial"/>
-          <w:b/>
-          <w:bCs/>
         </w:rPr>
       </w:pPr>
     </w:p>
@@ -6088,8 +6098,6 @@
         <w:jc w:val="both"/>
         <w:rPr>
           <w:rFonts w:ascii="Arial" w:eastAsia="Arial" w:hAnsi="Arial" w:cs="Arial"/>
-          <w:b/>
-          <w:bCs/>
         </w:rPr>
       </w:pPr>
     </w:p>
@@ -6099,19 +6107,6 @@
         <w:jc w:val="both"/>
         <w:rPr>
           <w:rFonts w:ascii="Arial" w:eastAsia="Arial" w:hAnsi="Arial" w:cs="Arial"/>
-          <w:b/>
-          <w:bCs/>
-        </w:rPr>
-      </w:pPr>
-    </w:p>
-    <w:p>
-      <w:pPr>
-        <w:spacing w:after="120" w:line="360" w:lineRule="auto"/>
-        <w:jc w:val="both"/>
-        <w:rPr>
-          <w:rFonts w:ascii="Arial" w:eastAsia="Arial" w:hAnsi="Arial" w:cs="Arial"/>
-          <w:b/>
-          <w:bCs/>
         </w:rPr>
       </w:pPr>
     </w:p>
@@ -6932,7 +6927,7 @@
         </w:rPr>
         <w:lastRenderedPageBreak/>
         <w:drawing>
-          <wp:inline distT="0" distB="0" distL="0" distR="0" wp14:anchorId="51A4631C" wp14:editId="20106BC0">
+          <wp:inline distT="0" distB="0" distL="0" distR="0" wp14:anchorId="51A4631C" wp14:editId="4293E4D8">
             <wp:extent cx="3552825" cy="5762625"/>
             <wp:effectExtent l="0" t="0" r="0" b="0"/>
             <wp:docPr id="516443911" name="drawing"/>

--- a/documentação oficial/Documentação atualizada 17-06-26.docx
+++ b/documentação oficial/Documentação atualizada 17-06-26.docx
@@ -1278,23 +1278,7 @@
           <w:rFonts w:ascii="Arial" w:eastAsia="Arial" w:hAnsi="Arial" w:cs="Arial"/>
           <w:lang w:val="en-US"/>
         </w:rPr>
-        <w:t xml:space="preserve">This work presents the development of a digital intermediation platform focused exclusively on the sports </w:t>
-      </w:r>
-      <w:proofErr w:type="gramStart"/>
-      <w:r>
-        <w:rPr>
-          <w:rFonts w:ascii="Arial" w:eastAsia="Arial" w:hAnsi="Arial" w:cs="Arial"/>
-          <w:lang w:val="en-US"/>
-        </w:rPr>
-        <w:t>services</w:t>
-      </w:r>
-      <w:proofErr w:type="gramEnd"/>
-      <w:r>
-        <w:rPr>
-          <w:rFonts w:ascii="Arial" w:eastAsia="Arial" w:hAnsi="Arial" w:cs="Arial"/>
-          <w:lang w:val="en-US"/>
-        </w:rPr>
-        <w:t xml:space="preserve"> ecosystem. The system acts as a communication and mediation channel between specialized professionals and students seeking to optimize physical performance, quality of life, and well-being. The solution allows trainers to personalize their profiles with academic experiences and portfolios, integration with social networks, facilitating the user's search for specific skills, such as segmented training protocols like Pilates, weight training, swimming, and martial arts in general, etc.</w:t>
+        <w:t>This work presents the development of a digital intermediation platform focused exclusively on the sports services ecosystem. The system acts as a communication and mediation channel between specialized professionals and students seeking to optimize physical performance, quality of life, and well-being. The solution allows trainers to personalize their profiles with academic experiences and portfolios, integration with social networks, facilitating the user's search for specific skills, such as segmented training protocols like Pilates, weight training, swimming, and martial arts in general, etc.</w:t>
       </w:r>
     </w:p>
     <w:p>
@@ -1560,7 +1544,74 @@
     </w:p>
     <w:p>
       <w:pPr>
-        <w:spacing w:before="240" w:after="240"/>
+        <w:spacing w:after="120" w:line="360" w:lineRule="auto"/>
+        <w:jc w:val="both"/>
+        <w:rPr>
+          <w:rFonts w:ascii="Arial" w:hAnsi="Arial" w:cs="Arial"/>
+        </w:rPr>
+      </w:pPr>
+      <w:r>
+        <w:rPr>
+          <w:rFonts w:ascii="Arial" w:hAnsi="Arial" w:cs="Arial"/>
+        </w:rPr>
+        <w:t>Figura 1</w:t>
+      </w:r>
+      <w:r>
+        <w:rPr>
+          <w:rFonts w:ascii="Arial" w:hAnsi="Arial" w:cs="Arial"/>
+        </w:rPr>
+        <w:t xml:space="preserve"> – Diagrama de Caso de Uso </w:t>
+      </w:r>
+      <w:r>
+        <w:rPr>
+          <w:rFonts w:ascii="Arial" w:hAnsi="Arial" w:cs="Arial"/>
+        </w:rPr>
+        <w:t>–</w:t>
+      </w:r>
+      <w:r>
+        <w:rPr>
+          <w:rFonts w:ascii="Arial" w:hAnsi="Arial" w:cs="Arial"/>
+        </w:rPr>
+        <w:t xml:space="preserve"> Cliente</w:t>
+      </w:r>
+      <w:r>
+        <w:rPr>
+          <w:rFonts w:ascii="Arial" w:hAnsi="Arial" w:cs="Arial"/>
+        </w:rPr>
+        <w:t>..........................................</w:t>
+      </w:r>
+    </w:p>
+    <w:p>
+      <w:pPr>
+        <w:spacing w:after="120" w:line="360" w:lineRule="auto"/>
+        <w:jc w:val="both"/>
+        <w:rPr>
+          <w:rFonts w:ascii="Arial" w:hAnsi="Arial" w:cs="Arial"/>
+        </w:rPr>
+      </w:pPr>
+      <w:r>
+        <w:rPr>
+          <w:rFonts w:ascii="Arial" w:hAnsi="Arial" w:cs="Arial"/>
+        </w:rPr>
+        <w:t>Figura 2</w:t>
+      </w:r>
+      <w:r>
+        <w:rPr>
+          <w:rFonts w:ascii="Arial" w:hAnsi="Arial" w:cs="Arial"/>
+        </w:rPr>
+        <w:t xml:space="preserve"> – Diagrama de Caso de Uso – Profissional</w:t>
+      </w:r>
+      <w:r>
+        <w:rPr>
+          <w:rFonts w:ascii="Arial" w:hAnsi="Arial" w:cs="Arial"/>
+        </w:rPr>
+        <w:t>..................................</w:t>
+      </w:r>
+    </w:p>
+    <w:p>
+      <w:pPr>
+        <w:spacing w:after="120" w:line="360" w:lineRule="auto"/>
+        <w:jc w:val="both"/>
         <w:rPr>
           <w:rFonts w:ascii="Arial" w:eastAsia="Arial" w:hAnsi="Arial" w:cs="Arial"/>
           <w:color w:val="000000" w:themeColor="text1"/>
@@ -1583,101 +1634,276 @@
           <w:color w:val="000000" w:themeColor="text1"/>
           <w:lang w:val="en-US"/>
         </w:rPr>
-        <w:t xml:space="preserve"> 1 – Landing Page ...............................................................................</w:t>
-      </w:r>
-    </w:p>
-    <w:p>
-      <w:pPr>
-        <w:spacing w:before="240" w:after="240"/>
+        <w:t xml:space="preserve"> </w:t>
+      </w:r>
+      <w:r>
         <w:rPr>
           <w:rFonts w:ascii="Arial" w:eastAsia="Arial" w:hAnsi="Arial" w:cs="Arial"/>
           <w:color w:val="000000" w:themeColor="text1"/>
-        </w:rPr>
-      </w:pPr>
+          <w:lang w:val="en-US"/>
+        </w:rPr>
+        <w:t>3</w:t>
+      </w:r>
       <w:r>
         <w:rPr>
           <w:rFonts w:ascii="Arial" w:eastAsia="Arial" w:hAnsi="Arial" w:cs="Arial"/>
           <w:color w:val="000000" w:themeColor="text1"/>
-        </w:rPr>
-        <w:t>Figura 2 – Explorar ........................................................................................</w:t>
-      </w:r>
-    </w:p>
-    <w:p>
-      <w:pPr>
-        <w:spacing w:before="240" w:after="240"/>
+          <w:lang w:val="en-US"/>
+        </w:rPr>
+        <w:t xml:space="preserve"> – </w:t>
+      </w:r>
+      <w:proofErr w:type="spellStart"/>
+      <w:r>
         <w:rPr>
           <w:rFonts w:ascii="Arial" w:eastAsia="Arial" w:hAnsi="Arial" w:cs="Arial"/>
           <w:color w:val="000000" w:themeColor="text1"/>
-        </w:rPr>
-      </w:pPr>
+          <w:lang w:val="en-US"/>
+        </w:rPr>
+        <w:t>P</w:t>
+      </w:r>
       <w:r>
         <w:rPr>
           <w:rFonts w:ascii="Arial" w:eastAsia="Arial" w:hAnsi="Arial" w:cs="Arial"/>
           <w:color w:val="000000" w:themeColor="text1"/>
-        </w:rPr>
-        <w:t>Figura 3 - Solicitação ........................................................................................</w:t>
-      </w:r>
-    </w:p>
-    <w:p>
-      <w:pPr>
-        <w:spacing w:before="240" w:after="240"/>
+          <w:lang w:val="en-US"/>
+        </w:rPr>
+        <w:t>á</w:t>
+      </w:r>
+      <w:r>
         <w:rPr>
           <w:rFonts w:ascii="Arial" w:eastAsia="Arial" w:hAnsi="Arial" w:cs="Arial"/>
           <w:color w:val="000000" w:themeColor="text1"/>
-        </w:rPr>
-      </w:pPr>
+          <w:lang w:val="en-US"/>
+        </w:rPr>
+        <w:t>gina</w:t>
+      </w:r>
+      <w:proofErr w:type="spellEnd"/>
       <w:r>
         <w:rPr>
           <w:rFonts w:ascii="Arial" w:eastAsia="Arial" w:hAnsi="Arial" w:cs="Arial"/>
           <w:color w:val="000000" w:themeColor="text1"/>
-        </w:rPr>
-        <w:t xml:space="preserve">Figura 4 – Tela de Cadastro do Aluno ..........................................................    </w:t>
-      </w:r>
-    </w:p>
-    <w:p>
-      <w:pPr>
-        <w:spacing w:before="240" w:after="240"/>
+          <w:lang w:val="en-US"/>
+        </w:rPr>
+        <w:t xml:space="preserve"> Inicial</w:t>
+      </w:r>
+      <w:r>
         <w:rPr>
           <w:rFonts w:ascii="Arial" w:eastAsia="Arial" w:hAnsi="Arial" w:cs="Arial"/>
           <w:color w:val="000000" w:themeColor="text1"/>
-        </w:rPr>
-      </w:pPr>
-      <w:r>
+          <w:lang w:val="en-US"/>
+        </w:rPr>
+        <w:t>...............................................................................</w:t>
+      </w:r>
+    </w:p>
+    <w:p>
+      <w:pPr>
+        <w:spacing w:after="120" w:line="360" w:lineRule="auto"/>
+        <w:jc w:val="both"/>
         <w:rPr>
           <w:rFonts w:ascii="Arial" w:eastAsia="Arial" w:hAnsi="Arial" w:cs="Arial"/>
           <w:color w:val="000000" w:themeColor="text1"/>
         </w:rPr>
-        <w:t>Figura 5 – Tela de Cadastro do Prof</w:t>
-      </w:r>
+      </w:pPr>
       <w:r>
         <w:rPr>
           <w:rFonts w:ascii="Arial" w:eastAsia="Arial" w:hAnsi="Arial" w:cs="Arial"/>
           <w:color w:val="000000" w:themeColor="text1"/>
         </w:rPr>
-        <w:t>issional</w:t>
+        <w:t xml:space="preserve">Figura </w:t>
       </w:r>
       <w:r>
         <w:rPr>
           <w:rFonts w:ascii="Arial" w:eastAsia="Arial" w:hAnsi="Arial" w:cs="Arial"/>
           <w:color w:val="000000" w:themeColor="text1"/>
         </w:rPr>
-        <w:t xml:space="preserve"> ................................................................</w:t>
-      </w:r>
-    </w:p>
-    <w:p>
-      <w:pPr>
-        <w:spacing w:before="240" w:after="240"/>
+        <w:t>4</w:t>
+      </w:r>
+      <w:r>
         <w:rPr>
           <w:rFonts w:ascii="Arial" w:eastAsia="Arial" w:hAnsi="Arial" w:cs="Arial"/>
           <w:color w:val="000000" w:themeColor="text1"/>
         </w:rPr>
-      </w:pPr>
-      <w:r>
+        <w:t xml:space="preserve"> – Explorar ........................................................................................</w:t>
+      </w:r>
+    </w:p>
+    <w:p>
+      <w:pPr>
+        <w:spacing w:after="120" w:line="360" w:lineRule="auto"/>
+        <w:jc w:val="both"/>
         <w:rPr>
           <w:rFonts w:ascii="Arial" w:eastAsia="Arial" w:hAnsi="Arial" w:cs="Arial"/>
           <w:color w:val="000000" w:themeColor="text1"/>
         </w:rPr>
-        <w:t>Figura 6 – Tela de Login .....................................................................................</w:t>
+      </w:pPr>
+      <w:r>
+        <w:rPr>
+          <w:rFonts w:ascii="Arial" w:eastAsia="Arial" w:hAnsi="Arial" w:cs="Arial"/>
+          <w:color w:val="000000" w:themeColor="text1"/>
+        </w:rPr>
+        <w:t xml:space="preserve">Figura </w:t>
+      </w:r>
+      <w:r>
+        <w:rPr>
+          <w:rFonts w:ascii="Arial" w:eastAsia="Arial" w:hAnsi="Arial" w:cs="Arial"/>
+          <w:color w:val="000000" w:themeColor="text1"/>
+        </w:rPr>
+        <w:t>5</w:t>
+      </w:r>
+      <w:r>
+        <w:rPr>
+          <w:rFonts w:ascii="Arial" w:eastAsia="Arial" w:hAnsi="Arial" w:cs="Arial"/>
+          <w:color w:val="000000" w:themeColor="text1"/>
+        </w:rPr>
+        <w:t xml:space="preserve"> - </w:t>
+      </w:r>
+      <w:r>
+        <w:t>Solicitação</w:t>
+      </w:r>
+      <w:r>
+        <w:rPr>
+          <w:rFonts w:ascii="Arial" w:eastAsia="Arial" w:hAnsi="Arial" w:cs="Arial"/>
+          <w:color w:val="000000" w:themeColor="text1"/>
+        </w:rPr>
+        <w:t xml:space="preserve"> ........................................................................................</w:t>
+      </w:r>
+    </w:p>
+    <w:p>
+      <w:pPr>
+        <w:spacing w:after="120" w:line="360" w:lineRule="auto"/>
+        <w:jc w:val="both"/>
+        <w:rPr>
+          <w:rFonts w:ascii="Arial" w:eastAsia="Arial" w:hAnsi="Arial" w:cs="Arial"/>
+          <w:color w:val="000000" w:themeColor="text1"/>
+        </w:rPr>
+      </w:pPr>
+      <w:r>
+        <w:rPr>
+          <w:rFonts w:ascii="Arial" w:eastAsia="Arial" w:hAnsi="Arial" w:cs="Arial"/>
+          <w:color w:val="000000" w:themeColor="text1"/>
+        </w:rPr>
+        <w:t xml:space="preserve">Figura </w:t>
+      </w:r>
+      <w:r>
+        <w:rPr>
+          <w:rFonts w:ascii="Arial" w:eastAsia="Arial" w:hAnsi="Arial" w:cs="Arial"/>
+          <w:color w:val="000000" w:themeColor="text1"/>
+        </w:rPr>
+        <w:t>6</w:t>
+      </w:r>
+      <w:r>
+        <w:rPr>
+          <w:rFonts w:ascii="Arial" w:eastAsia="Arial" w:hAnsi="Arial" w:cs="Arial"/>
+          <w:color w:val="000000" w:themeColor="text1"/>
+        </w:rPr>
+        <w:t xml:space="preserve"> – </w:t>
+      </w:r>
+      <w:r>
+        <w:t>Tela de Login</w:t>
+      </w:r>
+      <w:r>
+        <w:rPr>
+          <w:rFonts w:ascii="Arial" w:eastAsia="Arial" w:hAnsi="Arial" w:cs="Arial"/>
+          <w:color w:val="000000" w:themeColor="text1"/>
+        </w:rPr>
+        <w:t>..........................................................</w:t>
+      </w:r>
+      <w:r>
+        <w:rPr>
+          <w:rFonts w:ascii="Arial" w:eastAsia="Arial" w:hAnsi="Arial" w:cs="Arial"/>
+          <w:color w:val="000000" w:themeColor="text1"/>
+        </w:rPr>
+        <w:t>........................</w:t>
+      </w:r>
+    </w:p>
+    <w:p>
+      <w:pPr>
+        <w:spacing w:after="120" w:line="360" w:lineRule="auto"/>
+        <w:jc w:val="both"/>
+        <w:rPr>
+          <w:rFonts w:ascii="Arial" w:eastAsia="Arial" w:hAnsi="Arial" w:cs="Arial"/>
+          <w:color w:val="000000" w:themeColor="text1"/>
+        </w:rPr>
+      </w:pPr>
+      <w:r>
+        <w:rPr>
+          <w:rFonts w:ascii="Arial" w:eastAsia="Arial" w:hAnsi="Arial" w:cs="Arial"/>
+          <w:color w:val="000000" w:themeColor="text1"/>
+        </w:rPr>
+        <w:t xml:space="preserve">Figura </w:t>
+      </w:r>
+      <w:r>
+        <w:rPr>
+          <w:rFonts w:ascii="Arial" w:eastAsia="Arial" w:hAnsi="Arial" w:cs="Arial"/>
+          <w:color w:val="000000" w:themeColor="text1"/>
+        </w:rPr>
+        <w:t>7</w:t>
+      </w:r>
+      <w:r>
+        <w:rPr>
+          <w:rFonts w:ascii="Arial" w:eastAsia="Arial" w:hAnsi="Arial" w:cs="Arial"/>
+          <w:color w:val="000000" w:themeColor="text1"/>
+        </w:rPr>
+        <w:t xml:space="preserve"> – </w:t>
+      </w:r>
+      <w:r>
+        <w:t>Tela de Cadastro do Aluno</w:t>
+      </w:r>
+      <w:r>
+        <w:rPr>
+          <w:rFonts w:ascii="Arial" w:eastAsia="Arial" w:hAnsi="Arial" w:cs="Arial"/>
+          <w:color w:val="000000" w:themeColor="text1"/>
+        </w:rPr>
+        <w:t>................................................................</w:t>
+      </w:r>
+    </w:p>
+    <w:p>
+      <w:pPr>
+        <w:spacing w:after="120" w:line="360" w:lineRule="auto"/>
+        <w:jc w:val="both"/>
+        <w:rPr>
+          <w:rFonts w:ascii="Arial" w:eastAsia="Arial" w:hAnsi="Arial" w:cs="Arial"/>
+          <w:color w:val="000000" w:themeColor="text1"/>
+        </w:rPr>
+      </w:pPr>
+      <w:r>
+        <w:rPr>
+          <w:rFonts w:ascii="Arial" w:eastAsia="Arial" w:hAnsi="Arial" w:cs="Arial"/>
+          <w:color w:val="000000" w:themeColor="text1"/>
+        </w:rPr>
+        <w:t xml:space="preserve">Figura </w:t>
+      </w:r>
+      <w:r>
+        <w:rPr>
+          <w:rFonts w:ascii="Arial" w:eastAsia="Arial" w:hAnsi="Arial" w:cs="Arial"/>
+          <w:color w:val="000000" w:themeColor="text1"/>
+        </w:rPr>
+        <w:t>8</w:t>
+      </w:r>
+      <w:r>
+        <w:rPr>
+          <w:rFonts w:ascii="Arial" w:eastAsia="Arial" w:hAnsi="Arial" w:cs="Arial"/>
+          <w:color w:val="000000" w:themeColor="text1"/>
+        </w:rPr>
+        <w:t xml:space="preserve"> – </w:t>
+      </w:r>
+      <w:r>
+        <w:t>Tela de Cadastro do</w:t>
+      </w:r>
+      <w:r>
+        <w:t xml:space="preserve"> </w:t>
+      </w:r>
+      <w:r>
+        <w:t>Profissional</w:t>
+      </w:r>
+      <w:r>
+        <w:t xml:space="preserve"> </w:t>
+      </w:r>
+      <w:r>
+        <w:rPr>
+          <w:rFonts w:ascii="Arial" w:eastAsia="Arial" w:hAnsi="Arial" w:cs="Arial"/>
+          <w:color w:val="000000" w:themeColor="text1"/>
+        </w:rPr>
+        <w:t>.........................................................</w:t>
       </w:r>
     </w:p>
     <w:p>
@@ -1995,351 +2221,82 @@
     </w:p>
     <w:p>
       <w:pPr>
+        <w:jc w:val="both"/>
+        <w:rPr>
+          <w:rFonts w:ascii="Arial" w:hAnsi="Arial" w:cs="Arial"/>
+        </w:rPr>
+      </w:pPr>
+      <w:r>
+        <w:rPr>
+          <w:rFonts w:ascii="Arial" w:hAnsi="Arial" w:cs="Arial"/>
+        </w:rPr>
+        <w:t>Tabela 3 –  Requisitos Funcionais</w:t>
+      </w:r>
+      <w:r>
+        <w:rPr>
+          <w:rFonts w:ascii="Arial" w:hAnsi="Arial" w:cs="Arial"/>
+        </w:rPr>
+        <w:t>..................................................................................</w:t>
+      </w:r>
+    </w:p>
+    <w:p>
+      <w:pPr>
+        <w:rPr>
+          <w:rFonts w:ascii="Arial" w:hAnsi="Arial" w:cs="Arial"/>
+        </w:rPr>
+      </w:pPr>
+      <w:proofErr w:type="spellStart"/>
+      <w:r>
         <w:rPr>
           <w:rFonts w:ascii="Arial" w:eastAsia="Arial" w:hAnsi="Arial" w:cs="Arial"/>
           <w:lang w:val="en-US"/>
         </w:rPr>
-      </w:pPr>
-      <w:proofErr w:type="spellStart"/>
+        <w:t>Tabela</w:t>
+      </w:r>
+      <w:proofErr w:type="spellEnd"/>
       <w:r>
         <w:rPr>
           <w:rFonts w:ascii="Arial" w:eastAsia="Arial" w:hAnsi="Arial" w:cs="Arial"/>
           <w:lang w:val="en-US"/>
         </w:rPr>
-        <w:t>Tabela</w:t>
-      </w:r>
-      <w:proofErr w:type="spellEnd"/>
+        <w:t xml:space="preserve"> </w:t>
+      </w:r>
       <w:r>
         <w:rPr>
           <w:rFonts w:ascii="Arial" w:eastAsia="Arial" w:hAnsi="Arial" w:cs="Arial"/>
           <w:lang w:val="en-US"/>
         </w:rPr>
-        <w:t xml:space="preserve"> 3 – </w:t>
-      </w:r>
-      <w:proofErr w:type="spellStart"/>
+        <w:t>4</w:t>
+      </w:r>
       <w:r>
         <w:rPr>
           <w:rFonts w:ascii="Arial" w:eastAsia="Arial" w:hAnsi="Arial" w:cs="Arial"/>
           <w:lang w:val="en-US"/>
         </w:rPr>
-        <w:t>Diagrama</w:t>
-      </w:r>
-      <w:proofErr w:type="spellEnd"/>
-      <w:r>
-        <w:rPr>
-          <w:rFonts w:ascii="Arial" w:eastAsia="Arial" w:hAnsi="Arial" w:cs="Arial"/>
-          <w:lang w:val="en-US"/>
-        </w:rPr>
-        <w:t xml:space="preserve"> de Caso de </w:t>
-      </w:r>
-      <w:proofErr w:type="spellStart"/>
-      <w:r>
-        <w:rPr>
-          <w:rFonts w:ascii="Arial" w:eastAsia="Arial" w:hAnsi="Arial" w:cs="Arial"/>
-          <w:lang w:val="en-US"/>
-        </w:rPr>
-        <w:t>Uso</w:t>
-      </w:r>
-      <w:proofErr w:type="spellEnd"/>
-      <w:r>
-        <w:rPr>
-          <w:rFonts w:ascii="Arial" w:eastAsia="Arial" w:hAnsi="Arial" w:cs="Arial"/>
-          <w:lang w:val="en-US"/>
-        </w:rPr>
-        <w:t xml:space="preserve"> - </w:t>
-      </w:r>
-      <w:proofErr w:type="spellStart"/>
-      <w:r>
-        <w:rPr>
-          <w:rFonts w:ascii="Arial" w:eastAsia="Arial" w:hAnsi="Arial" w:cs="Arial"/>
-          <w:lang w:val="en-US"/>
-        </w:rPr>
-        <w:t>Cliente</w:t>
-      </w:r>
-      <w:proofErr w:type="spellEnd"/>
-      <w:r>
-        <w:rPr>
-          <w:rFonts w:ascii="Arial" w:eastAsia="Arial" w:hAnsi="Arial" w:cs="Arial"/>
-          <w:lang w:val="en-US"/>
-        </w:rPr>
-        <w:t xml:space="preserve"> .................................................</w:t>
-      </w:r>
-    </w:p>
-    <w:p>
-      <w:pPr>
-        <w:rPr>
-          <w:rFonts w:ascii="Arial" w:eastAsia="Arial" w:hAnsi="Arial" w:cs="Arial"/>
-          <w:lang w:val="en-US"/>
-        </w:rPr>
-      </w:pPr>
-      <w:proofErr w:type="spellStart"/>
-      <w:r>
-        <w:rPr>
-          <w:rFonts w:ascii="Arial" w:eastAsia="Arial" w:hAnsi="Arial" w:cs="Arial"/>
-          <w:lang w:val="en-US"/>
-        </w:rPr>
-        <w:t>Tabela</w:t>
-      </w:r>
-      <w:proofErr w:type="spellEnd"/>
-      <w:r>
-        <w:rPr>
-          <w:rFonts w:ascii="Arial" w:eastAsia="Arial" w:hAnsi="Arial" w:cs="Arial"/>
-          <w:lang w:val="en-US"/>
-        </w:rPr>
-        <w:t xml:space="preserve"> 3 – </w:t>
-      </w:r>
-      <w:proofErr w:type="spellStart"/>
-      <w:r>
-        <w:rPr>
-          <w:rFonts w:ascii="Arial" w:eastAsia="Arial" w:hAnsi="Arial" w:cs="Arial"/>
-          <w:lang w:val="en-US"/>
-        </w:rPr>
-        <w:t>Diagrama</w:t>
-      </w:r>
-      <w:proofErr w:type="spellEnd"/>
-      <w:r>
-        <w:rPr>
-          <w:rFonts w:ascii="Arial" w:eastAsia="Arial" w:hAnsi="Arial" w:cs="Arial"/>
-          <w:lang w:val="en-US"/>
-        </w:rPr>
-        <w:t xml:space="preserve"> de Caso de </w:t>
-      </w:r>
-      <w:proofErr w:type="spellStart"/>
-      <w:r>
-        <w:rPr>
-          <w:rFonts w:ascii="Arial" w:eastAsia="Arial" w:hAnsi="Arial" w:cs="Arial"/>
-          <w:lang w:val="en-US"/>
-        </w:rPr>
-        <w:t>Uso</w:t>
-      </w:r>
-      <w:proofErr w:type="spellEnd"/>
-      <w:r>
-        <w:rPr>
-          <w:rFonts w:ascii="Arial" w:eastAsia="Arial" w:hAnsi="Arial" w:cs="Arial"/>
-          <w:lang w:val="en-US"/>
-        </w:rPr>
-        <w:t xml:space="preserve"> - </w:t>
-      </w:r>
-      <w:proofErr w:type="spellStart"/>
-      <w:r>
-        <w:rPr>
-          <w:rFonts w:ascii="Arial" w:eastAsia="Arial" w:hAnsi="Arial" w:cs="Arial"/>
-          <w:lang w:val="en-US"/>
-        </w:rPr>
-        <w:t>Profissional</w:t>
-      </w:r>
-      <w:proofErr w:type="spellEnd"/>
-      <w:r>
-        <w:rPr>
-          <w:rFonts w:ascii="Arial" w:eastAsia="Arial" w:hAnsi="Arial" w:cs="Arial"/>
-          <w:lang w:val="en-US"/>
-        </w:rPr>
-        <w:t>.................................................</w:t>
-      </w:r>
-    </w:p>
-    <w:p>
-      <w:pPr>
-        <w:rPr>
-          <w:rFonts w:ascii="Arial" w:eastAsia="Arial" w:hAnsi="Arial" w:cs="Arial"/>
-          <w:lang w:val="en-US"/>
-        </w:rPr>
-      </w:pPr>
-      <w:proofErr w:type="spellStart"/>
-      <w:r>
-        <w:rPr>
-          <w:rFonts w:ascii="Arial" w:eastAsia="Arial" w:hAnsi="Arial" w:cs="Arial"/>
-          <w:lang w:val="en-US"/>
-        </w:rPr>
-        <w:t>Tabela</w:t>
-      </w:r>
-      <w:proofErr w:type="spellEnd"/>
-      <w:r>
-        <w:rPr>
-          <w:rFonts w:ascii="Arial" w:eastAsia="Arial" w:hAnsi="Arial" w:cs="Arial"/>
-          <w:lang w:val="en-US"/>
-        </w:rPr>
-        <w:t xml:space="preserve"> </w:t>
-      </w:r>
-      <w:r>
-        <w:rPr>
-          <w:rFonts w:ascii="Arial" w:eastAsia="Arial" w:hAnsi="Arial" w:cs="Arial"/>
-          <w:lang w:val="en-US"/>
-        </w:rPr>
-        <w:t>4</w:t>
-      </w:r>
-      <w:r>
-        <w:rPr>
-          <w:rFonts w:ascii="Arial" w:eastAsia="Arial" w:hAnsi="Arial" w:cs="Arial"/>
-          <w:lang w:val="en-US"/>
-        </w:rPr>
         <w:t xml:space="preserve"> – </w:t>
       </w:r>
-      <w:proofErr w:type="spellStart"/>
-      <w:r>
-        <w:rPr>
-          <w:rFonts w:ascii="Arial" w:eastAsia="Arial" w:hAnsi="Arial" w:cs="Arial"/>
-          <w:lang w:val="en-US"/>
-        </w:rPr>
-        <w:t>Requisitos</w:t>
-      </w:r>
-      <w:proofErr w:type="spellEnd"/>
-      <w:r>
-        <w:rPr>
-          <w:rFonts w:ascii="Arial" w:eastAsia="Arial" w:hAnsi="Arial" w:cs="Arial"/>
-          <w:lang w:val="en-US"/>
-        </w:rPr>
-        <w:t xml:space="preserve"> </w:t>
-      </w:r>
-      <w:proofErr w:type="spellStart"/>
-      <w:r>
-        <w:rPr>
-          <w:rFonts w:ascii="Arial" w:eastAsia="Arial" w:hAnsi="Arial" w:cs="Arial"/>
-          <w:lang w:val="en-US"/>
-        </w:rPr>
-        <w:t>Funcionais</w:t>
-      </w:r>
-      <w:proofErr w:type="spellEnd"/>
-      <w:r>
-        <w:rPr>
-          <w:rFonts w:ascii="Arial" w:eastAsia="Arial" w:hAnsi="Arial" w:cs="Arial"/>
-          <w:lang w:val="en-US"/>
-        </w:rPr>
-        <w:t xml:space="preserve"> ....................................................................</w:t>
-      </w:r>
-    </w:p>
-    <w:p>
-      <w:pPr>
-        <w:rPr>
-          <w:lang w:val="en-US"/>
-        </w:rPr>
-      </w:pPr>
-    </w:p>
-    <w:p>
-      <w:pPr>
-        <w:ind w:left="708"/>
-        <w:rPr>
-          <w:b/>
-          <w:bCs/>
-          <w:lang w:val="en-US"/>
-        </w:rPr>
-      </w:pPr>
-      <w:r>
-        <w:rPr>
-          <w:b/>
-          <w:bCs/>
-          <w:lang w:val="en-US"/>
-        </w:rPr>
-        <w:t xml:space="preserve">                           </w:t>
-      </w:r>
-    </w:p>
-    <w:p>
-      <w:pPr>
-        <w:ind w:left="708"/>
-        <w:rPr>
-          <w:b/>
-          <w:bCs/>
-          <w:lang w:val="en-US"/>
-        </w:rPr>
-      </w:pPr>
-    </w:p>
-    <w:p>
-      <w:pPr>
-        <w:ind w:left="708"/>
-        <w:rPr>
-          <w:b/>
-          <w:bCs/>
-          <w:lang w:val="en-US"/>
-        </w:rPr>
-      </w:pPr>
-    </w:p>
-    <w:p>
-      <w:pPr>
-        <w:ind w:left="708"/>
-        <w:rPr>
-          <w:b/>
-          <w:bCs/>
-          <w:lang w:val="en-US"/>
-        </w:rPr>
-      </w:pPr>
-    </w:p>
-    <w:p>
-      <w:pPr>
-        <w:ind w:left="708"/>
-        <w:rPr>
-          <w:b/>
-          <w:bCs/>
-          <w:lang w:val="en-US"/>
-        </w:rPr>
-      </w:pPr>
-    </w:p>
-    <w:p>
-      <w:pPr>
-        <w:ind w:left="708"/>
-        <w:rPr>
-          <w:b/>
-          <w:bCs/>
-          <w:lang w:val="en-US"/>
-        </w:rPr>
-      </w:pPr>
-    </w:p>
-    <w:p>
-      <w:pPr>
-        <w:ind w:left="708"/>
-        <w:rPr>
-          <w:b/>
-          <w:bCs/>
-          <w:lang w:val="en-US"/>
-        </w:rPr>
-      </w:pPr>
-    </w:p>
-    <w:p>
-      <w:pPr>
-        <w:rPr>
-          <w:rFonts w:eastAsiaTheme="minorEastAsia"/>
-          <w:b/>
-          <w:bCs/>
-          <w:color w:val="000000" w:themeColor="text1"/>
-          <w:lang w:val="en-US"/>
-        </w:rPr>
-      </w:pPr>
-      <w:r>
-        <w:rPr>
-          <w:rFonts w:eastAsiaTheme="minorEastAsia"/>
-          <w:b/>
-          <w:bCs/>
-          <w:color w:val="000000" w:themeColor="text1"/>
-          <w:lang w:val="en-US"/>
-        </w:rPr>
-        <w:t xml:space="preserve"> </w:t>
-      </w:r>
-      <w:r>
-        <w:rPr>
-          <w:rFonts w:eastAsiaTheme="minorEastAsia"/>
-          <w:b/>
-          <w:bCs/>
-          <w:color w:val="000000" w:themeColor="text1"/>
-          <w:lang w:val="en-US"/>
-        </w:rPr>
-        <w:br/>
-      </w:r>
-    </w:p>
-    <w:p>
-      <w:pPr>
-        <w:rPr>
-          <w:rFonts w:eastAsiaTheme="minorEastAsia"/>
-          <w:b/>
-          <w:bCs/>
-          <w:color w:val="000000" w:themeColor="text1"/>
-          <w:lang w:val="en-US"/>
-        </w:rPr>
-      </w:pPr>
-      <w:r>
-        <w:rPr>
-          <w:rFonts w:eastAsiaTheme="minorEastAsia"/>
-          <w:b/>
-          <w:bCs/>
-          <w:color w:val="000000" w:themeColor="text1"/>
-          <w:lang w:val="en-US"/>
+      <w:r>
+        <w:rPr>
+          <w:rFonts w:ascii="Arial" w:hAnsi="Arial" w:cs="Arial"/>
+        </w:rPr>
+        <w:t>Regras de Negócio</w:t>
+      </w:r>
+      <w:r>
+        <w:rPr>
+          <w:rFonts w:ascii="Arial" w:hAnsi="Arial" w:cs="Arial"/>
+        </w:rPr>
+        <w:t>....................................................................................</w:t>
+      </w:r>
+    </w:p>
+    <w:p>
+      <w:pPr>
+        <w:rPr>
+          <w:rFonts w:ascii="Arial" w:hAnsi="Arial" w:cs="Arial"/>
+        </w:rPr>
+      </w:pPr>
+      <w:r>
+        <w:rPr>
+          <w:rFonts w:ascii="Arial" w:hAnsi="Arial" w:cs="Arial"/>
         </w:rPr>
         <w:br w:type="page"/>
       </w:r>
@@ -2362,1579 +2319,2684 @@
           <w:bCs/>
         </w:rPr>
         <w:lastRenderedPageBreak/>
-        <w:t xml:space="preserve"> </w:t>
-      </w:r>
-      <w:r>
-        <w:rPr>
-          <w:rFonts w:ascii="Arial" w:eastAsia="Arial" w:hAnsi="Arial" w:cs="Arial"/>
-          <w:b/>
-          <w:bCs/>
-        </w:rPr>
         <w:t>SUMÁRIO</w:t>
       </w:r>
     </w:p>
-    <w:p>
-      <w:pPr>
-        <w:rPr>
-          <w:rFonts w:ascii="Arial" w:eastAsia="Arial" w:hAnsi="Arial" w:cs="Arial"/>
-        </w:rPr>
-      </w:pPr>
-      <w:r>
-        <w:rPr>
-          <w:rFonts w:ascii="Arial" w:eastAsia="Arial" w:hAnsi="Arial" w:cs="Arial"/>
-        </w:rPr>
-        <w:t>1.</w:t>
-      </w:r>
-      <w:r>
-        <w:rPr>
-          <w:rFonts w:ascii="Arial" w:eastAsia="Arial" w:hAnsi="Arial" w:cs="Arial"/>
-        </w:rPr>
-        <w:t xml:space="preserve"> </w:t>
-      </w:r>
-      <w:r>
-        <w:rPr>
-          <w:rFonts w:ascii="Arial" w:eastAsia="Arial" w:hAnsi="Arial" w:cs="Arial"/>
-          <w:b/>
-          <w:bCs/>
-        </w:rPr>
-        <w:t>I</w:t>
-      </w:r>
-      <w:r>
-        <w:rPr>
-          <w:rFonts w:ascii="Arial" w:eastAsia="Arial" w:hAnsi="Arial" w:cs="Arial"/>
-          <w:b/>
-          <w:bCs/>
-        </w:rPr>
-        <w:t>NTRODUÇÃO</w:t>
-      </w:r>
-      <w:r>
-        <w:rPr>
-          <w:rFonts w:ascii="Arial" w:eastAsia="Arial" w:hAnsi="Arial" w:cs="Arial"/>
-        </w:rPr>
-        <w:t xml:space="preserve"> .....................................................................................</w:t>
-      </w:r>
-      <w:r>
-        <w:rPr>
-          <w:rFonts w:ascii="Arial" w:eastAsia="Arial" w:hAnsi="Arial" w:cs="Arial"/>
-        </w:rPr>
-        <w:t xml:space="preserve"> 9</w:t>
-      </w:r>
-    </w:p>
-    <w:p>
-      <w:pPr>
-        <w:rPr>
-          <w:rFonts w:ascii="Arial" w:eastAsia="Arial" w:hAnsi="Arial" w:cs="Arial"/>
-        </w:rPr>
-      </w:pPr>
-      <w:r>
-        <w:rPr>
-          <w:rFonts w:ascii="Arial" w:eastAsia="Arial" w:hAnsi="Arial" w:cs="Arial"/>
-        </w:rPr>
-        <w:t xml:space="preserve">1.1 </w:t>
-      </w:r>
-      <w:r>
-        <w:rPr>
-          <w:rFonts w:ascii="Arial" w:eastAsia="Arial" w:hAnsi="Arial" w:cs="Arial"/>
-        </w:rPr>
-        <w:t>Definição do Projeto</w:t>
-      </w:r>
-      <w:r>
-        <w:rPr>
-          <w:rFonts w:ascii="Arial" w:eastAsia="Arial" w:hAnsi="Arial" w:cs="Arial"/>
-        </w:rPr>
-        <w:t xml:space="preserve"> ...........................................................................</w:t>
-      </w:r>
-      <w:r>
-        <w:rPr>
-          <w:rFonts w:ascii="Arial" w:eastAsia="Arial" w:hAnsi="Arial" w:cs="Arial"/>
-        </w:rPr>
-        <w:t xml:space="preserve"> 9</w:t>
-      </w:r>
-    </w:p>
-    <w:p>
-      <w:pPr>
-        <w:rPr>
-          <w:rFonts w:ascii="Arial" w:eastAsia="Arial" w:hAnsi="Arial" w:cs="Arial"/>
-        </w:rPr>
-      </w:pPr>
-      <w:r>
-        <w:rPr>
-          <w:rFonts w:ascii="Arial" w:eastAsia="Arial" w:hAnsi="Arial" w:cs="Arial"/>
-        </w:rPr>
-        <w:t>1.</w:t>
-      </w:r>
-      <w:r>
-        <w:rPr>
-          <w:rFonts w:ascii="Arial" w:eastAsia="Arial" w:hAnsi="Arial" w:cs="Arial"/>
-        </w:rPr>
-        <w:t>1.1</w:t>
-      </w:r>
-      <w:r>
-        <w:rPr>
-          <w:rFonts w:ascii="Arial" w:eastAsia="Arial" w:hAnsi="Arial" w:cs="Arial"/>
-        </w:rPr>
-        <w:t xml:space="preserve"> Objetivo Geral</w:t>
-      </w:r>
-      <w:r>
-        <w:rPr>
-          <w:rFonts w:ascii="Arial" w:eastAsia="Arial" w:hAnsi="Arial" w:cs="Arial"/>
-        </w:rPr>
-        <w:t xml:space="preserve"> .................................................................................</w:t>
-      </w:r>
-      <w:r>
-        <w:rPr>
-          <w:rFonts w:ascii="Arial" w:eastAsia="Arial" w:hAnsi="Arial" w:cs="Arial"/>
-        </w:rPr>
-        <w:t xml:space="preserve"> 9</w:t>
-      </w:r>
-    </w:p>
-    <w:p>
-      <w:pPr>
-        <w:rPr>
-          <w:rFonts w:ascii="Arial" w:eastAsia="Arial" w:hAnsi="Arial" w:cs="Arial"/>
-        </w:rPr>
-      </w:pPr>
-      <w:r>
-        <w:rPr>
-          <w:rFonts w:ascii="Arial" w:eastAsia="Arial" w:hAnsi="Arial" w:cs="Arial"/>
-        </w:rPr>
-        <w:t>1.2 Problema</w:t>
-      </w:r>
-      <w:r>
-        <w:rPr>
-          <w:rFonts w:ascii="Arial" w:eastAsia="Arial" w:hAnsi="Arial" w:cs="Arial"/>
-        </w:rPr>
-        <w:t xml:space="preserve"> .....................................................................................</w:t>
-      </w:r>
-      <w:r>
-        <w:rPr>
-          <w:rFonts w:ascii="Arial" w:eastAsia="Arial" w:hAnsi="Arial" w:cs="Arial"/>
-        </w:rPr>
-        <w:t xml:space="preserve"> 9</w:t>
-      </w:r>
-    </w:p>
-    <w:p>
-      <w:pPr>
-        <w:rPr>
-          <w:rFonts w:ascii="Arial" w:eastAsia="Arial" w:hAnsi="Arial" w:cs="Arial"/>
-        </w:rPr>
-      </w:pPr>
-      <w:r>
-        <w:rPr>
-          <w:rFonts w:ascii="Arial" w:eastAsia="Arial" w:hAnsi="Arial" w:cs="Arial"/>
-        </w:rPr>
-        <w:t>1.2.1 Solução</w:t>
-      </w:r>
-      <w:r>
-        <w:rPr>
-          <w:rFonts w:ascii="Arial" w:eastAsia="Arial" w:hAnsi="Arial" w:cs="Arial"/>
-        </w:rPr>
-        <w:t xml:space="preserve"> .....................................................................................</w:t>
-      </w:r>
-      <w:r>
-        <w:rPr>
-          <w:rFonts w:ascii="Arial" w:eastAsia="Arial" w:hAnsi="Arial" w:cs="Arial"/>
-        </w:rPr>
-        <w:t xml:space="preserve"> 9</w:t>
-      </w:r>
-    </w:p>
-    <w:p>
-      <w:pPr>
-        <w:rPr>
-          <w:rFonts w:ascii="Arial" w:eastAsia="Arial" w:hAnsi="Arial" w:cs="Arial"/>
-        </w:rPr>
-      </w:pPr>
-      <w:r>
-        <w:rPr>
-          <w:rFonts w:ascii="Arial" w:eastAsia="Arial" w:hAnsi="Arial" w:cs="Arial"/>
-        </w:rPr>
-        <w:t xml:space="preserve">1.3 </w:t>
-      </w:r>
-      <w:r>
-        <w:rPr>
-          <w:rFonts w:ascii="Arial" w:eastAsia="Arial" w:hAnsi="Arial" w:cs="Arial"/>
-        </w:rPr>
-        <w:t>Justificativa</w:t>
-      </w:r>
-      <w:r>
-        <w:rPr>
-          <w:rFonts w:ascii="Arial" w:eastAsia="Arial" w:hAnsi="Arial" w:cs="Arial"/>
-        </w:rPr>
-        <w:t xml:space="preserve"> .....................................................................................</w:t>
-      </w:r>
-      <w:r>
-        <w:rPr>
-          <w:rFonts w:ascii="Arial" w:eastAsia="Arial" w:hAnsi="Arial" w:cs="Arial"/>
-        </w:rPr>
-        <w:t xml:space="preserve"> 10</w:t>
-      </w:r>
-    </w:p>
-    <w:p>
-      <w:pPr>
-        <w:rPr>
-          <w:rFonts w:ascii="Arial" w:eastAsia="Arial" w:hAnsi="Arial" w:cs="Arial"/>
-        </w:rPr>
-      </w:pPr>
-      <w:r>
-        <w:rPr>
-          <w:rFonts w:ascii="Arial" w:eastAsia="Arial" w:hAnsi="Arial" w:cs="Arial"/>
-        </w:rPr>
-        <w:t>1.3.1 Relevância</w:t>
-      </w:r>
-      <w:r>
-        <w:rPr>
-          <w:rFonts w:ascii="Arial" w:eastAsia="Arial" w:hAnsi="Arial" w:cs="Arial"/>
-        </w:rPr>
-        <w:t xml:space="preserve"> .....................................................................................</w:t>
-      </w:r>
-      <w:r>
-        <w:rPr>
-          <w:rFonts w:ascii="Arial" w:eastAsia="Arial" w:hAnsi="Arial" w:cs="Arial"/>
-        </w:rPr>
-        <w:t xml:space="preserve"> 10</w:t>
-      </w:r>
-    </w:p>
-    <w:p>
-      <w:pPr>
-        <w:rPr>
-          <w:rFonts w:ascii="Arial" w:eastAsia="Arial" w:hAnsi="Arial" w:cs="Arial"/>
-        </w:rPr>
-      </w:pPr>
-      <w:r>
-        <w:rPr>
-          <w:rFonts w:ascii="Arial" w:eastAsia="Arial" w:hAnsi="Arial" w:cs="Arial"/>
-        </w:rPr>
-        <w:t xml:space="preserve">1.3.2 Pertinência </w:t>
-      </w:r>
-      <w:r>
-        <w:rPr>
-          <w:rFonts w:ascii="Arial" w:eastAsia="Arial" w:hAnsi="Arial" w:cs="Arial"/>
-        </w:rPr>
-        <w:t>.....................................................................................</w:t>
-      </w:r>
-      <w:r>
-        <w:rPr>
-          <w:rFonts w:ascii="Arial" w:eastAsia="Arial" w:hAnsi="Arial" w:cs="Arial"/>
-        </w:rPr>
-        <w:t xml:space="preserve"> 10</w:t>
-      </w:r>
-    </w:p>
-    <w:p>
-      <w:pPr>
-        <w:rPr>
-          <w:rFonts w:ascii="Arial" w:eastAsia="Arial" w:hAnsi="Arial" w:cs="Arial"/>
-        </w:rPr>
-      </w:pPr>
-      <w:r>
-        <w:rPr>
-          <w:rFonts w:ascii="Arial" w:eastAsia="Arial" w:hAnsi="Arial" w:cs="Arial"/>
-        </w:rPr>
-        <w:t>1.4 Metodologia</w:t>
-      </w:r>
-      <w:r>
-        <w:rPr>
-          <w:rFonts w:ascii="Arial" w:eastAsia="Arial" w:hAnsi="Arial" w:cs="Arial"/>
-        </w:rPr>
-        <w:t xml:space="preserve"> .....................................................................................</w:t>
-      </w:r>
-      <w:r>
-        <w:rPr>
-          <w:rFonts w:ascii="Arial" w:eastAsia="Arial" w:hAnsi="Arial" w:cs="Arial"/>
-        </w:rPr>
-        <w:t xml:space="preserve"> 10</w:t>
-      </w:r>
-    </w:p>
-    <w:p>
-      <w:pPr>
-        <w:rPr>
-          <w:rFonts w:ascii="Arial" w:eastAsia="Arial" w:hAnsi="Arial" w:cs="Arial"/>
-        </w:rPr>
-      </w:pPr>
-      <w:r>
-        <w:rPr>
-          <w:rFonts w:ascii="Arial" w:eastAsia="Arial" w:hAnsi="Arial" w:cs="Arial"/>
-        </w:rPr>
-        <w:t>1.4.1 Abordagem Geral</w:t>
-      </w:r>
-      <w:r>
-        <w:rPr>
-          <w:rFonts w:ascii="Arial" w:eastAsia="Arial" w:hAnsi="Arial" w:cs="Arial"/>
-        </w:rPr>
-        <w:t xml:space="preserve"> ..............................................................................</w:t>
-      </w:r>
-      <w:r>
-        <w:rPr>
-          <w:rFonts w:ascii="Arial" w:eastAsia="Arial" w:hAnsi="Arial" w:cs="Arial"/>
-        </w:rPr>
-        <w:t xml:space="preserve"> 10</w:t>
-      </w:r>
-    </w:p>
-    <w:p>
-      <w:pPr>
-        <w:rPr>
-          <w:rFonts w:ascii="Arial" w:eastAsia="Arial" w:hAnsi="Arial" w:cs="Arial"/>
-        </w:rPr>
-      </w:pPr>
-      <w:r>
-        <w:rPr>
-          <w:rFonts w:ascii="Arial" w:eastAsia="Arial" w:hAnsi="Arial" w:cs="Arial"/>
-        </w:rPr>
-        <w:t>1.4.2 Coleta de Dados ..............................................................................</w:t>
-      </w:r>
-      <w:r>
-        <w:rPr>
-          <w:rFonts w:ascii="Arial" w:eastAsia="Arial" w:hAnsi="Arial" w:cs="Arial"/>
-        </w:rPr>
-        <w:t xml:space="preserve"> 10</w:t>
-      </w:r>
-    </w:p>
-    <w:p>
-      <w:pPr>
-        <w:rPr>
-          <w:rFonts w:ascii="Arial" w:eastAsia="Arial" w:hAnsi="Arial" w:cs="Arial"/>
-        </w:rPr>
-      </w:pPr>
-      <w:r>
-        <w:rPr>
-          <w:rFonts w:ascii="Arial" w:eastAsia="Arial" w:hAnsi="Arial" w:cs="Arial"/>
-        </w:rPr>
-        <w:t xml:space="preserve">2. </w:t>
-      </w:r>
-      <w:r>
-        <w:rPr>
-          <w:rFonts w:ascii="Arial" w:eastAsia="Arial" w:hAnsi="Arial" w:cs="Arial"/>
-          <w:b/>
-          <w:bCs/>
-        </w:rPr>
-        <w:t>FUNDAMENTAÇÃO TEÓRICA</w:t>
-      </w:r>
-      <w:r>
-        <w:rPr>
-          <w:rFonts w:ascii="Arial" w:eastAsia="Arial" w:hAnsi="Arial" w:cs="Arial"/>
-        </w:rPr>
-        <w:t xml:space="preserve"> ...............................................................</w:t>
-      </w:r>
-    </w:p>
-    <w:p>
-      <w:pPr>
-        <w:rPr>
-          <w:rFonts w:ascii="Arial" w:eastAsia="Arial" w:hAnsi="Arial" w:cs="Arial"/>
-        </w:rPr>
-      </w:pPr>
-      <w:r>
-        <w:rPr>
-          <w:rFonts w:ascii="Arial" w:eastAsia="Arial" w:hAnsi="Arial" w:cs="Arial"/>
-        </w:rPr>
-        <w:t xml:space="preserve">2.1 </w:t>
-      </w:r>
-      <w:r>
-        <w:rPr>
-          <w:rFonts w:ascii="Arial" w:eastAsia="Arial" w:hAnsi="Arial" w:cs="Arial"/>
-        </w:rPr>
-        <w:t>Sistemas de Intermediação de Serviços</w:t>
-      </w:r>
-      <w:r>
-        <w:rPr>
-          <w:rFonts w:ascii="Arial" w:eastAsia="Arial" w:hAnsi="Arial" w:cs="Arial"/>
-        </w:rPr>
-        <w:t xml:space="preserve"> </w:t>
-      </w:r>
-      <w:r>
-        <w:rPr>
-          <w:rFonts w:ascii="Arial" w:eastAsia="Arial" w:hAnsi="Arial" w:cs="Arial"/>
-        </w:rPr>
-        <w:t>...........................</w:t>
-      </w:r>
-      <w:r>
-        <w:rPr>
-          <w:rFonts w:ascii="Arial" w:eastAsia="Arial" w:hAnsi="Arial" w:cs="Arial"/>
-        </w:rPr>
-        <w:t>......................</w:t>
-      </w:r>
-    </w:p>
-    <w:p>
-      <w:pPr>
-        <w:rPr>
-          <w:rFonts w:ascii="Arial" w:eastAsia="Arial" w:hAnsi="Arial" w:cs="Arial"/>
-          <w:lang w:val="en-US"/>
-        </w:rPr>
-      </w:pPr>
-      <w:r>
-        <w:rPr>
-          <w:rFonts w:ascii="Arial" w:eastAsia="Arial" w:hAnsi="Arial" w:cs="Arial"/>
-          <w:lang w:val="en-US"/>
-        </w:rPr>
-        <w:t xml:space="preserve">2.2 </w:t>
-      </w:r>
-      <w:r>
-        <w:rPr>
-          <w:rFonts w:ascii="Arial" w:eastAsia="Arial" w:hAnsi="Arial" w:cs="Arial"/>
-          <w:lang w:val="en-US"/>
-        </w:rPr>
-        <w:t xml:space="preserve">A </w:t>
-      </w:r>
-      <w:proofErr w:type="spellStart"/>
-      <w:r>
-        <w:rPr>
-          <w:rFonts w:ascii="Arial" w:eastAsia="Arial" w:hAnsi="Arial" w:cs="Arial"/>
-          <w:lang w:val="en-US"/>
-        </w:rPr>
-        <w:t>Importância</w:t>
-      </w:r>
-      <w:proofErr w:type="spellEnd"/>
-      <w:r>
-        <w:rPr>
-          <w:rFonts w:ascii="Arial" w:eastAsia="Arial" w:hAnsi="Arial" w:cs="Arial"/>
-          <w:lang w:val="en-US"/>
-        </w:rPr>
-        <w:t xml:space="preserve"> do </w:t>
-      </w:r>
-      <w:proofErr w:type="spellStart"/>
-      <w:r>
-        <w:rPr>
-          <w:rFonts w:ascii="Arial" w:eastAsia="Arial" w:hAnsi="Arial" w:cs="Arial"/>
-          <w:lang w:val="en-US"/>
-        </w:rPr>
-        <w:t>Documento</w:t>
-      </w:r>
-      <w:proofErr w:type="spellEnd"/>
-      <w:r>
-        <w:rPr>
-          <w:rFonts w:ascii="Arial" w:eastAsia="Arial" w:hAnsi="Arial" w:cs="Arial"/>
-          <w:lang w:val="en-US"/>
-        </w:rPr>
-        <w:t xml:space="preserve"> </w:t>
-      </w:r>
-      <w:proofErr w:type="spellStart"/>
-      <w:r>
-        <w:rPr>
-          <w:rFonts w:ascii="Arial" w:eastAsia="Arial" w:hAnsi="Arial" w:cs="Arial"/>
-          <w:lang w:val="en-US"/>
-        </w:rPr>
-        <w:t>Validador</w:t>
-      </w:r>
-      <w:proofErr w:type="spellEnd"/>
-      <w:r>
-        <w:rPr>
-          <w:rFonts w:ascii="Arial" w:eastAsia="Arial" w:hAnsi="Arial" w:cs="Arial"/>
-          <w:lang w:val="en-US"/>
-        </w:rPr>
-        <w:t xml:space="preserve"> </w:t>
-      </w:r>
-      <w:r>
-        <w:rPr>
-          <w:rFonts w:ascii="Arial" w:eastAsia="Arial" w:hAnsi="Arial" w:cs="Arial"/>
-        </w:rPr>
-        <w:t>...................................................</w:t>
-      </w:r>
-    </w:p>
-    <w:p>
-      <w:pPr>
-        <w:rPr>
-          <w:rFonts w:ascii="Arial" w:eastAsia="Arial" w:hAnsi="Arial" w:cs="Arial"/>
-          <w:lang w:val="en-US"/>
-        </w:rPr>
-      </w:pPr>
-      <w:r>
-        <w:rPr>
-          <w:rFonts w:ascii="Arial" w:eastAsia="Arial" w:hAnsi="Arial" w:cs="Arial"/>
-          <w:lang w:val="en-US"/>
-        </w:rPr>
-        <w:t xml:space="preserve">2.3 </w:t>
-      </w:r>
-      <w:proofErr w:type="spellStart"/>
-      <w:r>
-        <w:rPr>
-          <w:rFonts w:ascii="Arial" w:eastAsia="Arial" w:hAnsi="Arial" w:cs="Arial"/>
-          <w:lang w:val="en-US"/>
-        </w:rPr>
-        <w:t>Conformidade</w:t>
-      </w:r>
-      <w:proofErr w:type="spellEnd"/>
-      <w:r>
-        <w:rPr>
-          <w:rFonts w:ascii="Arial" w:eastAsia="Arial" w:hAnsi="Arial" w:cs="Arial"/>
-          <w:lang w:val="en-US"/>
-        </w:rPr>
-        <w:t xml:space="preserve"> </w:t>
-      </w:r>
-      <w:proofErr w:type="spellStart"/>
-      <w:r>
-        <w:rPr>
-          <w:rFonts w:ascii="Arial" w:eastAsia="Arial" w:hAnsi="Arial" w:cs="Arial"/>
-          <w:lang w:val="en-US"/>
-        </w:rPr>
-        <w:t>Regulatória</w:t>
-      </w:r>
-      <w:proofErr w:type="spellEnd"/>
-      <w:r>
-        <w:rPr>
-          <w:rFonts w:ascii="Arial" w:eastAsia="Arial" w:hAnsi="Arial" w:cs="Arial"/>
-          <w:lang w:val="en-US"/>
-        </w:rPr>
-        <w:t xml:space="preserve"> e </w:t>
-      </w:r>
-      <w:proofErr w:type="spellStart"/>
-      <w:r>
-        <w:rPr>
-          <w:rFonts w:ascii="Arial" w:eastAsia="Arial" w:hAnsi="Arial" w:cs="Arial"/>
-          <w:lang w:val="en-US"/>
-        </w:rPr>
-        <w:t>Responsabilidad</w:t>
-      </w:r>
-      <w:r>
-        <w:rPr>
-          <w:rFonts w:ascii="Arial" w:eastAsia="Arial" w:hAnsi="Arial" w:cs="Arial"/>
-          <w:lang w:val="en-US"/>
-        </w:rPr>
-        <w:t>e</w:t>
-      </w:r>
-      <w:proofErr w:type="spellEnd"/>
-      <w:r>
-        <w:rPr>
-          <w:rFonts w:ascii="Arial" w:eastAsia="Arial" w:hAnsi="Arial" w:cs="Arial"/>
-          <w:lang w:val="en-US"/>
-        </w:rPr>
-        <w:t xml:space="preserve"> Civil</w:t>
-      </w:r>
-      <w:r>
-        <w:rPr>
-          <w:rFonts w:ascii="Arial" w:eastAsia="Arial" w:hAnsi="Arial" w:cs="Arial"/>
-          <w:lang w:val="en-US"/>
-        </w:rPr>
-        <w:t>.................................</w:t>
-      </w:r>
-    </w:p>
-    <w:p>
-      <w:pPr>
-        <w:rPr>
-          <w:rFonts w:ascii="Arial" w:eastAsia="Arial" w:hAnsi="Arial" w:cs="Arial"/>
-        </w:rPr>
-      </w:pPr>
-      <w:r>
-        <w:rPr>
-          <w:rFonts w:ascii="Arial" w:eastAsia="Arial" w:hAnsi="Arial" w:cs="Arial"/>
-        </w:rPr>
-        <w:t>3.</w:t>
-      </w:r>
-      <w:r>
-        <w:rPr>
-          <w:rFonts w:ascii="Arial" w:eastAsia="Arial" w:hAnsi="Arial" w:cs="Arial"/>
-          <w:b/>
-          <w:bCs/>
-        </w:rPr>
-        <w:t xml:space="preserve"> METODOLOGIA </w:t>
-      </w:r>
-    </w:p>
-    <w:p>
-      <w:pPr>
-        <w:rPr>
-          <w:rFonts w:ascii="Arial" w:eastAsia="Arial" w:hAnsi="Arial" w:cs="Arial"/>
-        </w:rPr>
-      </w:pPr>
-      <w:r>
-        <w:rPr>
-          <w:rFonts w:ascii="Arial" w:eastAsia="Arial" w:hAnsi="Arial" w:cs="Arial"/>
-        </w:rPr>
-        <w:t>3.1 Cronograma .....................................................................................</w:t>
-      </w:r>
-      <w:r>
-        <w:rPr>
-          <w:rFonts w:ascii="Arial" w:eastAsia="Arial" w:hAnsi="Arial" w:cs="Arial"/>
-        </w:rPr>
-        <w:t>........</w:t>
-      </w:r>
-    </w:p>
-    <w:p>
-      <w:pPr>
-        <w:rPr>
-          <w:rFonts w:ascii="Arial" w:eastAsia="Arial" w:hAnsi="Arial" w:cs="Arial"/>
-        </w:rPr>
-      </w:pPr>
-      <w:r>
-        <w:rPr>
-          <w:rFonts w:ascii="Arial" w:eastAsia="Arial" w:hAnsi="Arial" w:cs="Arial"/>
-        </w:rPr>
-        <w:t>3.2 Diagrama de Responsabilidades ...............................................................</w:t>
-      </w:r>
-    </w:p>
-    <w:p>
-      <w:pPr>
-        <w:rPr>
-          <w:rFonts w:ascii="Arial" w:eastAsia="Arial" w:hAnsi="Arial" w:cs="Arial"/>
-        </w:rPr>
-      </w:pPr>
-      <w:r>
-        <w:rPr>
-          <w:rFonts w:ascii="Arial" w:eastAsia="Arial" w:hAnsi="Arial" w:cs="Arial"/>
-        </w:rPr>
-        <w:t xml:space="preserve">4. </w:t>
-      </w:r>
-      <w:r>
-        <w:rPr>
-          <w:rFonts w:ascii="Arial" w:eastAsia="Arial" w:hAnsi="Arial" w:cs="Arial"/>
-          <w:b/>
-          <w:bCs/>
-        </w:rPr>
-        <w:t xml:space="preserve">DESENVOLVIMENTO </w:t>
-      </w:r>
-      <w:r>
-        <w:rPr>
-          <w:rFonts w:ascii="Arial" w:eastAsia="Arial" w:hAnsi="Arial" w:cs="Arial"/>
-        </w:rPr>
-        <w:t>.................................................................................</w:t>
-      </w:r>
-    </w:p>
-    <w:p>
-      <w:pPr>
-        <w:rPr>
-          <w:rFonts w:ascii="Arial" w:eastAsia="Arial" w:hAnsi="Arial" w:cs="Arial"/>
-        </w:rPr>
-      </w:pPr>
-      <w:r>
-        <w:rPr>
-          <w:rFonts w:ascii="Arial" w:eastAsia="Arial" w:hAnsi="Arial" w:cs="Arial"/>
-          <w:lang w:val="en-US"/>
-        </w:rPr>
-        <w:t xml:space="preserve">4.1 </w:t>
-      </w:r>
-      <w:proofErr w:type="spellStart"/>
-      <w:r>
-        <w:rPr>
-          <w:rFonts w:ascii="Arial" w:eastAsia="Arial" w:hAnsi="Arial" w:cs="Arial"/>
-          <w:lang w:val="en-US"/>
-        </w:rPr>
-        <w:t>Descri</w:t>
-      </w:r>
-      <w:r>
-        <w:rPr>
-          <w:rFonts w:ascii="Arial" w:eastAsia="Arial" w:hAnsi="Arial" w:cs="Arial"/>
-          <w:lang w:val="en-US"/>
-        </w:rPr>
-        <w:t>çã</w:t>
-      </w:r>
-      <w:r>
-        <w:rPr>
-          <w:rFonts w:ascii="Arial" w:eastAsia="Arial" w:hAnsi="Arial" w:cs="Arial"/>
-          <w:lang w:val="en-US"/>
-        </w:rPr>
-        <w:t>o</w:t>
-      </w:r>
-      <w:proofErr w:type="spellEnd"/>
-      <w:r>
-        <w:rPr>
-          <w:rFonts w:ascii="Arial" w:eastAsia="Arial" w:hAnsi="Arial" w:cs="Arial"/>
-          <w:lang w:val="en-US"/>
-        </w:rPr>
-        <w:t xml:space="preserve"> </w:t>
-      </w:r>
-      <w:r>
-        <w:rPr>
-          <w:rFonts w:ascii="Arial" w:eastAsia="Arial" w:hAnsi="Arial" w:cs="Arial"/>
-          <w:lang w:val="en-US"/>
-        </w:rPr>
-        <w:t>d</w:t>
-      </w:r>
-      <w:r>
-        <w:rPr>
-          <w:rFonts w:ascii="Arial" w:eastAsia="Arial" w:hAnsi="Arial" w:cs="Arial"/>
-          <w:lang w:val="en-US"/>
-        </w:rPr>
-        <w:t>o Software ................................................................................</w:t>
-      </w:r>
-    </w:p>
-    <w:p>
-      <w:pPr>
-        <w:spacing w:after="0"/>
-        <w:rPr>
-          <w:rFonts w:ascii="Arial" w:eastAsia="Arial" w:hAnsi="Arial" w:cs="Arial"/>
-        </w:rPr>
-      </w:pPr>
-      <w:r>
-        <w:rPr>
-          <w:rFonts w:ascii="Arial" w:eastAsia="Arial" w:hAnsi="Arial" w:cs="Arial"/>
-        </w:rPr>
-        <w:t>4.</w:t>
-      </w:r>
-      <w:r>
-        <w:rPr>
-          <w:rFonts w:ascii="Arial" w:eastAsia="Arial" w:hAnsi="Arial" w:cs="Arial"/>
-        </w:rPr>
-        <w:t>2</w:t>
-      </w:r>
-      <w:r>
-        <w:rPr>
-          <w:rFonts w:ascii="Arial" w:eastAsia="Arial" w:hAnsi="Arial" w:cs="Arial"/>
-        </w:rPr>
-        <w:t xml:space="preserve"> Implementação </w:t>
-      </w:r>
-      <w:r>
-        <w:rPr>
-          <w:rFonts w:ascii="Arial" w:eastAsia="Arial" w:hAnsi="Arial" w:cs="Arial"/>
-        </w:rPr>
-        <w:t>D</w:t>
-      </w:r>
-      <w:r>
-        <w:rPr>
-          <w:rFonts w:ascii="Arial" w:eastAsia="Arial" w:hAnsi="Arial" w:cs="Arial"/>
-        </w:rPr>
-        <w:t>o Front</w:t>
-      </w:r>
-      <w:r>
-        <w:rPr>
-          <w:rFonts w:ascii="Arial" w:eastAsia="Arial" w:hAnsi="Arial" w:cs="Arial"/>
-        </w:rPr>
-        <w:t xml:space="preserve"> – </w:t>
-      </w:r>
-      <w:proofErr w:type="spellStart"/>
-      <w:r>
-        <w:rPr>
-          <w:rFonts w:ascii="Arial" w:eastAsia="Arial" w:hAnsi="Arial" w:cs="Arial"/>
-        </w:rPr>
-        <w:t>End</w:t>
-      </w:r>
-      <w:proofErr w:type="spellEnd"/>
-      <w:r>
-        <w:rPr>
-          <w:rFonts w:ascii="Arial" w:eastAsia="Arial" w:hAnsi="Arial" w:cs="Arial"/>
-        </w:rPr>
-        <w:t xml:space="preserve"> ........................................................</w:t>
-      </w:r>
-    </w:p>
-    <w:p>
-      <w:pPr>
-        <w:spacing w:after="0"/>
-        <w:rPr>
-          <w:rFonts w:ascii="Arial" w:eastAsia="Arial" w:hAnsi="Arial" w:cs="Arial"/>
-        </w:rPr>
-      </w:pPr>
-    </w:p>
-    <w:p>
-      <w:pPr>
-        <w:spacing w:after="0"/>
-        <w:rPr>
-          <w:rFonts w:ascii="Arial" w:eastAsia="Arial" w:hAnsi="Arial" w:cs="Arial"/>
-        </w:rPr>
-      </w:pPr>
-      <w:r>
-        <w:rPr>
-          <w:rFonts w:ascii="Arial" w:eastAsia="Arial" w:hAnsi="Arial" w:cs="Arial"/>
-        </w:rPr>
-        <w:t>4.</w:t>
-      </w:r>
-      <w:r>
-        <w:rPr>
-          <w:rFonts w:ascii="Arial" w:eastAsia="Arial" w:hAnsi="Arial" w:cs="Arial"/>
-        </w:rPr>
-        <w:t>3.</w:t>
-      </w:r>
-      <w:r>
-        <w:rPr>
-          <w:rFonts w:ascii="Arial" w:eastAsia="Arial" w:hAnsi="Arial" w:cs="Arial"/>
-        </w:rPr>
-        <w:t xml:space="preserve"> </w:t>
-      </w:r>
-      <w:r>
-        <w:rPr>
-          <w:rFonts w:ascii="Arial" w:eastAsia="Arial" w:hAnsi="Arial" w:cs="Arial"/>
-        </w:rPr>
-        <w:t xml:space="preserve">Implementação do Back - </w:t>
-      </w:r>
-      <w:proofErr w:type="spellStart"/>
-      <w:r>
-        <w:rPr>
-          <w:rFonts w:ascii="Arial" w:eastAsia="Arial" w:hAnsi="Arial" w:cs="Arial"/>
-        </w:rPr>
-        <w:t>End</w:t>
-      </w:r>
-      <w:proofErr w:type="spellEnd"/>
-      <w:r>
-        <w:rPr>
-          <w:rFonts w:ascii="Arial" w:eastAsia="Arial" w:hAnsi="Arial" w:cs="Arial"/>
-        </w:rPr>
-        <w:t xml:space="preserve"> </w:t>
-      </w:r>
-      <w:r>
-        <w:rPr>
-          <w:rFonts w:ascii="Arial" w:eastAsia="Arial" w:hAnsi="Arial" w:cs="Arial"/>
-        </w:rPr>
-        <w:t>.......................................................................</w:t>
-      </w:r>
-    </w:p>
-    <w:p>
-      <w:pPr>
-        <w:spacing w:after="0"/>
-        <w:rPr>
-          <w:rFonts w:ascii="Arial" w:eastAsia="Arial" w:hAnsi="Arial" w:cs="Arial"/>
-        </w:rPr>
-      </w:pPr>
-    </w:p>
-    <w:p>
-      <w:pPr>
-        <w:spacing w:after="0"/>
-        <w:rPr>
-          <w:rFonts w:ascii="Arial" w:eastAsia="Arial" w:hAnsi="Arial" w:cs="Arial"/>
-        </w:rPr>
-      </w:pPr>
-      <w:r>
-        <w:rPr>
-          <w:rFonts w:ascii="Arial" w:eastAsia="Arial" w:hAnsi="Arial" w:cs="Arial"/>
-        </w:rPr>
-        <w:t>4.</w:t>
-      </w:r>
-      <w:r>
-        <w:rPr>
-          <w:rFonts w:ascii="Arial" w:eastAsia="Arial" w:hAnsi="Arial" w:cs="Arial"/>
-        </w:rPr>
-        <w:t>4</w:t>
-      </w:r>
-      <w:r>
-        <w:rPr>
-          <w:rFonts w:ascii="Arial" w:eastAsia="Arial" w:hAnsi="Arial" w:cs="Arial"/>
-        </w:rPr>
-        <w:t xml:space="preserve"> Integração Geral do Projeto </w:t>
-      </w:r>
-      <w:r>
-        <w:rPr>
-          <w:rFonts w:ascii="Arial" w:eastAsia="Arial" w:hAnsi="Arial" w:cs="Arial"/>
-        </w:rPr>
-        <w:t>.....................</w:t>
-      </w:r>
-      <w:r>
-        <w:rPr>
-          <w:rFonts w:ascii="Arial" w:eastAsia="Arial" w:hAnsi="Arial" w:cs="Arial"/>
-        </w:rPr>
-        <w:t>.............................................</w:t>
-      </w:r>
-      <w:r>
-        <w:rPr>
-          <w:rFonts w:ascii="Arial" w:eastAsia="Arial" w:hAnsi="Arial" w:cs="Arial"/>
-        </w:rPr>
-        <w:t>.....</w:t>
-      </w:r>
-    </w:p>
-    <w:p>
-      <w:pPr>
-        <w:spacing w:after="0"/>
-        <w:rPr>
-          <w:rFonts w:ascii="Arial" w:eastAsia="Arial" w:hAnsi="Arial" w:cs="Arial"/>
-        </w:rPr>
-      </w:pPr>
-    </w:p>
-    <w:p>
-      <w:pPr>
-        <w:spacing w:after="0"/>
-        <w:rPr>
-          <w:rFonts w:ascii="Arial" w:eastAsia="Arial" w:hAnsi="Arial" w:cs="Arial"/>
-        </w:rPr>
-      </w:pPr>
-      <w:r>
-        <w:rPr>
-          <w:rFonts w:ascii="Arial" w:eastAsia="Arial" w:hAnsi="Arial" w:cs="Arial"/>
-        </w:rPr>
-        <w:t>4.</w:t>
-      </w:r>
-      <w:r>
-        <w:rPr>
-          <w:rFonts w:ascii="Arial" w:eastAsia="Arial" w:hAnsi="Arial" w:cs="Arial"/>
-        </w:rPr>
-        <w:t>5</w:t>
-      </w:r>
-      <w:r>
-        <w:rPr>
-          <w:rFonts w:ascii="Arial" w:eastAsia="Arial" w:hAnsi="Arial" w:cs="Arial"/>
-        </w:rPr>
-        <w:t xml:space="preserve"> Diagramas </w:t>
-      </w:r>
-      <w:r>
-        <w:rPr>
-          <w:rFonts w:ascii="Arial" w:eastAsia="Arial" w:hAnsi="Arial" w:cs="Arial"/>
-        </w:rPr>
-        <w:t>......................................................................................</w:t>
-      </w:r>
-    </w:p>
-    <w:p>
-      <w:pPr>
-        <w:spacing w:after="0"/>
-        <w:rPr>
-          <w:rFonts w:ascii="Arial" w:eastAsia="Arial" w:hAnsi="Arial" w:cs="Arial"/>
-        </w:rPr>
-      </w:pPr>
-    </w:p>
-    <w:p>
-      <w:pPr>
-        <w:spacing w:after="0"/>
-        <w:rPr>
-          <w:rFonts w:ascii="Arial" w:eastAsia="Arial" w:hAnsi="Arial" w:cs="Arial"/>
-        </w:rPr>
-      </w:pPr>
-      <w:r>
-        <w:rPr>
-          <w:rFonts w:ascii="Arial" w:eastAsia="Arial" w:hAnsi="Arial" w:cs="Arial"/>
-        </w:rPr>
-        <w:t>4.</w:t>
-      </w:r>
-      <w:r>
-        <w:rPr>
-          <w:rFonts w:ascii="Arial" w:eastAsia="Arial" w:hAnsi="Arial" w:cs="Arial"/>
-        </w:rPr>
-        <w:t>5</w:t>
-      </w:r>
-      <w:r>
-        <w:rPr>
-          <w:rFonts w:ascii="Arial" w:eastAsia="Arial" w:hAnsi="Arial" w:cs="Arial"/>
-        </w:rPr>
-        <w:t>.1 Diagramas de Caso de Uso ............................................................................</w:t>
-      </w:r>
-    </w:p>
-    <w:p>
-      <w:pPr>
-        <w:spacing w:after="0"/>
-        <w:rPr>
-          <w:rFonts w:ascii="Arial" w:eastAsia="Arial" w:hAnsi="Arial" w:cs="Arial"/>
-        </w:rPr>
-      </w:pPr>
-    </w:p>
-    <w:p>
-      <w:pPr>
-        <w:spacing w:after="0"/>
-        <w:rPr>
-          <w:rFonts w:ascii="Arial" w:eastAsia="Arial" w:hAnsi="Arial" w:cs="Arial"/>
-        </w:rPr>
-      </w:pPr>
-      <w:r>
-        <w:rPr>
-          <w:rFonts w:ascii="Arial" w:eastAsia="Arial" w:hAnsi="Arial" w:cs="Arial"/>
-        </w:rPr>
-        <w:t>4.</w:t>
-      </w:r>
-      <w:r>
-        <w:rPr>
-          <w:rFonts w:ascii="Arial" w:eastAsia="Arial" w:hAnsi="Arial" w:cs="Arial"/>
-        </w:rPr>
-        <w:t>5</w:t>
-      </w:r>
-      <w:r>
-        <w:rPr>
-          <w:rFonts w:ascii="Arial" w:eastAsia="Arial" w:hAnsi="Arial" w:cs="Arial"/>
-        </w:rPr>
-        <w:t>.2 Diagrama Hierárquico ............................................................................</w:t>
-      </w:r>
-    </w:p>
-    <w:p>
-      <w:pPr>
-        <w:spacing w:after="0"/>
-        <w:rPr>
-          <w:rFonts w:ascii="Arial" w:eastAsia="Arial" w:hAnsi="Arial" w:cs="Arial"/>
-        </w:rPr>
-      </w:pPr>
-      <w:r>
-        <w:rPr>
-          <w:rFonts w:ascii="Arial" w:eastAsia="Arial" w:hAnsi="Arial" w:cs="Arial"/>
-        </w:rPr>
-        <w:lastRenderedPageBreak/>
-        <w:t>4.</w:t>
-      </w:r>
-      <w:r>
-        <w:rPr>
-          <w:rFonts w:ascii="Arial" w:eastAsia="Arial" w:hAnsi="Arial" w:cs="Arial"/>
-        </w:rPr>
-        <w:t>6</w:t>
-      </w:r>
-      <w:r>
-        <w:rPr>
-          <w:rFonts w:ascii="Arial" w:eastAsia="Arial" w:hAnsi="Arial" w:cs="Arial"/>
-        </w:rPr>
-        <w:t xml:space="preserve"> Dicionário de Dados ............................................................................</w:t>
-      </w:r>
-    </w:p>
-    <w:p>
-      <w:pPr>
-        <w:spacing w:after="0"/>
-        <w:rPr>
-          <w:rFonts w:ascii="Arial" w:eastAsia="Arial" w:hAnsi="Arial" w:cs="Arial"/>
-        </w:rPr>
-      </w:pPr>
-    </w:p>
-    <w:p>
-      <w:pPr>
-        <w:spacing w:after="0"/>
-        <w:rPr>
-          <w:rFonts w:ascii="Arial" w:eastAsia="Arial" w:hAnsi="Arial" w:cs="Arial"/>
-        </w:rPr>
-      </w:pPr>
-      <w:r>
-        <w:rPr>
-          <w:rFonts w:ascii="Arial" w:eastAsia="Arial" w:hAnsi="Arial" w:cs="Arial"/>
-        </w:rPr>
-        <w:t>4.</w:t>
-      </w:r>
-      <w:r>
-        <w:rPr>
-          <w:rFonts w:ascii="Arial" w:eastAsia="Arial" w:hAnsi="Arial" w:cs="Arial"/>
-        </w:rPr>
-        <w:t>7</w:t>
-      </w:r>
-      <w:r>
-        <w:rPr>
-          <w:rFonts w:ascii="Arial" w:eastAsia="Arial" w:hAnsi="Arial" w:cs="Arial"/>
-        </w:rPr>
-        <w:t xml:space="preserve"> Requisitos Funcionais ............................................................................</w:t>
-      </w:r>
-    </w:p>
-    <w:p>
-      <w:pPr>
-        <w:spacing w:after="0"/>
-        <w:rPr>
-          <w:rFonts w:ascii="Arial" w:eastAsia="Arial" w:hAnsi="Arial" w:cs="Arial"/>
-        </w:rPr>
-      </w:pPr>
-    </w:p>
-    <w:p>
-      <w:pPr>
-        <w:spacing w:after="0"/>
-        <w:rPr>
-          <w:rFonts w:ascii="Arial" w:eastAsia="Arial" w:hAnsi="Arial" w:cs="Arial"/>
-        </w:rPr>
-      </w:pPr>
-      <w:r>
-        <w:rPr>
-          <w:rFonts w:ascii="Arial" w:eastAsia="Arial" w:hAnsi="Arial" w:cs="Arial"/>
-        </w:rPr>
-        <w:t>4.</w:t>
-      </w:r>
-      <w:r>
-        <w:rPr>
-          <w:rFonts w:ascii="Arial" w:eastAsia="Arial" w:hAnsi="Arial" w:cs="Arial"/>
-        </w:rPr>
-        <w:t>8</w:t>
-      </w:r>
-      <w:r>
-        <w:rPr>
-          <w:rFonts w:ascii="Arial" w:eastAsia="Arial" w:hAnsi="Arial" w:cs="Arial"/>
-        </w:rPr>
-        <w:t xml:space="preserve"> Regras de Negócio ............................................................................</w:t>
-      </w:r>
-    </w:p>
-    <w:p>
-      <w:pPr>
-        <w:spacing w:after="0"/>
-        <w:rPr>
-          <w:rFonts w:ascii="Arial" w:eastAsia="Arial" w:hAnsi="Arial" w:cs="Arial"/>
-        </w:rPr>
-      </w:pPr>
-    </w:p>
-    <w:p>
-      <w:pPr>
-        <w:spacing w:after="0"/>
-        <w:rPr>
-          <w:rFonts w:ascii="Arial" w:eastAsia="Arial" w:hAnsi="Arial" w:cs="Arial"/>
-        </w:rPr>
-      </w:pPr>
-      <w:r>
-        <w:rPr>
-          <w:rFonts w:ascii="Arial" w:eastAsia="Arial" w:hAnsi="Arial" w:cs="Arial"/>
-        </w:rPr>
-        <w:t>4.</w:t>
-      </w:r>
-      <w:r>
-        <w:rPr>
-          <w:rFonts w:ascii="Arial" w:eastAsia="Arial" w:hAnsi="Arial" w:cs="Arial"/>
-        </w:rPr>
-        <w:t>9</w:t>
-      </w:r>
-      <w:r>
-        <w:rPr>
-          <w:rFonts w:ascii="Arial" w:eastAsia="Arial" w:hAnsi="Arial" w:cs="Arial"/>
-        </w:rPr>
-        <w:t xml:space="preserve"> </w:t>
-      </w:r>
-      <w:r>
-        <w:rPr>
-          <w:rFonts w:ascii="Arial" w:eastAsia="Arial" w:hAnsi="Arial" w:cs="Arial"/>
-          <w:b/>
-          <w:bCs/>
-        </w:rPr>
-        <w:t>DESIGN</w:t>
-      </w:r>
-      <w:r>
-        <w:rPr>
-          <w:rFonts w:ascii="Arial" w:eastAsia="Arial" w:hAnsi="Arial" w:cs="Arial"/>
-        </w:rPr>
-        <w:t xml:space="preserve"> ................................................................................................</w:t>
-      </w:r>
-    </w:p>
-    <w:p>
-      <w:pPr>
-        <w:spacing w:after="0"/>
-        <w:rPr>
-          <w:rFonts w:ascii="Arial" w:eastAsia="Arial" w:hAnsi="Arial" w:cs="Arial"/>
-        </w:rPr>
-      </w:pPr>
-    </w:p>
-    <w:p>
-      <w:pPr>
-        <w:spacing w:after="0"/>
-        <w:rPr>
-          <w:rFonts w:ascii="Arial" w:eastAsia="Arial" w:hAnsi="Arial" w:cs="Arial"/>
-        </w:rPr>
-      </w:pPr>
-      <w:r>
-        <w:rPr>
-          <w:rFonts w:ascii="Arial" w:eastAsia="Arial" w:hAnsi="Arial" w:cs="Arial"/>
-        </w:rPr>
-        <w:t>4.9.1</w:t>
-      </w:r>
-      <w:r>
-        <w:rPr>
-          <w:rFonts w:ascii="Arial" w:eastAsia="Arial" w:hAnsi="Arial" w:cs="Arial"/>
-          <w:b/>
-          <w:bCs/>
-        </w:rPr>
-        <w:t xml:space="preserve"> </w:t>
-      </w:r>
-      <w:r>
-        <w:rPr>
-          <w:rFonts w:ascii="Arial" w:eastAsia="Arial" w:hAnsi="Arial" w:cs="Arial"/>
-        </w:rPr>
-        <w:t>Protótipos e Design</w:t>
-      </w:r>
-      <w:r>
-        <w:rPr>
-          <w:rFonts w:ascii="Arial" w:eastAsia="Arial" w:hAnsi="Arial" w:cs="Arial"/>
-          <w:b/>
-          <w:bCs/>
-        </w:rPr>
-        <w:t xml:space="preserve"> </w:t>
-      </w:r>
-      <w:r>
-        <w:rPr>
-          <w:rFonts w:ascii="Arial" w:eastAsia="Arial" w:hAnsi="Arial" w:cs="Arial"/>
-        </w:rPr>
-        <w:t>.............................................................................</w:t>
-      </w:r>
-    </w:p>
-    <w:p>
-      <w:pPr>
-        <w:spacing w:after="0"/>
-        <w:rPr>
-          <w:rFonts w:ascii="Arial" w:eastAsia="Arial" w:hAnsi="Arial" w:cs="Arial"/>
-        </w:rPr>
-      </w:pPr>
-      <w:r>
-        <w:rPr>
-          <w:rFonts w:ascii="Arial" w:eastAsia="Arial" w:hAnsi="Arial" w:cs="Arial"/>
-        </w:rPr>
-        <w:t xml:space="preserve"> </w:t>
-      </w:r>
-    </w:p>
-    <w:p>
-      <w:pPr>
-        <w:spacing w:after="0"/>
-        <w:rPr>
-          <w:rFonts w:ascii="Arial" w:eastAsia="Arial" w:hAnsi="Arial" w:cs="Arial"/>
-        </w:rPr>
-      </w:pPr>
-      <w:r>
-        <w:rPr>
-          <w:rFonts w:ascii="Arial" w:eastAsia="Arial" w:hAnsi="Arial" w:cs="Arial"/>
-        </w:rPr>
-        <w:t>4.</w:t>
-      </w:r>
-      <w:r>
-        <w:rPr>
-          <w:rFonts w:ascii="Arial" w:eastAsia="Arial" w:hAnsi="Arial" w:cs="Arial"/>
-        </w:rPr>
-        <w:t>9</w:t>
-      </w:r>
-      <w:r>
-        <w:rPr>
-          <w:rFonts w:ascii="Arial" w:eastAsia="Arial" w:hAnsi="Arial" w:cs="Arial"/>
-        </w:rPr>
-        <w:t>.</w:t>
-      </w:r>
-      <w:r>
-        <w:rPr>
-          <w:rFonts w:ascii="Arial" w:eastAsia="Arial" w:hAnsi="Arial" w:cs="Arial"/>
-        </w:rPr>
-        <w:t>2</w:t>
-      </w:r>
-      <w:r>
-        <w:rPr>
-          <w:rFonts w:ascii="Arial" w:eastAsia="Arial" w:hAnsi="Arial" w:cs="Arial"/>
-        </w:rPr>
-        <w:t xml:space="preserve"> </w:t>
-      </w:r>
-      <w:proofErr w:type="spellStart"/>
-      <w:r>
-        <w:rPr>
-          <w:rFonts w:ascii="Arial" w:eastAsia="Arial" w:hAnsi="Arial" w:cs="Arial"/>
-        </w:rPr>
-        <w:t>Wireframes</w:t>
-      </w:r>
-      <w:proofErr w:type="spellEnd"/>
-      <w:r>
-        <w:rPr>
-          <w:rFonts w:ascii="Arial" w:eastAsia="Arial" w:hAnsi="Arial" w:cs="Arial"/>
-        </w:rPr>
-        <w:t xml:space="preserve"> ................................................................................................</w:t>
-      </w:r>
-    </w:p>
-    <w:p>
-      <w:pPr>
-        <w:spacing w:after="0"/>
-        <w:rPr>
-          <w:rFonts w:ascii="Arial" w:eastAsia="Arial" w:hAnsi="Arial" w:cs="Arial"/>
-        </w:rPr>
-      </w:pPr>
-    </w:p>
-    <w:p>
-      <w:pPr>
-        <w:spacing w:after="0"/>
-        <w:rPr>
-          <w:rFonts w:ascii="Arial" w:eastAsia="Arial" w:hAnsi="Arial" w:cs="Arial"/>
-        </w:rPr>
-      </w:pPr>
-      <w:r>
-        <w:rPr>
-          <w:rFonts w:ascii="Arial" w:eastAsia="Arial" w:hAnsi="Arial" w:cs="Arial"/>
-        </w:rPr>
-        <w:t xml:space="preserve">5. </w:t>
-      </w:r>
-      <w:r>
-        <w:rPr>
-          <w:rFonts w:ascii="Arial" w:eastAsia="Arial" w:hAnsi="Arial" w:cs="Arial"/>
-          <w:b/>
-          <w:bCs/>
-        </w:rPr>
-        <w:t xml:space="preserve">CONSIDERAÇÕES FINAIS </w:t>
-      </w:r>
-      <w:r>
-        <w:rPr>
-          <w:rFonts w:ascii="Arial" w:eastAsia="Arial" w:hAnsi="Arial" w:cs="Arial"/>
-        </w:rPr>
-        <w:t>.............................................................................</w:t>
-      </w:r>
-    </w:p>
-    <w:p>
-      <w:pPr>
-        <w:spacing w:after="0"/>
-        <w:rPr>
-          <w:rFonts w:ascii="Arial" w:eastAsia="Arial" w:hAnsi="Arial" w:cs="Arial"/>
-        </w:rPr>
-      </w:pPr>
-    </w:p>
-    <w:p>
-      <w:pPr>
-        <w:spacing w:after="0"/>
-        <w:rPr>
-          <w:rFonts w:ascii="Arial" w:eastAsia="Arial" w:hAnsi="Arial" w:cs="Arial"/>
-        </w:rPr>
-      </w:pPr>
-      <w:r>
-        <w:rPr>
-          <w:rFonts w:ascii="Arial" w:eastAsia="Arial" w:hAnsi="Arial" w:cs="Arial"/>
-        </w:rPr>
-        <w:t xml:space="preserve">6. </w:t>
-      </w:r>
-      <w:r>
-        <w:rPr>
-          <w:rFonts w:ascii="Arial" w:eastAsia="Arial" w:hAnsi="Arial" w:cs="Arial"/>
-          <w:b/>
-          <w:bCs/>
-        </w:rPr>
-        <w:t xml:space="preserve">REFERÊNCIAS </w:t>
-      </w:r>
-      <w:r>
-        <w:rPr>
-          <w:rFonts w:ascii="Arial" w:eastAsia="Arial" w:hAnsi="Arial" w:cs="Arial"/>
-        </w:rPr>
-        <w:t>................................................................................................</w:t>
-      </w:r>
-    </w:p>
-    <w:p>
-      <w:pPr>
-        <w:spacing w:after="0"/>
-        <w:jc w:val="center"/>
-        <w:rPr>
-          <w:rFonts w:ascii="Arial" w:eastAsia="Arial" w:hAnsi="Arial" w:cs="Arial"/>
-          <w:b/>
-          <w:bCs/>
-          <w:color w:val="333333"/>
-        </w:rPr>
-      </w:pPr>
-    </w:p>
-    <w:p>
-      <w:pPr>
-        <w:spacing w:before="240" w:after="240"/>
-        <w:jc w:val="center"/>
-        <w:rPr>
-          <w:rFonts w:eastAsiaTheme="minorEastAsia"/>
-          <w:b/>
-          <w:bCs/>
-          <w:color w:val="000000" w:themeColor="text1"/>
-        </w:rPr>
-      </w:pPr>
-    </w:p>
-    <w:p>
-      <w:pPr>
-        <w:spacing w:before="240" w:after="240"/>
-        <w:jc w:val="center"/>
-        <w:rPr>
-          <w:rFonts w:eastAsiaTheme="minorEastAsia"/>
-          <w:color w:val="000000" w:themeColor="text1"/>
-        </w:rPr>
-      </w:pPr>
-      <w:r>
-        <w:rPr>
-          <w:rFonts w:eastAsiaTheme="minorEastAsia"/>
-          <w:color w:val="000000" w:themeColor="text1"/>
-        </w:rPr>
-        <w:t xml:space="preserve">       </w:t>
-      </w:r>
-    </w:p>
-    <w:p>
-      <w:pPr>
-        <w:spacing w:before="240" w:after="240"/>
-        <w:jc w:val="center"/>
-        <w:rPr>
-          <w:rFonts w:eastAsiaTheme="minorEastAsia"/>
-          <w:color w:val="000000" w:themeColor="text1"/>
-        </w:rPr>
-      </w:pPr>
-    </w:p>
-    <w:p>
-      <w:pPr>
-        <w:spacing w:before="240" w:after="240"/>
-        <w:jc w:val="center"/>
-        <w:rPr>
-          <w:rFonts w:eastAsiaTheme="minorEastAsia"/>
-          <w:color w:val="000000" w:themeColor="text1"/>
-        </w:rPr>
-      </w:pPr>
-    </w:p>
-    <w:p>
-      <w:pPr>
-        <w:spacing w:before="240" w:after="240"/>
-        <w:jc w:val="center"/>
-        <w:rPr>
-          <w:rFonts w:eastAsiaTheme="minorEastAsia"/>
-          <w:color w:val="000000" w:themeColor="text1"/>
-        </w:rPr>
-      </w:pPr>
-    </w:p>
-    <w:p>
-      <w:pPr>
-        <w:spacing w:before="240" w:after="240"/>
-        <w:rPr>
-          <w:rFonts w:eastAsiaTheme="minorEastAsia"/>
-          <w:color w:val="000000" w:themeColor="text1"/>
-          <w:u w:val="single"/>
-        </w:rPr>
-      </w:pPr>
-    </w:p>
-    <w:p>
-      <w:pPr>
-        <w:spacing w:before="240" w:after="240"/>
-        <w:rPr>
-          <w:rFonts w:eastAsiaTheme="minorEastAsia"/>
-          <w:color w:val="000000" w:themeColor="text1"/>
-          <w:u w:val="single"/>
-        </w:rPr>
-      </w:pPr>
-    </w:p>
-    <w:p>
-      <w:pPr>
-        <w:spacing w:before="240" w:after="240"/>
-        <w:rPr>
-          <w:rFonts w:eastAsiaTheme="minorEastAsia"/>
-          <w:color w:val="000000" w:themeColor="text1"/>
-          <w:u w:val="single"/>
-        </w:rPr>
-      </w:pPr>
-    </w:p>
-    <w:p>
-      <w:pPr>
-        <w:spacing w:before="240" w:after="240"/>
-        <w:rPr>
-          <w:rFonts w:eastAsiaTheme="minorEastAsia"/>
-          <w:color w:val="000000" w:themeColor="text1"/>
-          <w:u w:val="single"/>
-        </w:rPr>
-      </w:pPr>
-    </w:p>
-    <w:p>
-      <w:pPr>
-        <w:spacing w:before="240" w:after="240"/>
-        <w:rPr>
-          <w:rFonts w:eastAsiaTheme="minorEastAsia"/>
-          <w:color w:val="000000" w:themeColor="text1"/>
-          <w:u w:val="single"/>
-        </w:rPr>
-      </w:pPr>
-    </w:p>
-    <w:p>
-      <w:pPr>
-        <w:spacing w:before="240" w:after="240"/>
-        <w:rPr>
-          <w:rFonts w:eastAsiaTheme="minorEastAsia"/>
-          <w:color w:val="000000" w:themeColor="text1"/>
-          <w:u w:val="single"/>
-        </w:rPr>
-      </w:pPr>
-    </w:p>
-    <w:p>
-      <w:pPr>
-        <w:spacing w:before="240" w:after="240"/>
-        <w:rPr>
-          <w:rFonts w:eastAsiaTheme="minorEastAsia"/>
-          <w:color w:val="000000" w:themeColor="text1"/>
-          <w:u w:val="single"/>
-        </w:rPr>
-      </w:pPr>
-    </w:p>
-    <w:p>
-      <w:pPr>
-        <w:spacing w:before="240" w:after="240"/>
-        <w:rPr>
-          <w:rFonts w:eastAsiaTheme="minorEastAsia"/>
-          <w:color w:val="000000" w:themeColor="text1"/>
-          <w:u w:val="single"/>
-        </w:rPr>
-      </w:pPr>
-    </w:p>
-    <w:p>
-      <w:pPr>
-        <w:spacing w:before="240" w:after="240"/>
-        <w:rPr>
-          <w:rFonts w:eastAsiaTheme="minorEastAsia"/>
-          <w:color w:val="000000" w:themeColor="text1"/>
-          <w:u w:val="single"/>
-        </w:rPr>
-      </w:pPr>
-    </w:p>
-    <w:p>
-      <w:pPr>
-        <w:spacing w:before="240" w:after="240"/>
-        <w:rPr>
-          <w:rFonts w:eastAsiaTheme="minorEastAsia"/>
-          <w:color w:val="000000" w:themeColor="text1"/>
-          <w:u w:val="single"/>
-        </w:rPr>
-      </w:pPr>
-    </w:p>
-    <w:p>
-      <w:pPr>
-        <w:spacing w:before="240" w:after="240"/>
-        <w:rPr>
-          <w:rFonts w:eastAsiaTheme="minorEastAsia"/>
-          <w:color w:val="000000" w:themeColor="text1"/>
-          <w:u w:val="single"/>
-        </w:rPr>
-      </w:pPr>
-    </w:p>
-    <w:p>
-      <w:pPr>
-        <w:spacing w:before="240" w:after="240"/>
-        <w:rPr>
-          <w:rFonts w:eastAsiaTheme="minorEastAsia"/>
-          <w:color w:val="000000" w:themeColor="text1"/>
-          <w:u w:val="single"/>
-        </w:rPr>
-      </w:pPr>
-    </w:p>
-    <w:p>
-      <w:pPr>
-        <w:spacing w:before="240" w:after="240"/>
-        <w:rPr>
-          <w:rFonts w:ascii="Arial" w:eastAsia="Arial" w:hAnsi="Arial" w:cs="Arial"/>
-          <w:color w:val="000000" w:themeColor="text1"/>
-          <w:u w:val="single"/>
-        </w:rPr>
-      </w:pPr>
-    </w:p>
-    <w:p>
-      <w:pPr>
-        <w:rPr>
-          <w:rFonts w:ascii="Arial" w:eastAsia="Arial" w:hAnsi="Arial" w:cs="Arial"/>
-          <w:b/>
-          <w:bCs/>
-          <w:u w:val="single"/>
-        </w:rPr>
-      </w:pPr>
-    </w:p>
-    <w:p>
-      <w:pPr>
-        <w:pStyle w:val="Ttulo1"/>
-        <w:spacing w:before="0" w:after="120" w:line="360" w:lineRule="auto"/>
-        <w:jc w:val="both"/>
-        <w:rPr>
-          <w:rFonts w:ascii="Arial" w:eastAsia="Arial" w:hAnsi="Arial" w:cs="Arial"/>
+    <w:sdt>
+      <w:sdtPr>
+        <w:id w:val="5487767"/>
+        <w:docPartObj>
+          <w:docPartGallery w:val="Table of Contents"/>
+          <w:docPartUnique/>
+        </w:docPartObj>
+      </w:sdtPr>
+      <w:sdtEndPr>
+        <w:rPr>
+          <w:rFonts w:asciiTheme="minorHAnsi" w:eastAsiaTheme="minorHAnsi" w:hAnsiTheme="minorHAnsi" w:cstheme="minorBidi"/>
           <w:b/>
           <w:bCs/>
           <w:color w:val="auto"/>
           <w:sz w:val="24"/>
           <w:szCs w:val="24"/>
-        </w:rPr>
-      </w:pPr>
-      <w:r>
-        <w:rPr>
-          <w:rFonts w:ascii="Arial" w:eastAsia="Arial" w:hAnsi="Arial" w:cs="Arial"/>
+          <w:lang w:eastAsia="en-US"/>
+        </w:rPr>
+      </w:sdtEndPr>
+      <w:sdtContent>
+        <w:p>
+          <w:pPr>
+            <w:pStyle w:val="CabealhodoSumrio"/>
+          </w:pPr>
+        </w:p>
+        <w:p>
+          <w:pPr>
+            <w:pStyle w:val="Sumrio1"/>
+            <w:tabs>
+              <w:tab w:val="right" w:leader="dot" w:pos="9061"/>
+            </w:tabs>
+            <w:rPr>
+              <w:rFonts w:eastAsiaTheme="minorEastAsia"/>
+              <w:noProof/>
+              <w:kern w:val="2"/>
+              <w:lang w:eastAsia="pt-BR"/>
+              <w14:ligatures w14:val="standardContextual"/>
+            </w:rPr>
+          </w:pPr>
+          <w:r>
+            <w:fldChar w:fldCharType="begin"/>
+          </w:r>
+          <w:r>
+            <w:instrText xml:space="preserve"> TOC \o "1-3" \h \z \u </w:instrText>
+          </w:r>
+          <w:r>
+            <w:fldChar w:fldCharType="separate"/>
+          </w:r>
+          <w:hyperlink w:anchor="_Toc232627382" w:history="1">
+            <w:r>
+              <w:rPr>
+                <w:rStyle w:val="Hyperlink"/>
+                <w:rFonts w:ascii="Arial" w:hAnsi="Arial" w:cs="Arial"/>
+                <w:b/>
+                <w:bCs/>
+                <w:noProof/>
+              </w:rPr>
+              <w:t>1. INTRODUÇÃO</w:t>
+            </w:r>
+            <w:r>
+              <w:rPr>
+                <w:noProof/>
+                <w:webHidden/>
+              </w:rPr>
+              <w:tab/>
+            </w:r>
+            <w:r>
+              <w:rPr>
+                <w:noProof/>
+                <w:webHidden/>
+              </w:rPr>
+              <w:fldChar w:fldCharType="begin"/>
+            </w:r>
+            <w:r>
+              <w:rPr>
+                <w:noProof/>
+                <w:webHidden/>
+              </w:rPr>
+              <w:instrText xml:space="preserve"> PAGEREF _Toc232627382 \h </w:instrText>
+            </w:r>
+            <w:r>
+              <w:rPr>
+                <w:noProof/>
+                <w:webHidden/>
+              </w:rPr>
+            </w:r>
+            <w:r>
+              <w:rPr>
+                <w:noProof/>
+                <w:webHidden/>
+              </w:rPr>
+              <w:fldChar w:fldCharType="separate"/>
+            </w:r>
+            <w:r>
+              <w:rPr>
+                <w:noProof/>
+                <w:webHidden/>
+              </w:rPr>
+              <w:t>9</w:t>
+            </w:r>
+            <w:r>
+              <w:rPr>
+                <w:noProof/>
+                <w:webHidden/>
+              </w:rPr>
+              <w:fldChar w:fldCharType="end"/>
+            </w:r>
+          </w:hyperlink>
+        </w:p>
+        <w:p>
+          <w:pPr>
+            <w:pStyle w:val="Sumrio2"/>
+            <w:tabs>
+              <w:tab w:val="right" w:leader="dot" w:pos="9061"/>
+            </w:tabs>
+            <w:rPr>
+              <w:rFonts w:eastAsiaTheme="minorEastAsia"/>
+              <w:noProof/>
+              <w:kern w:val="2"/>
+              <w:lang w:eastAsia="pt-BR"/>
+              <w14:ligatures w14:val="standardContextual"/>
+            </w:rPr>
+          </w:pPr>
+          <w:hyperlink w:anchor="_Toc232627383" w:history="1">
+            <w:r>
+              <w:rPr>
+                <w:rStyle w:val="Hyperlink"/>
+                <w:rFonts w:ascii="Arial" w:eastAsia="Arial" w:hAnsi="Arial" w:cs="Arial"/>
+                <w:b/>
+                <w:bCs/>
+                <w:noProof/>
+              </w:rPr>
+              <w:t>1.1 Definição do Projeto</w:t>
+            </w:r>
+            <w:r>
+              <w:rPr>
+                <w:noProof/>
+                <w:webHidden/>
+              </w:rPr>
+              <w:tab/>
+            </w:r>
+            <w:r>
+              <w:rPr>
+                <w:noProof/>
+                <w:webHidden/>
+              </w:rPr>
+              <w:fldChar w:fldCharType="begin"/>
+            </w:r>
+            <w:r>
+              <w:rPr>
+                <w:noProof/>
+                <w:webHidden/>
+              </w:rPr>
+              <w:instrText xml:space="preserve"> PAGEREF _Toc232627383 \h </w:instrText>
+            </w:r>
+            <w:r>
+              <w:rPr>
+                <w:noProof/>
+                <w:webHidden/>
+              </w:rPr>
+            </w:r>
+            <w:r>
+              <w:rPr>
+                <w:noProof/>
+                <w:webHidden/>
+              </w:rPr>
+              <w:fldChar w:fldCharType="separate"/>
+            </w:r>
+            <w:r>
+              <w:rPr>
+                <w:noProof/>
+                <w:webHidden/>
+              </w:rPr>
+              <w:t>9</w:t>
+            </w:r>
+            <w:r>
+              <w:rPr>
+                <w:noProof/>
+                <w:webHidden/>
+              </w:rPr>
+              <w:fldChar w:fldCharType="end"/>
+            </w:r>
+          </w:hyperlink>
+        </w:p>
+        <w:p>
+          <w:pPr>
+            <w:pStyle w:val="Sumrio2"/>
+            <w:tabs>
+              <w:tab w:val="right" w:leader="dot" w:pos="9061"/>
+            </w:tabs>
+            <w:rPr>
+              <w:rFonts w:eastAsiaTheme="minorEastAsia"/>
+              <w:noProof/>
+              <w:kern w:val="2"/>
+              <w:lang w:eastAsia="pt-BR"/>
+              <w14:ligatures w14:val="standardContextual"/>
+            </w:rPr>
+          </w:pPr>
+          <w:hyperlink w:anchor="_Toc232627384" w:history="1">
+            <w:r>
+              <w:rPr>
+                <w:rStyle w:val="Hyperlink"/>
+                <w:rFonts w:ascii="Arial" w:hAnsi="Arial" w:cs="Arial"/>
+                <w:b/>
+                <w:bCs/>
+                <w:noProof/>
+              </w:rPr>
+              <w:t>1.1 Objetivo Geral</w:t>
+            </w:r>
+            <w:r>
+              <w:rPr>
+                <w:noProof/>
+                <w:webHidden/>
+              </w:rPr>
+              <w:tab/>
+            </w:r>
+            <w:r>
+              <w:rPr>
+                <w:noProof/>
+                <w:webHidden/>
+              </w:rPr>
+              <w:fldChar w:fldCharType="begin"/>
+            </w:r>
+            <w:r>
+              <w:rPr>
+                <w:noProof/>
+                <w:webHidden/>
+              </w:rPr>
+              <w:instrText xml:space="preserve"> PAGEREF _Toc232627384 \h </w:instrText>
+            </w:r>
+            <w:r>
+              <w:rPr>
+                <w:noProof/>
+                <w:webHidden/>
+              </w:rPr>
+            </w:r>
+            <w:r>
+              <w:rPr>
+                <w:noProof/>
+                <w:webHidden/>
+              </w:rPr>
+              <w:fldChar w:fldCharType="separate"/>
+            </w:r>
+            <w:r>
+              <w:rPr>
+                <w:noProof/>
+                <w:webHidden/>
+              </w:rPr>
+              <w:t>9</w:t>
+            </w:r>
+            <w:r>
+              <w:rPr>
+                <w:noProof/>
+                <w:webHidden/>
+              </w:rPr>
+              <w:fldChar w:fldCharType="end"/>
+            </w:r>
+          </w:hyperlink>
+        </w:p>
+        <w:p>
+          <w:pPr>
+            <w:pStyle w:val="Sumrio2"/>
+            <w:tabs>
+              <w:tab w:val="right" w:leader="dot" w:pos="9061"/>
+            </w:tabs>
+            <w:rPr>
+              <w:rFonts w:eastAsiaTheme="minorEastAsia"/>
+              <w:noProof/>
+              <w:kern w:val="2"/>
+              <w:lang w:eastAsia="pt-BR"/>
+              <w14:ligatures w14:val="standardContextual"/>
+            </w:rPr>
+          </w:pPr>
+          <w:hyperlink w:anchor="_Toc232627385" w:history="1">
+            <w:r>
+              <w:rPr>
+                <w:rStyle w:val="Hyperlink"/>
+                <w:rFonts w:ascii="Arial" w:hAnsi="Arial" w:cs="Arial"/>
+                <w:b/>
+                <w:bCs/>
+                <w:noProof/>
+              </w:rPr>
+              <w:t>1.2 Descrição do Problema</w:t>
+            </w:r>
+            <w:r>
+              <w:rPr>
+                <w:noProof/>
+                <w:webHidden/>
+              </w:rPr>
+              <w:tab/>
+            </w:r>
+            <w:r>
+              <w:rPr>
+                <w:noProof/>
+                <w:webHidden/>
+              </w:rPr>
+              <w:fldChar w:fldCharType="begin"/>
+            </w:r>
+            <w:r>
+              <w:rPr>
+                <w:noProof/>
+                <w:webHidden/>
+              </w:rPr>
+              <w:instrText xml:space="preserve"> PAGEREF _Toc232627385 \h </w:instrText>
+            </w:r>
+            <w:r>
+              <w:rPr>
+                <w:noProof/>
+                <w:webHidden/>
+              </w:rPr>
+            </w:r>
+            <w:r>
+              <w:rPr>
+                <w:noProof/>
+                <w:webHidden/>
+              </w:rPr>
+              <w:fldChar w:fldCharType="separate"/>
+            </w:r>
+            <w:r>
+              <w:rPr>
+                <w:noProof/>
+                <w:webHidden/>
+              </w:rPr>
+              <w:t>9</w:t>
+            </w:r>
+            <w:r>
+              <w:rPr>
+                <w:noProof/>
+                <w:webHidden/>
+              </w:rPr>
+              <w:fldChar w:fldCharType="end"/>
+            </w:r>
+          </w:hyperlink>
+        </w:p>
+        <w:p>
+          <w:pPr>
+            <w:pStyle w:val="Sumrio2"/>
+            <w:tabs>
+              <w:tab w:val="right" w:leader="dot" w:pos="9061"/>
+            </w:tabs>
+            <w:rPr>
+              <w:rFonts w:eastAsiaTheme="minorEastAsia"/>
+              <w:noProof/>
+              <w:kern w:val="2"/>
+              <w:lang w:eastAsia="pt-BR"/>
+              <w14:ligatures w14:val="standardContextual"/>
+            </w:rPr>
+          </w:pPr>
+          <w:hyperlink w:anchor="_Toc232627386" w:history="1">
+            <w:r>
+              <w:rPr>
+                <w:rStyle w:val="Hyperlink"/>
+                <w:rFonts w:ascii="Arial" w:hAnsi="Arial" w:cs="Arial"/>
+                <w:b/>
+                <w:bCs/>
+                <w:noProof/>
+              </w:rPr>
+              <w:t>1.2.1 Solução</w:t>
+            </w:r>
+            <w:r>
+              <w:rPr>
+                <w:noProof/>
+                <w:webHidden/>
+              </w:rPr>
+              <w:tab/>
+            </w:r>
+            <w:r>
+              <w:rPr>
+                <w:noProof/>
+                <w:webHidden/>
+              </w:rPr>
+              <w:fldChar w:fldCharType="begin"/>
+            </w:r>
+            <w:r>
+              <w:rPr>
+                <w:noProof/>
+                <w:webHidden/>
+              </w:rPr>
+              <w:instrText xml:space="preserve"> PAGEREF _Toc232627386 \h </w:instrText>
+            </w:r>
+            <w:r>
+              <w:rPr>
+                <w:noProof/>
+                <w:webHidden/>
+              </w:rPr>
+            </w:r>
+            <w:r>
+              <w:rPr>
+                <w:noProof/>
+                <w:webHidden/>
+              </w:rPr>
+              <w:fldChar w:fldCharType="separate"/>
+            </w:r>
+            <w:r>
+              <w:rPr>
+                <w:noProof/>
+                <w:webHidden/>
+              </w:rPr>
+              <w:t>9</w:t>
+            </w:r>
+            <w:r>
+              <w:rPr>
+                <w:noProof/>
+                <w:webHidden/>
+              </w:rPr>
+              <w:fldChar w:fldCharType="end"/>
+            </w:r>
+          </w:hyperlink>
+        </w:p>
+        <w:p>
+          <w:pPr>
+            <w:pStyle w:val="Sumrio2"/>
+            <w:tabs>
+              <w:tab w:val="right" w:leader="dot" w:pos="9061"/>
+            </w:tabs>
+            <w:rPr>
+              <w:rFonts w:eastAsiaTheme="minorEastAsia"/>
+              <w:noProof/>
+              <w:kern w:val="2"/>
+              <w:lang w:eastAsia="pt-BR"/>
+              <w14:ligatures w14:val="standardContextual"/>
+            </w:rPr>
+          </w:pPr>
+          <w:hyperlink w:anchor="_Toc232627387" w:history="1">
+            <w:r>
+              <w:rPr>
+                <w:rStyle w:val="Hyperlink"/>
+                <w:rFonts w:ascii="Arial" w:eastAsia="Arial" w:hAnsi="Arial" w:cs="Arial"/>
+                <w:b/>
+                <w:bCs/>
+                <w:noProof/>
+              </w:rPr>
+              <w:t>1.3 Justificativa</w:t>
+            </w:r>
+            <w:r>
+              <w:rPr>
+                <w:noProof/>
+                <w:webHidden/>
+              </w:rPr>
+              <w:tab/>
+            </w:r>
+            <w:r>
+              <w:rPr>
+                <w:noProof/>
+                <w:webHidden/>
+              </w:rPr>
+              <w:fldChar w:fldCharType="begin"/>
+            </w:r>
+            <w:r>
+              <w:rPr>
+                <w:noProof/>
+                <w:webHidden/>
+              </w:rPr>
+              <w:instrText xml:space="preserve"> PAGEREF _Toc232627387 \h </w:instrText>
+            </w:r>
+            <w:r>
+              <w:rPr>
+                <w:noProof/>
+                <w:webHidden/>
+              </w:rPr>
+            </w:r>
+            <w:r>
+              <w:rPr>
+                <w:noProof/>
+                <w:webHidden/>
+              </w:rPr>
+              <w:fldChar w:fldCharType="separate"/>
+            </w:r>
+            <w:r>
+              <w:rPr>
+                <w:noProof/>
+                <w:webHidden/>
+              </w:rPr>
+              <w:t>10</w:t>
+            </w:r>
+            <w:r>
+              <w:rPr>
+                <w:noProof/>
+                <w:webHidden/>
+              </w:rPr>
+              <w:fldChar w:fldCharType="end"/>
+            </w:r>
+          </w:hyperlink>
+        </w:p>
+        <w:p>
+          <w:pPr>
+            <w:pStyle w:val="Sumrio2"/>
+            <w:tabs>
+              <w:tab w:val="right" w:leader="dot" w:pos="9061"/>
+            </w:tabs>
+            <w:rPr>
+              <w:rFonts w:eastAsiaTheme="minorEastAsia"/>
+              <w:noProof/>
+              <w:kern w:val="2"/>
+              <w:lang w:eastAsia="pt-BR"/>
+              <w14:ligatures w14:val="standardContextual"/>
+            </w:rPr>
+          </w:pPr>
+          <w:hyperlink w:anchor="_Toc232627388" w:history="1">
+            <w:r>
+              <w:rPr>
+                <w:rStyle w:val="Hyperlink"/>
+                <w:rFonts w:ascii="Arial" w:hAnsi="Arial" w:cs="Arial"/>
+                <w:b/>
+                <w:bCs/>
+                <w:noProof/>
+              </w:rPr>
+              <w:t>1.3.1 Relevância</w:t>
+            </w:r>
+            <w:r>
+              <w:rPr>
+                <w:noProof/>
+                <w:webHidden/>
+              </w:rPr>
+              <w:tab/>
+            </w:r>
+            <w:r>
+              <w:rPr>
+                <w:noProof/>
+                <w:webHidden/>
+              </w:rPr>
+              <w:fldChar w:fldCharType="begin"/>
+            </w:r>
+            <w:r>
+              <w:rPr>
+                <w:noProof/>
+                <w:webHidden/>
+              </w:rPr>
+              <w:instrText xml:space="preserve"> PAGEREF _Toc232627388 \h </w:instrText>
+            </w:r>
+            <w:r>
+              <w:rPr>
+                <w:noProof/>
+                <w:webHidden/>
+              </w:rPr>
+            </w:r>
+            <w:r>
+              <w:rPr>
+                <w:noProof/>
+                <w:webHidden/>
+              </w:rPr>
+              <w:fldChar w:fldCharType="separate"/>
+            </w:r>
+            <w:r>
+              <w:rPr>
+                <w:noProof/>
+                <w:webHidden/>
+              </w:rPr>
+              <w:t>10</w:t>
+            </w:r>
+            <w:r>
+              <w:rPr>
+                <w:noProof/>
+                <w:webHidden/>
+              </w:rPr>
+              <w:fldChar w:fldCharType="end"/>
+            </w:r>
+          </w:hyperlink>
+        </w:p>
+        <w:p>
+          <w:pPr>
+            <w:pStyle w:val="Sumrio2"/>
+            <w:tabs>
+              <w:tab w:val="right" w:leader="dot" w:pos="9061"/>
+            </w:tabs>
+            <w:rPr>
+              <w:rFonts w:eastAsiaTheme="minorEastAsia"/>
+              <w:noProof/>
+              <w:kern w:val="2"/>
+              <w:lang w:eastAsia="pt-BR"/>
+              <w14:ligatures w14:val="standardContextual"/>
+            </w:rPr>
+          </w:pPr>
+          <w:hyperlink w:anchor="_Toc232627389" w:history="1">
+            <w:r>
+              <w:rPr>
+                <w:rStyle w:val="Hyperlink"/>
+                <w:rFonts w:ascii="Arial" w:hAnsi="Arial" w:cs="Arial"/>
+                <w:b/>
+                <w:bCs/>
+                <w:noProof/>
+              </w:rPr>
+              <w:t>1.3.2 Pertinência</w:t>
+            </w:r>
+            <w:r>
+              <w:rPr>
+                <w:noProof/>
+                <w:webHidden/>
+              </w:rPr>
+              <w:tab/>
+            </w:r>
+            <w:r>
+              <w:rPr>
+                <w:noProof/>
+                <w:webHidden/>
+              </w:rPr>
+              <w:fldChar w:fldCharType="begin"/>
+            </w:r>
+            <w:r>
+              <w:rPr>
+                <w:noProof/>
+                <w:webHidden/>
+              </w:rPr>
+              <w:instrText xml:space="preserve"> PAGEREF _Toc232627389 \h </w:instrText>
+            </w:r>
+            <w:r>
+              <w:rPr>
+                <w:noProof/>
+                <w:webHidden/>
+              </w:rPr>
+            </w:r>
+            <w:r>
+              <w:rPr>
+                <w:noProof/>
+                <w:webHidden/>
+              </w:rPr>
+              <w:fldChar w:fldCharType="separate"/>
+            </w:r>
+            <w:r>
+              <w:rPr>
+                <w:noProof/>
+                <w:webHidden/>
+              </w:rPr>
+              <w:t>11</w:t>
+            </w:r>
+            <w:r>
+              <w:rPr>
+                <w:noProof/>
+                <w:webHidden/>
+              </w:rPr>
+              <w:fldChar w:fldCharType="end"/>
+            </w:r>
+          </w:hyperlink>
+        </w:p>
+        <w:p>
+          <w:pPr>
+            <w:pStyle w:val="Sumrio1"/>
+            <w:tabs>
+              <w:tab w:val="right" w:leader="dot" w:pos="9061"/>
+            </w:tabs>
+            <w:rPr>
+              <w:rFonts w:eastAsiaTheme="minorEastAsia"/>
+              <w:noProof/>
+              <w:kern w:val="2"/>
+              <w:lang w:eastAsia="pt-BR"/>
+              <w14:ligatures w14:val="standardContextual"/>
+            </w:rPr>
+          </w:pPr>
+          <w:hyperlink w:anchor="_Toc232627390" w:history="1">
+            <w:r>
+              <w:rPr>
+                <w:rStyle w:val="Hyperlink"/>
+                <w:rFonts w:ascii="Arial" w:hAnsi="Arial" w:cs="Arial"/>
+                <w:b/>
+                <w:bCs/>
+                <w:noProof/>
+              </w:rPr>
+              <w:t>2. FUNDAMENTAÇÃO TEÓRICA</w:t>
+            </w:r>
+            <w:r>
+              <w:rPr>
+                <w:noProof/>
+                <w:webHidden/>
+              </w:rPr>
+              <w:tab/>
+            </w:r>
+            <w:r>
+              <w:rPr>
+                <w:noProof/>
+                <w:webHidden/>
+              </w:rPr>
+              <w:fldChar w:fldCharType="begin"/>
+            </w:r>
+            <w:r>
+              <w:rPr>
+                <w:noProof/>
+                <w:webHidden/>
+              </w:rPr>
+              <w:instrText xml:space="preserve"> PAGEREF _Toc232627390 \h </w:instrText>
+            </w:r>
+            <w:r>
+              <w:rPr>
+                <w:noProof/>
+                <w:webHidden/>
+              </w:rPr>
+            </w:r>
+            <w:r>
+              <w:rPr>
+                <w:noProof/>
+                <w:webHidden/>
+              </w:rPr>
+              <w:fldChar w:fldCharType="separate"/>
+            </w:r>
+            <w:r>
+              <w:rPr>
+                <w:noProof/>
+                <w:webHidden/>
+              </w:rPr>
+              <w:t>11</w:t>
+            </w:r>
+            <w:r>
+              <w:rPr>
+                <w:noProof/>
+                <w:webHidden/>
+              </w:rPr>
+              <w:fldChar w:fldCharType="end"/>
+            </w:r>
+          </w:hyperlink>
+        </w:p>
+        <w:p>
+          <w:pPr>
+            <w:pStyle w:val="Sumrio2"/>
+            <w:tabs>
+              <w:tab w:val="right" w:leader="dot" w:pos="9061"/>
+            </w:tabs>
+            <w:rPr>
+              <w:rFonts w:eastAsiaTheme="minorEastAsia"/>
+              <w:noProof/>
+              <w:kern w:val="2"/>
+              <w:lang w:eastAsia="pt-BR"/>
+              <w14:ligatures w14:val="standardContextual"/>
+            </w:rPr>
+          </w:pPr>
+          <w:hyperlink w:anchor="_Toc232627391" w:history="1">
+            <w:r>
+              <w:rPr>
+                <w:rStyle w:val="Hyperlink"/>
+                <w:rFonts w:ascii="Arial" w:hAnsi="Arial" w:cs="Arial"/>
+                <w:b/>
+                <w:bCs/>
+                <w:noProof/>
+              </w:rPr>
+              <w:t>2.1 Sistemas de Intermediação de Serviços</w:t>
+            </w:r>
+            <w:r>
+              <w:rPr>
+                <w:noProof/>
+                <w:webHidden/>
+              </w:rPr>
+              <w:tab/>
+            </w:r>
+            <w:r>
+              <w:rPr>
+                <w:noProof/>
+                <w:webHidden/>
+              </w:rPr>
+              <w:fldChar w:fldCharType="begin"/>
+            </w:r>
+            <w:r>
+              <w:rPr>
+                <w:noProof/>
+                <w:webHidden/>
+              </w:rPr>
+              <w:instrText xml:space="preserve"> PAGEREF _Toc232627391 \h </w:instrText>
+            </w:r>
+            <w:r>
+              <w:rPr>
+                <w:noProof/>
+                <w:webHidden/>
+              </w:rPr>
+            </w:r>
+            <w:r>
+              <w:rPr>
+                <w:noProof/>
+                <w:webHidden/>
+              </w:rPr>
+              <w:fldChar w:fldCharType="separate"/>
+            </w:r>
+            <w:r>
+              <w:rPr>
+                <w:noProof/>
+                <w:webHidden/>
+              </w:rPr>
+              <w:t>11</w:t>
+            </w:r>
+            <w:r>
+              <w:rPr>
+                <w:noProof/>
+                <w:webHidden/>
+              </w:rPr>
+              <w:fldChar w:fldCharType="end"/>
+            </w:r>
+          </w:hyperlink>
+        </w:p>
+        <w:p>
+          <w:pPr>
+            <w:pStyle w:val="Sumrio2"/>
+            <w:tabs>
+              <w:tab w:val="right" w:leader="dot" w:pos="9061"/>
+            </w:tabs>
+            <w:rPr>
+              <w:rFonts w:eastAsiaTheme="minorEastAsia"/>
+              <w:noProof/>
+              <w:kern w:val="2"/>
+              <w:lang w:eastAsia="pt-BR"/>
+              <w14:ligatures w14:val="standardContextual"/>
+            </w:rPr>
+          </w:pPr>
+          <w:hyperlink w:anchor="_Toc232627392" w:history="1">
+            <w:r>
+              <w:rPr>
+                <w:rStyle w:val="Hyperlink"/>
+                <w:rFonts w:ascii="Arial" w:hAnsi="Arial" w:cs="Arial"/>
+                <w:b/>
+                <w:bCs/>
+                <w:noProof/>
+              </w:rPr>
+              <w:t>2.2 Lei Geral da Proteção de Dado</w:t>
+            </w:r>
+            <w:r>
+              <w:rPr>
+                <w:noProof/>
+                <w:webHidden/>
+              </w:rPr>
+              <w:tab/>
+            </w:r>
+            <w:r>
+              <w:rPr>
+                <w:noProof/>
+                <w:webHidden/>
+              </w:rPr>
+              <w:fldChar w:fldCharType="begin"/>
+            </w:r>
+            <w:r>
+              <w:rPr>
+                <w:noProof/>
+                <w:webHidden/>
+              </w:rPr>
+              <w:instrText xml:space="preserve"> PAGEREF _Toc232627392 \h </w:instrText>
+            </w:r>
+            <w:r>
+              <w:rPr>
+                <w:noProof/>
+                <w:webHidden/>
+              </w:rPr>
+            </w:r>
+            <w:r>
+              <w:rPr>
+                <w:noProof/>
+                <w:webHidden/>
+              </w:rPr>
+              <w:fldChar w:fldCharType="separate"/>
+            </w:r>
+            <w:r>
+              <w:rPr>
+                <w:noProof/>
+                <w:webHidden/>
+              </w:rPr>
+              <w:t>12</w:t>
+            </w:r>
+            <w:r>
+              <w:rPr>
+                <w:noProof/>
+                <w:webHidden/>
+              </w:rPr>
+              <w:fldChar w:fldCharType="end"/>
+            </w:r>
+          </w:hyperlink>
+        </w:p>
+        <w:p>
+          <w:pPr>
+            <w:pStyle w:val="Sumrio2"/>
+            <w:tabs>
+              <w:tab w:val="right" w:leader="dot" w:pos="9061"/>
+            </w:tabs>
+            <w:rPr>
+              <w:rFonts w:eastAsiaTheme="minorEastAsia"/>
+              <w:noProof/>
+              <w:kern w:val="2"/>
+              <w:lang w:eastAsia="pt-BR"/>
+              <w14:ligatures w14:val="standardContextual"/>
+            </w:rPr>
+          </w:pPr>
+          <w:hyperlink w:anchor="_Toc232627393" w:history="1">
+            <w:r>
+              <w:rPr>
+                <w:rStyle w:val="Hyperlink"/>
+                <w:rFonts w:ascii="Arial" w:hAnsi="Arial" w:cs="Arial"/>
+                <w:b/>
+                <w:bCs/>
+                <w:noProof/>
+              </w:rPr>
+              <w:t>2.3 A Importância do Documento Validador</w:t>
+            </w:r>
+            <w:r>
+              <w:rPr>
+                <w:noProof/>
+                <w:webHidden/>
+              </w:rPr>
+              <w:tab/>
+            </w:r>
+            <w:r>
+              <w:rPr>
+                <w:noProof/>
+                <w:webHidden/>
+              </w:rPr>
+              <w:fldChar w:fldCharType="begin"/>
+            </w:r>
+            <w:r>
+              <w:rPr>
+                <w:noProof/>
+                <w:webHidden/>
+              </w:rPr>
+              <w:instrText xml:space="preserve"> PAGEREF _Toc232627393 \h </w:instrText>
+            </w:r>
+            <w:r>
+              <w:rPr>
+                <w:noProof/>
+                <w:webHidden/>
+              </w:rPr>
+            </w:r>
+            <w:r>
+              <w:rPr>
+                <w:noProof/>
+                <w:webHidden/>
+              </w:rPr>
+              <w:fldChar w:fldCharType="separate"/>
+            </w:r>
+            <w:r>
+              <w:rPr>
+                <w:noProof/>
+                <w:webHidden/>
+              </w:rPr>
+              <w:t>12</w:t>
+            </w:r>
+            <w:r>
+              <w:rPr>
+                <w:noProof/>
+                <w:webHidden/>
+              </w:rPr>
+              <w:fldChar w:fldCharType="end"/>
+            </w:r>
+          </w:hyperlink>
+        </w:p>
+        <w:p>
+          <w:pPr>
+            <w:pStyle w:val="Sumrio2"/>
+            <w:tabs>
+              <w:tab w:val="right" w:leader="dot" w:pos="9061"/>
+            </w:tabs>
+            <w:rPr>
+              <w:rFonts w:eastAsiaTheme="minorEastAsia"/>
+              <w:noProof/>
+              <w:kern w:val="2"/>
+              <w:lang w:eastAsia="pt-BR"/>
+              <w14:ligatures w14:val="standardContextual"/>
+            </w:rPr>
+          </w:pPr>
+          <w:hyperlink w:anchor="_Toc232627394" w:history="1">
+            <w:r>
+              <w:rPr>
+                <w:rStyle w:val="Hyperlink"/>
+                <w:rFonts w:ascii="Arial" w:hAnsi="Arial" w:cs="Arial"/>
+                <w:b/>
+                <w:bCs/>
+                <w:noProof/>
+              </w:rPr>
+              <w:t>2.4 Conformidade Regulatória e Responsabilidade Civil</w:t>
+            </w:r>
+            <w:r>
+              <w:rPr>
+                <w:noProof/>
+                <w:webHidden/>
+              </w:rPr>
+              <w:tab/>
+            </w:r>
+            <w:r>
+              <w:rPr>
+                <w:noProof/>
+                <w:webHidden/>
+              </w:rPr>
+              <w:fldChar w:fldCharType="begin"/>
+            </w:r>
+            <w:r>
+              <w:rPr>
+                <w:noProof/>
+                <w:webHidden/>
+              </w:rPr>
+              <w:instrText xml:space="preserve"> PAGEREF _Toc232627394 \h </w:instrText>
+            </w:r>
+            <w:r>
+              <w:rPr>
+                <w:noProof/>
+                <w:webHidden/>
+              </w:rPr>
+            </w:r>
+            <w:r>
+              <w:rPr>
+                <w:noProof/>
+                <w:webHidden/>
+              </w:rPr>
+              <w:fldChar w:fldCharType="separate"/>
+            </w:r>
+            <w:r>
+              <w:rPr>
+                <w:noProof/>
+                <w:webHidden/>
+              </w:rPr>
+              <w:t>13</w:t>
+            </w:r>
+            <w:r>
+              <w:rPr>
+                <w:noProof/>
+                <w:webHidden/>
+              </w:rPr>
+              <w:fldChar w:fldCharType="end"/>
+            </w:r>
+          </w:hyperlink>
+        </w:p>
+        <w:p>
+          <w:pPr>
+            <w:pStyle w:val="Sumrio2"/>
+            <w:tabs>
+              <w:tab w:val="right" w:leader="dot" w:pos="9061"/>
+            </w:tabs>
+            <w:rPr>
+              <w:rFonts w:eastAsiaTheme="minorEastAsia"/>
+              <w:noProof/>
+              <w:kern w:val="2"/>
+              <w:lang w:eastAsia="pt-BR"/>
+              <w14:ligatures w14:val="standardContextual"/>
+            </w:rPr>
+          </w:pPr>
+          <w:hyperlink w:anchor="_Toc232627395" w:history="1">
+            <w:r>
+              <w:rPr>
+                <w:rStyle w:val="Hyperlink"/>
+                <w:rFonts w:ascii="Arial" w:hAnsi="Arial" w:cs="Arial"/>
+                <w:b/>
+                <w:bCs/>
+                <w:noProof/>
+              </w:rPr>
+              <w:t>2.4.1 Sistema De Verificação Da CREF Do Profissional</w:t>
+            </w:r>
+            <w:r>
+              <w:rPr>
+                <w:noProof/>
+                <w:webHidden/>
+              </w:rPr>
+              <w:tab/>
+            </w:r>
+            <w:r>
+              <w:rPr>
+                <w:noProof/>
+                <w:webHidden/>
+              </w:rPr>
+              <w:fldChar w:fldCharType="begin"/>
+            </w:r>
+            <w:r>
+              <w:rPr>
+                <w:noProof/>
+                <w:webHidden/>
+              </w:rPr>
+              <w:instrText xml:space="preserve"> PAGEREF _Toc232627395 \h </w:instrText>
+            </w:r>
+            <w:r>
+              <w:rPr>
+                <w:noProof/>
+                <w:webHidden/>
+              </w:rPr>
+            </w:r>
+            <w:r>
+              <w:rPr>
+                <w:noProof/>
+                <w:webHidden/>
+              </w:rPr>
+              <w:fldChar w:fldCharType="separate"/>
+            </w:r>
+            <w:r>
+              <w:rPr>
+                <w:noProof/>
+                <w:webHidden/>
+              </w:rPr>
+              <w:t>13</w:t>
+            </w:r>
+            <w:r>
+              <w:rPr>
+                <w:noProof/>
+                <w:webHidden/>
+              </w:rPr>
+              <w:fldChar w:fldCharType="end"/>
+            </w:r>
+          </w:hyperlink>
+        </w:p>
+        <w:p>
+          <w:pPr>
+            <w:pStyle w:val="Sumrio2"/>
+            <w:tabs>
+              <w:tab w:val="right" w:leader="dot" w:pos="9061"/>
+            </w:tabs>
+            <w:rPr>
+              <w:rFonts w:eastAsiaTheme="minorEastAsia"/>
+              <w:noProof/>
+              <w:kern w:val="2"/>
+              <w:lang w:eastAsia="pt-BR"/>
+              <w14:ligatures w14:val="standardContextual"/>
+            </w:rPr>
+          </w:pPr>
+          <w:hyperlink w:anchor="_Toc232627396" w:history="1">
+            <w:r>
+              <w:rPr>
+                <w:rStyle w:val="Hyperlink"/>
+                <w:rFonts w:ascii="Arial" w:hAnsi="Arial" w:cs="Arial"/>
+                <w:b/>
+                <w:bCs/>
+                <w:noProof/>
+              </w:rPr>
+              <w:t>2.5 Coleta de Dados</w:t>
+            </w:r>
+            <w:r>
+              <w:rPr>
+                <w:noProof/>
+                <w:webHidden/>
+              </w:rPr>
+              <w:tab/>
+            </w:r>
+            <w:r>
+              <w:rPr>
+                <w:noProof/>
+                <w:webHidden/>
+              </w:rPr>
+              <w:fldChar w:fldCharType="begin"/>
+            </w:r>
+            <w:r>
+              <w:rPr>
+                <w:noProof/>
+                <w:webHidden/>
+              </w:rPr>
+              <w:instrText xml:space="preserve"> PAGEREF _Toc232627396 \h </w:instrText>
+            </w:r>
+            <w:r>
+              <w:rPr>
+                <w:noProof/>
+                <w:webHidden/>
+              </w:rPr>
+            </w:r>
+            <w:r>
+              <w:rPr>
+                <w:noProof/>
+                <w:webHidden/>
+              </w:rPr>
+              <w:fldChar w:fldCharType="separate"/>
+            </w:r>
+            <w:r>
+              <w:rPr>
+                <w:noProof/>
+                <w:webHidden/>
+              </w:rPr>
+              <w:t>13</w:t>
+            </w:r>
+            <w:r>
+              <w:rPr>
+                <w:noProof/>
+                <w:webHidden/>
+              </w:rPr>
+              <w:fldChar w:fldCharType="end"/>
+            </w:r>
+          </w:hyperlink>
+        </w:p>
+        <w:p>
+          <w:pPr>
+            <w:pStyle w:val="Sumrio1"/>
+            <w:tabs>
+              <w:tab w:val="right" w:leader="dot" w:pos="9061"/>
+            </w:tabs>
+            <w:rPr>
+              <w:rFonts w:eastAsiaTheme="minorEastAsia"/>
+              <w:noProof/>
+              <w:kern w:val="2"/>
+              <w:lang w:eastAsia="pt-BR"/>
+              <w14:ligatures w14:val="standardContextual"/>
+            </w:rPr>
+          </w:pPr>
+          <w:hyperlink w:anchor="_Toc232627397" w:history="1">
+            <w:r>
+              <w:rPr>
+                <w:rStyle w:val="Hyperlink"/>
+                <w:rFonts w:ascii="Arial" w:hAnsi="Arial" w:cs="Arial"/>
+                <w:b/>
+                <w:bCs/>
+                <w:noProof/>
+              </w:rPr>
+              <w:t>3. METODOLOGIA</w:t>
+            </w:r>
+            <w:r>
+              <w:rPr>
+                <w:noProof/>
+                <w:webHidden/>
+              </w:rPr>
+              <w:tab/>
+            </w:r>
+            <w:r>
+              <w:rPr>
+                <w:noProof/>
+                <w:webHidden/>
+              </w:rPr>
+              <w:fldChar w:fldCharType="begin"/>
+            </w:r>
+            <w:r>
+              <w:rPr>
+                <w:noProof/>
+                <w:webHidden/>
+              </w:rPr>
+              <w:instrText xml:space="preserve"> PAGEREF _Toc232627397 \h </w:instrText>
+            </w:r>
+            <w:r>
+              <w:rPr>
+                <w:noProof/>
+                <w:webHidden/>
+              </w:rPr>
+            </w:r>
+            <w:r>
+              <w:rPr>
+                <w:noProof/>
+                <w:webHidden/>
+              </w:rPr>
+              <w:fldChar w:fldCharType="separate"/>
+            </w:r>
+            <w:r>
+              <w:rPr>
+                <w:noProof/>
+                <w:webHidden/>
+              </w:rPr>
+              <w:t>14</w:t>
+            </w:r>
+            <w:r>
+              <w:rPr>
+                <w:noProof/>
+                <w:webHidden/>
+              </w:rPr>
+              <w:fldChar w:fldCharType="end"/>
+            </w:r>
+          </w:hyperlink>
+        </w:p>
+        <w:p>
+          <w:pPr>
+            <w:pStyle w:val="Sumrio2"/>
+            <w:tabs>
+              <w:tab w:val="right" w:leader="dot" w:pos="9061"/>
+            </w:tabs>
+            <w:rPr>
+              <w:rFonts w:eastAsiaTheme="minorEastAsia"/>
+              <w:noProof/>
+              <w:kern w:val="2"/>
+              <w:lang w:eastAsia="pt-BR"/>
+              <w14:ligatures w14:val="standardContextual"/>
+            </w:rPr>
+          </w:pPr>
+          <w:hyperlink w:anchor="_Toc232627398" w:history="1">
+            <w:r>
+              <w:rPr>
+                <w:rStyle w:val="Hyperlink"/>
+                <w:rFonts w:ascii="Arial" w:hAnsi="Arial" w:cs="Arial"/>
+                <w:b/>
+                <w:bCs/>
+                <w:noProof/>
+              </w:rPr>
+              <w:t>3.1 Cronograma</w:t>
+            </w:r>
+            <w:r>
+              <w:rPr>
+                <w:noProof/>
+                <w:webHidden/>
+              </w:rPr>
+              <w:tab/>
+            </w:r>
+            <w:r>
+              <w:rPr>
+                <w:noProof/>
+                <w:webHidden/>
+              </w:rPr>
+              <w:fldChar w:fldCharType="begin"/>
+            </w:r>
+            <w:r>
+              <w:rPr>
+                <w:noProof/>
+                <w:webHidden/>
+              </w:rPr>
+              <w:instrText xml:space="preserve"> PAGEREF _Toc232627398 \h </w:instrText>
+            </w:r>
+            <w:r>
+              <w:rPr>
+                <w:noProof/>
+                <w:webHidden/>
+              </w:rPr>
+            </w:r>
+            <w:r>
+              <w:rPr>
+                <w:noProof/>
+                <w:webHidden/>
+              </w:rPr>
+              <w:fldChar w:fldCharType="separate"/>
+            </w:r>
+            <w:r>
+              <w:rPr>
+                <w:noProof/>
+                <w:webHidden/>
+              </w:rPr>
+              <w:t>14</w:t>
+            </w:r>
+            <w:r>
+              <w:rPr>
+                <w:noProof/>
+                <w:webHidden/>
+              </w:rPr>
+              <w:fldChar w:fldCharType="end"/>
+            </w:r>
+          </w:hyperlink>
+        </w:p>
+        <w:p>
+          <w:pPr>
+            <w:pStyle w:val="Sumrio2"/>
+            <w:tabs>
+              <w:tab w:val="right" w:leader="dot" w:pos="9061"/>
+            </w:tabs>
+            <w:rPr>
+              <w:rFonts w:eastAsiaTheme="minorEastAsia"/>
+              <w:noProof/>
+              <w:kern w:val="2"/>
+              <w:lang w:eastAsia="pt-BR"/>
+              <w14:ligatures w14:val="standardContextual"/>
+            </w:rPr>
+          </w:pPr>
+          <w:hyperlink w:anchor="_Toc232627399" w:history="1">
+            <w:r>
+              <w:rPr>
+                <w:rStyle w:val="Hyperlink"/>
+                <w:rFonts w:ascii="Arial" w:hAnsi="Arial" w:cs="Arial"/>
+                <w:b/>
+                <w:bCs/>
+                <w:noProof/>
+              </w:rPr>
+              <w:t>3.2 Diagrama de Responsabilidades</w:t>
+            </w:r>
+            <w:r>
+              <w:rPr>
+                <w:noProof/>
+                <w:webHidden/>
+              </w:rPr>
+              <w:tab/>
+            </w:r>
+            <w:r>
+              <w:rPr>
+                <w:noProof/>
+                <w:webHidden/>
+              </w:rPr>
+              <w:fldChar w:fldCharType="begin"/>
+            </w:r>
+            <w:r>
+              <w:rPr>
+                <w:noProof/>
+                <w:webHidden/>
+              </w:rPr>
+              <w:instrText xml:space="preserve"> PAGEREF _Toc232627399 \h </w:instrText>
+            </w:r>
+            <w:r>
+              <w:rPr>
+                <w:noProof/>
+                <w:webHidden/>
+              </w:rPr>
+            </w:r>
+            <w:r>
+              <w:rPr>
+                <w:noProof/>
+                <w:webHidden/>
+              </w:rPr>
+              <w:fldChar w:fldCharType="separate"/>
+            </w:r>
+            <w:r>
+              <w:rPr>
+                <w:noProof/>
+                <w:webHidden/>
+              </w:rPr>
+              <w:t>14</w:t>
+            </w:r>
+            <w:r>
+              <w:rPr>
+                <w:noProof/>
+                <w:webHidden/>
+              </w:rPr>
+              <w:fldChar w:fldCharType="end"/>
+            </w:r>
+          </w:hyperlink>
+        </w:p>
+        <w:p>
+          <w:pPr>
+            <w:pStyle w:val="Sumrio2"/>
+            <w:tabs>
+              <w:tab w:val="right" w:leader="dot" w:pos="9061"/>
+            </w:tabs>
+            <w:rPr>
+              <w:rFonts w:eastAsiaTheme="minorEastAsia"/>
+              <w:noProof/>
+              <w:kern w:val="2"/>
+              <w:lang w:eastAsia="pt-BR"/>
+              <w14:ligatures w14:val="standardContextual"/>
+            </w:rPr>
+          </w:pPr>
+          <w:hyperlink w:anchor="_Toc232627400" w:history="1">
+            <w:r>
+              <w:rPr>
+                <w:rStyle w:val="Hyperlink"/>
+                <w:rFonts w:ascii="Arial" w:hAnsi="Arial" w:cs="Arial"/>
+                <w:b/>
+                <w:bCs/>
+                <w:noProof/>
+              </w:rPr>
+              <w:t>3.3 Metodologia de Pesquisa</w:t>
+            </w:r>
+            <w:r>
+              <w:rPr>
+                <w:noProof/>
+                <w:webHidden/>
+              </w:rPr>
+              <w:tab/>
+            </w:r>
+            <w:r>
+              <w:rPr>
+                <w:noProof/>
+                <w:webHidden/>
+              </w:rPr>
+              <w:fldChar w:fldCharType="begin"/>
+            </w:r>
+            <w:r>
+              <w:rPr>
+                <w:noProof/>
+                <w:webHidden/>
+              </w:rPr>
+              <w:instrText xml:space="preserve"> PAGEREF _Toc232627400 \h </w:instrText>
+            </w:r>
+            <w:r>
+              <w:rPr>
+                <w:noProof/>
+                <w:webHidden/>
+              </w:rPr>
+            </w:r>
+            <w:r>
+              <w:rPr>
+                <w:noProof/>
+                <w:webHidden/>
+              </w:rPr>
+              <w:fldChar w:fldCharType="separate"/>
+            </w:r>
+            <w:r>
+              <w:rPr>
+                <w:noProof/>
+                <w:webHidden/>
+              </w:rPr>
+              <w:t>14</w:t>
+            </w:r>
+            <w:r>
+              <w:rPr>
+                <w:noProof/>
+                <w:webHidden/>
+              </w:rPr>
+              <w:fldChar w:fldCharType="end"/>
+            </w:r>
+          </w:hyperlink>
+        </w:p>
+        <w:p>
+          <w:pPr>
+            <w:pStyle w:val="Sumrio1"/>
+            <w:tabs>
+              <w:tab w:val="right" w:leader="dot" w:pos="9061"/>
+            </w:tabs>
+            <w:rPr>
+              <w:rFonts w:eastAsiaTheme="minorEastAsia"/>
+              <w:noProof/>
+              <w:kern w:val="2"/>
+              <w:lang w:eastAsia="pt-BR"/>
+              <w14:ligatures w14:val="standardContextual"/>
+            </w:rPr>
+          </w:pPr>
+          <w:hyperlink w:anchor="_Toc232627401" w:history="1">
+            <w:r>
+              <w:rPr>
+                <w:rStyle w:val="Hyperlink"/>
+                <w:rFonts w:ascii="Arial" w:hAnsi="Arial" w:cs="Arial"/>
+                <w:b/>
+                <w:bCs/>
+                <w:noProof/>
+              </w:rPr>
+              <w:t>4.DESENVOLVIMENTO</w:t>
+            </w:r>
+            <w:r>
+              <w:rPr>
+                <w:noProof/>
+                <w:webHidden/>
+              </w:rPr>
+              <w:tab/>
+            </w:r>
+            <w:r>
+              <w:rPr>
+                <w:noProof/>
+                <w:webHidden/>
+              </w:rPr>
+              <w:fldChar w:fldCharType="begin"/>
+            </w:r>
+            <w:r>
+              <w:rPr>
+                <w:noProof/>
+                <w:webHidden/>
+              </w:rPr>
+              <w:instrText xml:space="preserve"> PAGEREF _Toc232627401 \h </w:instrText>
+            </w:r>
+            <w:r>
+              <w:rPr>
+                <w:noProof/>
+                <w:webHidden/>
+              </w:rPr>
+            </w:r>
+            <w:r>
+              <w:rPr>
+                <w:noProof/>
+                <w:webHidden/>
+              </w:rPr>
+              <w:fldChar w:fldCharType="separate"/>
+            </w:r>
+            <w:r>
+              <w:rPr>
+                <w:noProof/>
+                <w:webHidden/>
+              </w:rPr>
+              <w:t>14</w:t>
+            </w:r>
+            <w:r>
+              <w:rPr>
+                <w:noProof/>
+                <w:webHidden/>
+              </w:rPr>
+              <w:fldChar w:fldCharType="end"/>
+            </w:r>
+          </w:hyperlink>
+        </w:p>
+        <w:p>
+          <w:pPr>
+            <w:pStyle w:val="Sumrio2"/>
+            <w:tabs>
+              <w:tab w:val="right" w:leader="dot" w:pos="9061"/>
+            </w:tabs>
+            <w:rPr>
+              <w:rFonts w:eastAsiaTheme="minorEastAsia"/>
+              <w:noProof/>
+              <w:kern w:val="2"/>
+              <w:lang w:eastAsia="pt-BR"/>
+              <w14:ligatures w14:val="standardContextual"/>
+            </w:rPr>
+          </w:pPr>
+          <w:hyperlink w:anchor="_Toc232627402" w:history="1">
+            <w:r>
+              <w:rPr>
+                <w:rStyle w:val="Hyperlink"/>
+                <w:rFonts w:ascii="Arial" w:hAnsi="Arial" w:cs="Arial"/>
+                <w:b/>
+                <w:bCs/>
+                <w:noProof/>
+              </w:rPr>
+              <w:t>4.1 Descrição do Software</w:t>
+            </w:r>
+            <w:r>
+              <w:rPr>
+                <w:noProof/>
+                <w:webHidden/>
+              </w:rPr>
+              <w:tab/>
+            </w:r>
+            <w:r>
+              <w:rPr>
+                <w:noProof/>
+                <w:webHidden/>
+              </w:rPr>
+              <w:fldChar w:fldCharType="begin"/>
+            </w:r>
+            <w:r>
+              <w:rPr>
+                <w:noProof/>
+                <w:webHidden/>
+              </w:rPr>
+              <w:instrText xml:space="preserve"> PAGEREF _Toc232627402 \h </w:instrText>
+            </w:r>
+            <w:r>
+              <w:rPr>
+                <w:noProof/>
+                <w:webHidden/>
+              </w:rPr>
+            </w:r>
+            <w:r>
+              <w:rPr>
+                <w:noProof/>
+                <w:webHidden/>
+              </w:rPr>
+              <w:fldChar w:fldCharType="separate"/>
+            </w:r>
+            <w:r>
+              <w:rPr>
+                <w:noProof/>
+                <w:webHidden/>
+              </w:rPr>
+              <w:t>14</w:t>
+            </w:r>
+            <w:r>
+              <w:rPr>
+                <w:noProof/>
+                <w:webHidden/>
+              </w:rPr>
+              <w:fldChar w:fldCharType="end"/>
+            </w:r>
+          </w:hyperlink>
+        </w:p>
+        <w:p>
+          <w:pPr>
+            <w:pStyle w:val="Sumrio2"/>
+            <w:tabs>
+              <w:tab w:val="right" w:leader="dot" w:pos="9061"/>
+            </w:tabs>
+            <w:rPr>
+              <w:rFonts w:eastAsiaTheme="minorEastAsia"/>
+              <w:noProof/>
+              <w:kern w:val="2"/>
+              <w:lang w:eastAsia="pt-BR"/>
+              <w14:ligatures w14:val="standardContextual"/>
+            </w:rPr>
+          </w:pPr>
+          <w:hyperlink w:anchor="_Toc232627403" w:history="1">
+            <w:r>
+              <w:rPr>
+                <w:rStyle w:val="Hyperlink"/>
+                <w:rFonts w:ascii="Arial" w:hAnsi="Arial" w:cs="Arial"/>
+                <w:b/>
+                <w:bCs/>
+                <w:noProof/>
+              </w:rPr>
+              <w:t>4.2 Implementação do Front-End</w:t>
+            </w:r>
+            <w:r>
+              <w:rPr>
+                <w:noProof/>
+                <w:webHidden/>
+              </w:rPr>
+              <w:tab/>
+            </w:r>
+            <w:r>
+              <w:rPr>
+                <w:noProof/>
+                <w:webHidden/>
+              </w:rPr>
+              <w:fldChar w:fldCharType="begin"/>
+            </w:r>
+            <w:r>
+              <w:rPr>
+                <w:noProof/>
+                <w:webHidden/>
+              </w:rPr>
+              <w:instrText xml:space="preserve"> PAGEREF _Toc232627403 \h </w:instrText>
+            </w:r>
+            <w:r>
+              <w:rPr>
+                <w:noProof/>
+                <w:webHidden/>
+              </w:rPr>
+            </w:r>
+            <w:r>
+              <w:rPr>
+                <w:noProof/>
+                <w:webHidden/>
+              </w:rPr>
+              <w:fldChar w:fldCharType="separate"/>
+            </w:r>
+            <w:r>
+              <w:rPr>
+                <w:noProof/>
+                <w:webHidden/>
+              </w:rPr>
+              <w:t>15</w:t>
+            </w:r>
+            <w:r>
+              <w:rPr>
+                <w:noProof/>
+                <w:webHidden/>
+              </w:rPr>
+              <w:fldChar w:fldCharType="end"/>
+            </w:r>
+          </w:hyperlink>
+        </w:p>
+        <w:p>
+          <w:pPr>
+            <w:pStyle w:val="Sumrio2"/>
+            <w:tabs>
+              <w:tab w:val="right" w:leader="dot" w:pos="9061"/>
+            </w:tabs>
+            <w:rPr>
+              <w:rFonts w:eastAsiaTheme="minorEastAsia"/>
+              <w:noProof/>
+              <w:kern w:val="2"/>
+              <w:lang w:eastAsia="pt-BR"/>
+              <w14:ligatures w14:val="standardContextual"/>
+            </w:rPr>
+          </w:pPr>
+          <w:hyperlink w:anchor="_Toc232627404" w:history="1">
+            <w:r>
+              <w:rPr>
+                <w:rStyle w:val="Hyperlink"/>
+                <w:rFonts w:ascii="Arial" w:hAnsi="Arial" w:cs="Arial"/>
+                <w:b/>
+                <w:bCs/>
+                <w:noProof/>
+              </w:rPr>
+              <w:t>4.3 Implementação do Back-End</w:t>
+            </w:r>
+            <w:r>
+              <w:rPr>
+                <w:noProof/>
+                <w:webHidden/>
+              </w:rPr>
+              <w:tab/>
+            </w:r>
+            <w:r>
+              <w:rPr>
+                <w:noProof/>
+                <w:webHidden/>
+              </w:rPr>
+              <w:fldChar w:fldCharType="begin"/>
+            </w:r>
+            <w:r>
+              <w:rPr>
+                <w:noProof/>
+                <w:webHidden/>
+              </w:rPr>
+              <w:instrText xml:space="preserve"> PAGEREF _Toc232627404 \h </w:instrText>
+            </w:r>
+            <w:r>
+              <w:rPr>
+                <w:noProof/>
+                <w:webHidden/>
+              </w:rPr>
+            </w:r>
+            <w:r>
+              <w:rPr>
+                <w:noProof/>
+                <w:webHidden/>
+              </w:rPr>
+              <w:fldChar w:fldCharType="separate"/>
+            </w:r>
+            <w:r>
+              <w:rPr>
+                <w:noProof/>
+                <w:webHidden/>
+              </w:rPr>
+              <w:t>15</w:t>
+            </w:r>
+            <w:r>
+              <w:rPr>
+                <w:noProof/>
+                <w:webHidden/>
+              </w:rPr>
+              <w:fldChar w:fldCharType="end"/>
+            </w:r>
+          </w:hyperlink>
+        </w:p>
+        <w:p>
+          <w:pPr>
+            <w:pStyle w:val="Sumrio2"/>
+            <w:tabs>
+              <w:tab w:val="right" w:leader="dot" w:pos="9061"/>
+            </w:tabs>
+            <w:rPr>
+              <w:rFonts w:eastAsiaTheme="minorEastAsia"/>
+              <w:noProof/>
+              <w:kern w:val="2"/>
+              <w:lang w:eastAsia="pt-BR"/>
+              <w14:ligatures w14:val="standardContextual"/>
+            </w:rPr>
+          </w:pPr>
+          <w:hyperlink w:anchor="_Toc232627405" w:history="1">
+            <w:r>
+              <w:rPr>
+                <w:rStyle w:val="Hyperlink"/>
+                <w:rFonts w:ascii="Arial" w:hAnsi="Arial" w:cs="Arial"/>
+                <w:b/>
+                <w:bCs/>
+                <w:noProof/>
+              </w:rPr>
+              <w:t>4.4 Integração Geral do Projeto</w:t>
+            </w:r>
+            <w:r>
+              <w:rPr>
+                <w:noProof/>
+                <w:webHidden/>
+              </w:rPr>
+              <w:tab/>
+            </w:r>
+            <w:r>
+              <w:rPr>
+                <w:noProof/>
+                <w:webHidden/>
+              </w:rPr>
+              <w:fldChar w:fldCharType="begin"/>
+            </w:r>
+            <w:r>
+              <w:rPr>
+                <w:noProof/>
+                <w:webHidden/>
+              </w:rPr>
+              <w:instrText xml:space="preserve"> PAGEREF _Toc232627405 \h </w:instrText>
+            </w:r>
+            <w:r>
+              <w:rPr>
+                <w:noProof/>
+                <w:webHidden/>
+              </w:rPr>
+            </w:r>
+            <w:r>
+              <w:rPr>
+                <w:noProof/>
+                <w:webHidden/>
+              </w:rPr>
+              <w:fldChar w:fldCharType="separate"/>
+            </w:r>
+            <w:r>
+              <w:rPr>
+                <w:noProof/>
+                <w:webHidden/>
+              </w:rPr>
+              <w:t>16</w:t>
+            </w:r>
+            <w:r>
+              <w:rPr>
+                <w:noProof/>
+                <w:webHidden/>
+              </w:rPr>
+              <w:fldChar w:fldCharType="end"/>
+            </w:r>
+          </w:hyperlink>
+        </w:p>
+        <w:p>
+          <w:pPr>
+            <w:pStyle w:val="Sumrio2"/>
+            <w:tabs>
+              <w:tab w:val="right" w:leader="dot" w:pos="9061"/>
+            </w:tabs>
+            <w:rPr>
+              <w:rFonts w:eastAsiaTheme="minorEastAsia"/>
+              <w:noProof/>
+              <w:kern w:val="2"/>
+              <w:lang w:eastAsia="pt-BR"/>
+              <w14:ligatures w14:val="standardContextual"/>
+            </w:rPr>
+          </w:pPr>
+          <w:hyperlink w:anchor="_Toc232627406" w:history="1">
+            <w:r>
+              <w:rPr>
+                <w:rStyle w:val="Hyperlink"/>
+                <w:rFonts w:ascii="Arial" w:hAnsi="Arial" w:cs="Arial"/>
+                <w:b/>
+                <w:bCs/>
+                <w:noProof/>
+              </w:rPr>
+              <w:t>4.5 Diagrama de Caso de Uso</w:t>
+            </w:r>
+            <w:r>
+              <w:rPr>
+                <w:noProof/>
+                <w:webHidden/>
+              </w:rPr>
+              <w:tab/>
+            </w:r>
+            <w:r>
+              <w:rPr>
+                <w:noProof/>
+                <w:webHidden/>
+              </w:rPr>
+              <w:fldChar w:fldCharType="begin"/>
+            </w:r>
+            <w:r>
+              <w:rPr>
+                <w:noProof/>
+                <w:webHidden/>
+              </w:rPr>
+              <w:instrText xml:space="preserve"> PAGEREF _Toc232627406 \h </w:instrText>
+            </w:r>
+            <w:r>
+              <w:rPr>
+                <w:noProof/>
+                <w:webHidden/>
+              </w:rPr>
+            </w:r>
+            <w:r>
+              <w:rPr>
+                <w:noProof/>
+                <w:webHidden/>
+              </w:rPr>
+              <w:fldChar w:fldCharType="separate"/>
+            </w:r>
+            <w:r>
+              <w:rPr>
+                <w:noProof/>
+                <w:webHidden/>
+              </w:rPr>
+              <w:t>16</w:t>
+            </w:r>
+            <w:r>
+              <w:rPr>
+                <w:noProof/>
+                <w:webHidden/>
+              </w:rPr>
+              <w:fldChar w:fldCharType="end"/>
+            </w:r>
+          </w:hyperlink>
+        </w:p>
+        <w:p>
+          <w:pPr>
+            <w:pStyle w:val="Sumrio2"/>
+            <w:tabs>
+              <w:tab w:val="right" w:leader="dot" w:pos="9061"/>
+            </w:tabs>
+            <w:rPr>
+              <w:rFonts w:eastAsiaTheme="minorEastAsia"/>
+              <w:noProof/>
+              <w:kern w:val="2"/>
+              <w:lang w:eastAsia="pt-BR"/>
+              <w14:ligatures w14:val="standardContextual"/>
+            </w:rPr>
+          </w:pPr>
+          <w:hyperlink w:anchor="_Toc232627407" w:history="1">
+            <w:r>
+              <w:rPr>
+                <w:rStyle w:val="Hyperlink"/>
+                <w:rFonts w:ascii="Arial" w:hAnsi="Arial" w:cs="Arial"/>
+                <w:b/>
+                <w:bCs/>
+                <w:noProof/>
+              </w:rPr>
+              <w:t>4.5.1 Diagrama Hierárquico</w:t>
+            </w:r>
+            <w:r>
+              <w:rPr>
+                <w:noProof/>
+                <w:webHidden/>
+              </w:rPr>
+              <w:tab/>
+            </w:r>
+            <w:r>
+              <w:rPr>
+                <w:noProof/>
+                <w:webHidden/>
+              </w:rPr>
+              <w:fldChar w:fldCharType="begin"/>
+            </w:r>
+            <w:r>
+              <w:rPr>
+                <w:noProof/>
+                <w:webHidden/>
+              </w:rPr>
+              <w:instrText xml:space="preserve"> PAGEREF _Toc232627407 \h </w:instrText>
+            </w:r>
+            <w:r>
+              <w:rPr>
+                <w:noProof/>
+                <w:webHidden/>
+              </w:rPr>
+            </w:r>
+            <w:r>
+              <w:rPr>
+                <w:noProof/>
+                <w:webHidden/>
+              </w:rPr>
+              <w:fldChar w:fldCharType="separate"/>
+            </w:r>
+            <w:r>
+              <w:rPr>
+                <w:noProof/>
+                <w:webHidden/>
+              </w:rPr>
+              <w:t>17</w:t>
+            </w:r>
+            <w:r>
+              <w:rPr>
+                <w:noProof/>
+                <w:webHidden/>
+              </w:rPr>
+              <w:fldChar w:fldCharType="end"/>
+            </w:r>
+          </w:hyperlink>
+        </w:p>
+        <w:p>
+          <w:pPr>
+            <w:pStyle w:val="Sumrio2"/>
+            <w:tabs>
+              <w:tab w:val="right" w:leader="dot" w:pos="9061"/>
+            </w:tabs>
+            <w:rPr>
+              <w:rFonts w:eastAsiaTheme="minorEastAsia"/>
+              <w:noProof/>
+              <w:kern w:val="2"/>
+              <w:lang w:eastAsia="pt-BR"/>
+              <w14:ligatures w14:val="standardContextual"/>
+            </w:rPr>
+          </w:pPr>
+          <w:hyperlink w:anchor="_Toc232627408" w:history="1">
+            <w:r>
+              <w:rPr>
+                <w:rStyle w:val="Hyperlink"/>
+                <w:rFonts w:ascii="Arial" w:hAnsi="Arial" w:cs="Arial"/>
+                <w:b/>
+                <w:bCs/>
+                <w:noProof/>
+              </w:rPr>
+              <w:t>4.6 Dicionário de Dados</w:t>
+            </w:r>
+            <w:r>
+              <w:rPr>
+                <w:noProof/>
+                <w:webHidden/>
+              </w:rPr>
+              <w:tab/>
+            </w:r>
+            <w:r>
+              <w:rPr>
+                <w:noProof/>
+                <w:webHidden/>
+              </w:rPr>
+              <w:fldChar w:fldCharType="begin"/>
+            </w:r>
+            <w:r>
+              <w:rPr>
+                <w:noProof/>
+                <w:webHidden/>
+              </w:rPr>
+              <w:instrText xml:space="preserve"> PAGEREF _Toc232627408 \h </w:instrText>
+            </w:r>
+            <w:r>
+              <w:rPr>
+                <w:noProof/>
+                <w:webHidden/>
+              </w:rPr>
+            </w:r>
+            <w:r>
+              <w:rPr>
+                <w:noProof/>
+                <w:webHidden/>
+              </w:rPr>
+              <w:fldChar w:fldCharType="separate"/>
+            </w:r>
+            <w:r>
+              <w:rPr>
+                <w:noProof/>
+                <w:webHidden/>
+              </w:rPr>
+              <w:t>17</w:t>
+            </w:r>
+            <w:r>
+              <w:rPr>
+                <w:noProof/>
+                <w:webHidden/>
+              </w:rPr>
+              <w:fldChar w:fldCharType="end"/>
+            </w:r>
+          </w:hyperlink>
+        </w:p>
+        <w:p>
+          <w:pPr>
+            <w:pStyle w:val="Sumrio2"/>
+            <w:tabs>
+              <w:tab w:val="right" w:leader="dot" w:pos="9061"/>
+            </w:tabs>
+            <w:rPr>
+              <w:rFonts w:eastAsiaTheme="minorEastAsia"/>
+              <w:noProof/>
+              <w:kern w:val="2"/>
+              <w:lang w:eastAsia="pt-BR"/>
+              <w14:ligatures w14:val="standardContextual"/>
+            </w:rPr>
+          </w:pPr>
+          <w:hyperlink w:anchor="_Toc232627409" w:history="1">
+            <w:r>
+              <w:rPr>
+                <w:rStyle w:val="Hyperlink"/>
+                <w:rFonts w:ascii="Arial" w:hAnsi="Arial" w:cs="Arial"/>
+                <w:b/>
+                <w:bCs/>
+                <w:noProof/>
+              </w:rPr>
+              <w:t>4.7 Requisitos Funcionais</w:t>
+            </w:r>
+            <w:r>
+              <w:rPr>
+                <w:noProof/>
+                <w:webHidden/>
+              </w:rPr>
+              <w:tab/>
+            </w:r>
+            <w:r>
+              <w:rPr>
+                <w:noProof/>
+                <w:webHidden/>
+              </w:rPr>
+              <w:fldChar w:fldCharType="begin"/>
+            </w:r>
+            <w:r>
+              <w:rPr>
+                <w:noProof/>
+                <w:webHidden/>
+              </w:rPr>
+              <w:instrText xml:space="preserve"> PAGEREF _Toc232627409 \h </w:instrText>
+            </w:r>
+            <w:r>
+              <w:rPr>
+                <w:noProof/>
+                <w:webHidden/>
+              </w:rPr>
+            </w:r>
+            <w:r>
+              <w:rPr>
+                <w:noProof/>
+                <w:webHidden/>
+              </w:rPr>
+              <w:fldChar w:fldCharType="separate"/>
+            </w:r>
+            <w:r>
+              <w:rPr>
+                <w:noProof/>
+                <w:webHidden/>
+              </w:rPr>
+              <w:t>18</w:t>
+            </w:r>
+            <w:r>
+              <w:rPr>
+                <w:noProof/>
+                <w:webHidden/>
+              </w:rPr>
+              <w:fldChar w:fldCharType="end"/>
+            </w:r>
+          </w:hyperlink>
+        </w:p>
+        <w:p>
+          <w:pPr>
+            <w:pStyle w:val="Sumrio2"/>
+            <w:tabs>
+              <w:tab w:val="right" w:leader="dot" w:pos="9061"/>
+            </w:tabs>
+            <w:rPr>
+              <w:rFonts w:eastAsiaTheme="minorEastAsia"/>
+              <w:noProof/>
+              <w:kern w:val="2"/>
+              <w:lang w:eastAsia="pt-BR"/>
+              <w14:ligatures w14:val="standardContextual"/>
+            </w:rPr>
+          </w:pPr>
+          <w:hyperlink w:anchor="_Toc232627410" w:history="1">
+            <w:r>
+              <w:rPr>
+                <w:rStyle w:val="Hyperlink"/>
+                <w:rFonts w:ascii="Arial" w:hAnsi="Arial" w:cs="Arial"/>
+                <w:b/>
+                <w:bCs/>
+                <w:noProof/>
+              </w:rPr>
+              <w:t>4.8 Regras de Negócio</w:t>
+            </w:r>
+            <w:r>
+              <w:rPr>
+                <w:noProof/>
+                <w:webHidden/>
+              </w:rPr>
+              <w:tab/>
+            </w:r>
+            <w:r>
+              <w:rPr>
+                <w:noProof/>
+                <w:webHidden/>
+              </w:rPr>
+              <w:fldChar w:fldCharType="begin"/>
+            </w:r>
+            <w:r>
+              <w:rPr>
+                <w:noProof/>
+                <w:webHidden/>
+              </w:rPr>
+              <w:instrText xml:space="preserve"> PAGEREF _Toc232627410 \h </w:instrText>
+            </w:r>
+            <w:r>
+              <w:rPr>
+                <w:noProof/>
+                <w:webHidden/>
+              </w:rPr>
+            </w:r>
+            <w:r>
+              <w:rPr>
+                <w:noProof/>
+                <w:webHidden/>
+              </w:rPr>
+              <w:fldChar w:fldCharType="separate"/>
+            </w:r>
+            <w:r>
+              <w:rPr>
+                <w:noProof/>
+                <w:webHidden/>
+              </w:rPr>
+              <w:t>19</w:t>
+            </w:r>
+            <w:r>
+              <w:rPr>
+                <w:noProof/>
+                <w:webHidden/>
+              </w:rPr>
+              <w:fldChar w:fldCharType="end"/>
+            </w:r>
+          </w:hyperlink>
+        </w:p>
+        <w:p>
+          <w:pPr>
+            <w:pStyle w:val="Sumrio2"/>
+            <w:tabs>
+              <w:tab w:val="right" w:leader="dot" w:pos="9061"/>
+            </w:tabs>
+            <w:rPr>
+              <w:rFonts w:eastAsiaTheme="minorEastAsia"/>
+              <w:noProof/>
+              <w:kern w:val="2"/>
+              <w:lang w:eastAsia="pt-BR"/>
+              <w14:ligatures w14:val="standardContextual"/>
+            </w:rPr>
+          </w:pPr>
+          <w:hyperlink w:anchor="_Toc232627411" w:history="1">
+            <w:r>
+              <w:rPr>
+                <w:rStyle w:val="Hyperlink"/>
+                <w:rFonts w:ascii="Arial" w:hAnsi="Arial" w:cs="Arial"/>
+                <w:b/>
+                <w:bCs/>
+                <w:noProof/>
+              </w:rPr>
+              <w:t>4.8.1 Termos de Uso</w:t>
+            </w:r>
+            <w:r>
+              <w:rPr>
+                <w:noProof/>
+                <w:webHidden/>
+              </w:rPr>
+              <w:tab/>
+            </w:r>
+            <w:r>
+              <w:rPr>
+                <w:noProof/>
+                <w:webHidden/>
+              </w:rPr>
+              <w:fldChar w:fldCharType="begin"/>
+            </w:r>
+            <w:r>
+              <w:rPr>
+                <w:noProof/>
+                <w:webHidden/>
+              </w:rPr>
+              <w:instrText xml:space="preserve"> PAGEREF _Toc232627411 \h </w:instrText>
+            </w:r>
+            <w:r>
+              <w:rPr>
+                <w:noProof/>
+                <w:webHidden/>
+              </w:rPr>
+            </w:r>
+            <w:r>
+              <w:rPr>
+                <w:noProof/>
+                <w:webHidden/>
+              </w:rPr>
+              <w:fldChar w:fldCharType="separate"/>
+            </w:r>
+            <w:r>
+              <w:rPr>
+                <w:noProof/>
+                <w:webHidden/>
+              </w:rPr>
+              <w:t>20</w:t>
+            </w:r>
+            <w:r>
+              <w:rPr>
+                <w:noProof/>
+                <w:webHidden/>
+              </w:rPr>
+              <w:fldChar w:fldCharType="end"/>
+            </w:r>
+          </w:hyperlink>
+        </w:p>
+        <w:p>
+          <w:pPr>
+            <w:pStyle w:val="Sumrio2"/>
+            <w:tabs>
+              <w:tab w:val="right" w:leader="dot" w:pos="9061"/>
+            </w:tabs>
+            <w:rPr>
+              <w:rFonts w:eastAsiaTheme="minorEastAsia"/>
+              <w:noProof/>
+              <w:kern w:val="2"/>
+              <w:lang w:eastAsia="pt-BR"/>
+              <w14:ligatures w14:val="standardContextual"/>
+            </w:rPr>
+          </w:pPr>
+          <w:hyperlink w:anchor="_Toc232627412" w:history="1">
+            <w:r>
+              <w:rPr>
+                <w:rStyle w:val="Hyperlink"/>
+                <w:rFonts w:ascii="Arial" w:hAnsi="Arial" w:cs="Arial"/>
+                <w:b/>
+                <w:bCs/>
+                <w:noProof/>
+              </w:rPr>
+              <w:t>4.9 Protótipo</w:t>
+            </w:r>
+            <w:r>
+              <w:rPr>
+                <w:noProof/>
+                <w:webHidden/>
+              </w:rPr>
+              <w:tab/>
+            </w:r>
+            <w:r>
+              <w:rPr>
+                <w:noProof/>
+                <w:webHidden/>
+              </w:rPr>
+              <w:fldChar w:fldCharType="begin"/>
+            </w:r>
+            <w:r>
+              <w:rPr>
+                <w:noProof/>
+                <w:webHidden/>
+              </w:rPr>
+              <w:instrText xml:space="preserve"> PAGEREF _Toc232627412 \h </w:instrText>
+            </w:r>
+            <w:r>
+              <w:rPr>
+                <w:noProof/>
+                <w:webHidden/>
+              </w:rPr>
+            </w:r>
+            <w:r>
+              <w:rPr>
+                <w:noProof/>
+                <w:webHidden/>
+              </w:rPr>
+              <w:fldChar w:fldCharType="separate"/>
+            </w:r>
+            <w:r>
+              <w:rPr>
+                <w:noProof/>
+                <w:webHidden/>
+              </w:rPr>
+              <w:t>20</w:t>
+            </w:r>
+            <w:r>
+              <w:rPr>
+                <w:noProof/>
+                <w:webHidden/>
+              </w:rPr>
+              <w:fldChar w:fldCharType="end"/>
+            </w:r>
+          </w:hyperlink>
+        </w:p>
+        <w:p>
+          <w:pPr>
+            <w:pStyle w:val="Sumrio2"/>
+            <w:tabs>
+              <w:tab w:val="right" w:leader="dot" w:pos="9061"/>
+            </w:tabs>
+            <w:rPr>
+              <w:rFonts w:eastAsiaTheme="minorEastAsia"/>
+              <w:noProof/>
+              <w:kern w:val="2"/>
+              <w:lang w:eastAsia="pt-BR"/>
+              <w14:ligatures w14:val="standardContextual"/>
+            </w:rPr>
+          </w:pPr>
+          <w:hyperlink w:anchor="_Toc232627413" w:history="1">
+            <w:r>
+              <w:rPr>
+                <w:rStyle w:val="Hyperlink"/>
+                <w:rFonts w:ascii="Arial" w:hAnsi="Arial" w:cs="Arial"/>
+                <w:b/>
+                <w:bCs/>
+                <w:noProof/>
+              </w:rPr>
+              <w:t>4.9.1 Design Final</w:t>
+            </w:r>
+            <w:r>
+              <w:rPr>
+                <w:noProof/>
+                <w:webHidden/>
+              </w:rPr>
+              <w:tab/>
+            </w:r>
+            <w:r>
+              <w:rPr>
+                <w:noProof/>
+                <w:webHidden/>
+              </w:rPr>
+              <w:fldChar w:fldCharType="begin"/>
+            </w:r>
+            <w:r>
+              <w:rPr>
+                <w:noProof/>
+                <w:webHidden/>
+              </w:rPr>
+              <w:instrText xml:space="preserve"> PAGEREF _Toc232627413 \h </w:instrText>
+            </w:r>
+            <w:r>
+              <w:rPr>
+                <w:noProof/>
+                <w:webHidden/>
+              </w:rPr>
+            </w:r>
+            <w:r>
+              <w:rPr>
+                <w:noProof/>
+                <w:webHidden/>
+              </w:rPr>
+              <w:fldChar w:fldCharType="separate"/>
+            </w:r>
+            <w:r>
+              <w:rPr>
+                <w:noProof/>
+                <w:webHidden/>
+              </w:rPr>
+              <w:t>23</w:t>
+            </w:r>
+            <w:r>
+              <w:rPr>
+                <w:noProof/>
+                <w:webHidden/>
+              </w:rPr>
+              <w:fldChar w:fldCharType="end"/>
+            </w:r>
+          </w:hyperlink>
+        </w:p>
+        <w:p>
+          <w:pPr>
+            <w:pStyle w:val="Sumrio1"/>
+            <w:tabs>
+              <w:tab w:val="right" w:leader="dot" w:pos="9061"/>
+            </w:tabs>
+            <w:rPr>
+              <w:rFonts w:eastAsiaTheme="minorEastAsia"/>
+              <w:noProof/>
+              <w:kern w:val="2"/>
+              <w:lang w:eastAsia="pt-BR"/>
+              <w14:ligatures w14:val="standardContextual"/>
+            </w:rPr>
+          </w:pPr>
+          <w:hyperlink w:anchor="_Toc232627414" w:history="1">
+            <w:r>
+              <w:rPr>
+                <w:rStyle w:val="Hyperlink"/>
+                <w:rFonts w:ascii="Arial" w:hAnsi="Arial" w:cs="Arial"/>
+                <w:b/>
+                <w:bCs/>
+                <w:noProof/>
+              </w:rPr>
+              <w:t>5. CONSIDERAÇÕES FINAIS</w:t>
+            </w:r>
+            <w:r>
+              <w:rPr>
+                <w:noProof/>
+                <w:webHidden/>
+              </w:rPr>
+              <w:tab/>
+            </w:r>
+            <w:r>
+              <w:rPr>
+                <w:noProof/>
+                <w:webHidden/>
+              </w:rPr>
+              <w:fldChar w:fldCharType="begin"/>
+            </w:r>
+            <w:r>
+              <w:rPr>
+                <w:noProof/>
+                <w:webHidden/>
+              </w:rPr>
+              <w:instrText xml:space="preserve"> PAGEREF _Toc232627414 \h </w:instrText>
+            </w:r>
+            <w:r>
+              <w:rPr>
+                <w:noProof/>
+                <w:webHidden/>
+              </w:rPr>
+            </w:r>
+            <w:r>
+              <w:rPr>
+                <w:noProof/>
+                <w:webHidden/>
+              </w:rPr>
+              <w:fldChar w:fldCharType="separate"/>
+            </w:r>
+            <w:r>
+              <w:rPr>
+                <w:noProof/>
+                <w:webHidden/>
+              </w:rPr>
+              <w:t>23</w:t>
+            </w:r>
+            <w:r>
+              <w:rPr>
+                <w:noProof/>
+                <w:webHidden/>
+              </w:rPr>
+              <w:fldChar w:fldCharType="end"/>
+            </w:r>
+          </w:hyperlink>
+        </w:p>
+        <w:p>
+          <w:pPr>
+            <w:pStyle w:val="Sumrio1"/>
+            <w:tabs>
+              <w:tab w:val="right" w:leader="dot" w:pos="9061"/>
+            </w:tabs>
+            <w:rPr>
+              <w:rFonts w:eastAsiaTheme="minorEastAsia"/>
+              <w:noProof/>
+              <w:kern w:val="2"/>
+              <w:lang w:eastAsia="pt-BR"/>
+              <w14:ligatures w14:val="standardContextual"/>
+            </w:rPr>
+          </w:pPr>
+          <w:hyperlink w:anchor="_Toc232627415" w:history="1">
+            <w:r>
+              <w:rPr>
+                <w:rStyle w:val="Hyperlink"/>
+                <w:rFonts w:ascii="Arial" w:hAnsi="Arial" w:cs="Arial"/>
+                <w:b/>
+                <w:bCs/>
+                <w:noProof/>
+              </w:rPr>
+              <w:t>6. REFERÊNCIAS</w:t>
+            </w:r>
+            <w:r>
+              <w:rPr>
+                <w:noProof/>
+                <w:webHidden/>
+              </w:rPr>
+              <w:tab/>
+            </w:r>
+            <w:r>
+              <w:rPr>
+                <w:noProof/>
+                <w:webHidden/>
+              </w:rPr>
+              <w:fldChar w:fldCharType="begin"/>
+            </w:r>
+            <w:r>
+              <w:rPr>
+                <w:noProof/>
+                <w:webHidden/>
+              </w:rPr>
+              <w:instrText xml:space="preserve"> PAGEREF _Toc232627415 \h </w:instrText>
+            </w:r>
+            <w:r>
+              <w:rPr>
+                <w:noProof/>
+                <w:webHidden/>
+              </w:rPr>
+            </w:r>
+            <w:r>
+              <w:rPr>
+                <w:noProof/>
+                <w:webHidden/>
+              </w:rPr>
+              <w:fldChar w:fldCharType="separate"/>
+            </w:r>
+            <w:r>
+              <w:rPr>
+                <w:noProof/>
+                <w:webHidden/>
+              </w:rPr>
+              <w:t>23</w:t>
+            </w:r>
+            <w:r>
+              <w:rPr>
+                <w:noProof/>
+                <w:webHidden/>
+              </w:rPr>
+              <w:fldChar w:fldCharType="end"/>
+            </w:r>
+          </w:hyperlink>
+        </w:p>
+        <w:p>
+          <w:r>
+            <w:rPr>
+              <w:b/>
+              <w:bCs/>
+            </w:rPr>
+            <w:fldChar w:fldCharType="end"/>
+          </w:r>
+        </w:p>
+      </w:sdtContent>
+    </w:sdt>
+    <w:bookmarkStart w:id="0" w:name="_Toc232627382" w:displacedByCustomXml="prev"/>
+    <w:p>
+      <w:pPr>
+        <w:rPr>
+          <w:rFonts w:ascii="Arial" w:hAnsi="Arial" w:cs="Arial"/>
+          <w:b/>
+          <w:bCs/>
+        </w:rPr>
+      </w:pPr>
+      <w:r>
+        <w:rPr>
+          <w:rFonts w:ascii="Arial" w:hAnsi="Arial" w:cs="Arial"/>
+          <w:b/>
+          <w:bCs/>
+        </w:rPr>
+        <w:br w:type="page"/>
+      </w:r>
+    </w:p>
+    <w:p>
+      <w:pPr>
+        <w:pStyle w:val="Ttulo1"/>
+        <w:rPr>
+          <w:rFonts w:ascii="Arial" w:hAnsi="Arial" w:cs="Arial"/>
           <w:b/>
           <w:bCs/>
           <w:color w:val="auto"/>
           <w:sz w:val="24"/>
           <w:szCs w:val="24"/>
         </w:rPr>
-        <w:t>1</w:t>
-      </w:r>
-      <w:r>
-        <w:rPr>
-          <w:rFonts w:ascii="Arial" w:eastAsia="Arial" w:hAnsi="Arial" w:cs="Arial"/>
+      </w:pPr>
+      <w:r>
+        <w:rPr>
+          <w:rFonts w:ascii="Arial" w:hAnsi="Arial" w:cs="Arial"/>
           <w:b/>
           <w:bCs/>
           <w:color w:val="auto"/>
           <w:sz w:val="24"/>
           <w:szCs w:val="24"/>
         </w:rPr>
-        <w:t>.</w:t>
-      </w:r>
-      <w:r>
-        <w:rPr>
-          <w:rFonts w:ascii="Arial" w:eastAsia="Arial" w:hAnsi="Arial" w:cs="Arial"/>
+        <w:lastRenderedPageBreak/>
+        <w:t>1</w:t>
+      </w:r>
+      <w:r>
+        <w:rPr>
+          <w:rFonts w:ascii="Arial" w:hAnsi="Arial" w:cs="Arial"/>
           <w:b/>
           <w:bCs/>
           <w:color w:val="auto"/>
           <w:sz w:val="24"/>
           <w:szCs w:val="24"/>
         </w:rPr>
-        <w:t xml:space="preserve"> </w:t>
-      </w:r>
-      <w:r>
-        <w:rPr>
-          <w:rFonts w:ascii="Arial" w:eastAsia="Arial" w:hAnsi="Arial" w:cs="Arial"/>
+        <w:t>.</w:t>
+      </w:r>
+      <w:r>
+        <w:rPr>
+          <w:rFonts w:ascii="Arial" w:hAnsi="Arial" w:cs="Arial"/>
           <w:b/>
           <w:bCs/>
           <w:color w:val="auto"/>
           <w:sz w:val="24"/>
           <w:szCs w:val="24"/>
         </w:rPr>
-        <w:t>INTRODUÇÃO</w:t>
-      </w:r>
-    </w:p>
-    <w:p>
-      <w:pPr>
-        <w:pStyle w:val="Ttulo1"/>
-        <w:spacing w:before="0" w:after="120" w:line="360" w:lineRule="auto"/>
-        <w:jc w:val="both"/>
-        <w:rPr>
-          <w:rFonts w:ascii="Arial" w:eastAsia="Arial" w:hAnsi="Arial" w:cs="Arial"/>
+        <w:t xml:space="preserve"> </w:t>
+      </w:r>
+      <w:r>
+        <w:rPr>
+          <w:rFonts w:ascii="Arial" w:hAnsi="Arial" w:cs="Arial"/>
+          <w:b/>
+          <w:bCs/>
           <w:color w:val="auto"/>
           <w:sz w:val="24"/>
           <w:szCs w:val="24"/>
         </w:rPr>
-      </w:pPr>
-      <w:r>
+        <w:t>INTRODUÇÃO</w:t>
+      </w:r>
+      <w:bookmarkEnd w:id="0"/>
+    </w:p>
+    <w:p>
+      <w:pPr>
+        <w:pStyle w:val="Ttulo2"/>
         <w:rPr>
           <w:rFonts w:ascii="Arial" w:eastAsia="Arial" w:hAnsi="Arial" w:cs="Arial"/>
           <w:b/>
@@ -3943,8 +5005,8 @@
           <w:sz w:val="24"/>
           <w:szCs w:val="24"/>
         </w:rPr>
-        <w:t>1.1</w:t>
-      </w:r>
+      </w:pPr>
+      <w:bookmarkStart w:id="1" w:name="_Toc232627383"/>
       <w:r>
         <w:rPr>
           <w:rFonts w:ascii="Arial" w:eastAsia="Arial" w:hAnsi="Arial" w:cs="Arial"/>
@@ -3954,7 +5016,7 @@
           <w:sz w:val="24"/>
           <w:szCs w:val="24"/>
         </w:rPr>
-        <w:t xml:space="preserve"> </w:t>
+        <w:t>1.1</w:t>
       </w:r>
       <w:r>
         <w:rPr>
@@ -3965,57 +5027,9 @@
           <w:sz w:val="24"/>
           <w:szCs w:val="24"/>
         </w:rPr>
-        <w:t>Definição do Projeto</w:t>
-      </w:r>
-    </w:p>
-    <w:p>
-      <w:pPr>
-        <w:spacing w:after="120" w:line="360" w:lineRule="auto"/>
-        <w:jc w:val="both"/>
-        <w:rPr>
-          <w:rFonts w:ascii="Arial" w:eastAsia="Arial" w:hAnsi="Arial" w:cs="Arial"/>
-        </w:rPr>
-      </w:pPr>
-      <w:r>
-        <w:rPr>
-          <w:rFonts w:ascii="Arial" w:eastAsia="Arial" w:hAnsi="Arial" w:cs="Arial"/>
-        </w:rPr>
-        <w:t xml:space="preserve">A plataforma </w:t>
-      </w:r>
-      <w:proofErr w:type="spellStart"/>
-      <w:r>
-        <w:rPr>
-          <w:rFonts w:ascii="Arial" w:eastAsia="Arial" w:hAnsi="Arial" w:cs="Arial"/>
-        </w:rPr>
-        <w:t>Gymzus</w:t>
-      </w:r>
-      <w:proofErr w:type="spellEnd"/>
-      <w:r>
-        <w:rPr>
-          <w:rFonts w:ascii="Arial" w:eastAsia="Arial" w:hAnsi="Arial" w:cs="Arial"/>
-        </w:rPr>
         <w:t xml:space="preserve"> </w:t>
       </w:r>
-      <w:proofErr w:type="spellStart"/>
-      <w:r>
-        <w:rPr>
-          <w:rFonts w:ascii="Arial" w:eastAsia="Arial" w:hAnsi="Arial" w:cs="Arial"/>
-        </w:rPr>
-        <w:t>Pass</w:t>
-      </w:r>
-      <w:proofErr w:type="spellEnd"/>
-      <w:r>
-        <w:rPr>
-          <w:rFonts w:ascii="Arial" w:eastAsia="Arial" w:hAnsi="Arial" w:cs="Arial"/>
-        </w:rPr>
-        <w:t xml:space="preserve"> consiste no desenvolvimento de uma plataforma digital (web) dedicada a conectar profissionais de educação física e serviços esportivos a alunos que buscam melhorar seu desempenho, bem-estar e qualidade de vida. A solução atua como um marketplace de nicho, permitindo que profissionais listem especialidades (como treinos focados em membros específicos) e que usuários encontrem suporte especializado de forma direta.</w:t>
-      </w:r>
-    </w:p>
-    <w:p>
-      <w:pPr>
-        <w:pStyle w:val="Ttulo2"/>
-        <w:spacing w:before="0" w:after="120" w:line="360" w:lineRule="auto"/>
-        <w:jc w:val="both"/>
+      <w:r>
         <w:rPr>
           <w:rFonts w:ascii="Arial" w:eastAsia="Arial" w:hAnsi="Arial" w:cs="Arial"/>
           <w:b/>
@@ -4024,237 +5038,298 @@
           <w:sz w:val="24"/>
           <w:szCs w:val="24"/>
         </w:rPr>
-      </w:pPr>
-      <w:r>
-        <w:rPr>
-          <w:rFonts w:ascii="Arial" w:eastAsia="Arial" w:hAnsi="Arial" w:cs="Arial"/>
+        <w:t>Definição do Projeto</w:t>
+      </w:r>
+      <w:bookmarkEnd w:id="1"/>
+    </w:p>
+    <w:p>
+      <w:pPr>
+        <w:spacing w:after="120" w:line="360" w:lineRule="auto"/>
+        <w:jc w:val="both"/>
+        <w:rPr>
+          <w:rFonts w:ascii="Arial" w:eastAsia="Arial" w:hAnsi="Arial" w:cs="Arial"/>
+        </w:rPr>
+      </w:pPr>
+      <w:r>
+        <w:rPr>
+          <w:rFonts w:ascii="Arial" w:eastAsia="Arial" w:hAnsi="Arial" w:cs="Arial"/>
+        </w:rPr>
+        <w:t xml:space="preserve">A plataforma </w:t>
+      </w:r>
+      <w:proofErr w:type="spellStart"/>
+      <w:r>
+        <w:rPr>
+          <w:rFonts w:ascii="Arial" w:eastAsia="Arial" w:hAnsi="Arial" w:cs="Arial"/>
+        </w:rPr>
+        <w:t>Gymzus</w:t>
+      </w:r>
+      <w:proofErr w:type="spellEnd"/>
+      <w:r>
+        <w:rPr>
+          <w:rFonts w:ascii="Arial" w:eastAsia="Arial" w:hAnsi="Arial" w:cs="Arial"/>
+        </w:rPr>
+        <w:t xml:space="preserve"> </w:t>
+      </w:r>
+      <w:proofErr w:type="spellStart"/>
+      <w:r>
+        <w:rPr>
+          <w:rFonts w:ascii="Arial" w:eastAsia="Arial" w:hAnsi="Arial" w:cs="Arial"/>
+        </w:rPr>
+        <w:t>Pass</w:t>
+      </w:r>
+      <w:proofErr w:type="spellEnd"/>
+      <w:r>
+        <w:rPr>
+          <w:rFonts w:ascii="Arial" w:eastAsia="Arial" w:hAnsi="Arial" w:cs="Arial"/>
+        </w:rPr>
+        <w:t xml:space="preserve"> consiste no desenvolvimento de uma plataforma digital (web) dedicada a conectar profissionais de educação física e serviços esportivos a alunos que buscam melhorar seu desempenho, bem-estar e qualidade de vida. A solução atua como um marketplace de nicho, permitindo que profissionais listem especialidades (como treinos focados em membros específicos) e que usuários encontrem suporte especializado de forma direta.</w:t>
+      </w:r>
+    </w:p>
+    <w:p>
+      <w:pPr>
+        <w:pStyle w:val="Ttulo2"/>
+        <w:rPr>
+          <w:rFonts w:ascii="Arial" w:hAnsi="Arial" w:cs="Arial"/>
           <w:b/>
           <w:bCs/>
           <w:color w:val="auto"/>
           <w:sz w:val="24"/>
           <w:szCs w:val="24"/>
         </w:rPr>
-        <w:t>1.1 Objetivo</w:t>
-      </w:r>
-      <w:r>
-        <w:rPr>
-          <w:rFonts w:ascii="Arial" w:eastAsia="Arial" w:hAnsi="Arial" w:cs="Arial"/>
+      </w:pPr>
+      <w:bookmarkStart w:id="2" w:name="_Toc232627384"/>
+      <w:r>
+        <w:rPr>
+          <w:rFonts w:ascii="Arial" w:hAnsi="Arial" w:cs="Arial"/>
           <w:b/>
           <w:bCs/>
           <w:color w:val="auto"/>
           <w:sz w:val="24"/>
           <w:szCs w:val="24"/>
         </w:rPr>
-        <w:t xml:space="preserve"> Geral</w:t>
-      </w:r>
-    </w:p>
-    <w:p>
-      <w:pPr>
-        <w:spacing w:after="120" w:line="360" w:lineRule="auto"/>
-        <w:jc w:val="both"/>
-        <w:rPr>
-          <w:rFonts w:ascii="Arial" w:eastAsia="Arial" w:hAnsi="Arial" w:cs="Arial"/>
-        </w:rPr>
-      </w:pPr>
-      <w:r>
-        <w:rPr>
-          <w:rFonts w:ascii="Arial" w:eastAsia="Arial" w:hAnsi="Arial" w:cs="Arial"/>
-        </w:rPr>
-        <w:t xml:space="preserve">Desenvolver e implementar um sistema de mediação digital que facilite o encontro entre profissionais de educação física especializados e alunos, otimizando a contratação de consultorias esportivas </w:t>
-      </w:r>
-      <w:r>
-        <w:rPr>
-          <w:rFonts w:ascii="Arial" w:eastAsia="Arial" w:hAnsi="Arial" w:cs="Arial"/>
-        </w:rPr>
-        <w:t>personalizadas.</w:t>
-      </w:r>
-    </w:p>
-    <w:p>
-      <w:pPr>
-        <w:pStyle w:val="Ttulo2"/>
-        <w:rPr>
-          <w:rFonts w:ascii="Arial" w:eastAsia="Arial" w:hAnsi="Arial" w:cs="Arial"/>
+        <w:t>1.1 Objetivo</w:t>
+      </w:r>
+      <w:r>
+        <w:rPr>
+          <w:rFonts w:ascii="Arial" w:hAnsi="Arial" w:cs="Arial"/>
           <w:b/>
           <w:bCs/>
           <w:color w:val="auto"/>
           <w:sz w:val="24"/>
           <w:szCs w:val="24"/>
         </w:rPr>
-      </w:pPr>
-      <w:r>
-        <w:rPr>
-          <w:rFonts w:ascii="Arial" w:eastAsia="Arial" w:hAnsi="Arial" w:cs="Arial"/>
+        <w:t xml:space="preserve"> Geral</w:t>
+      </w:r>
+      <w:bookmarkEnd w:id="2"/>
+    </w:p>
+    <w:p>
+      <w:pPr>
+        <w:spacing w:after="120" w:line="360" w:lineRule="auto"/>
+        <w:jc w:val="both"/>
+        <w:rPr>
+          <w:rFonts w:ascii="Arial" w:eastAsia="Arial" w:hAnsi="Arial" w:cs="Arial"/>
+        </w:rPr>
+      </w:pPr>
+      <w:r>
+        <w:rPr>
+          <w:rFonts w:ascii="Arial" w:eastAsia="Arial" w:hAnsi="Arial" w:cs="Arial"/>
+        </w:rPr>
+        <w:t xml:space="preserve">Desenvolver e implementar um sistema de mediação digital que facilite o encontro entre profissionais de educação física especializados e alunos, otimizando a contratação de consultorias esportivas </w:t>
+      </w:r>
+      <w:r>
+        <w:rPr>
+          <w:rFonts w:ascii="Arial" w:eastAsia="Arial" w:hAnsi="Arial" w:cs="Arial"/>
+        </w:rPr>
+        <w:t>personalizadas.</w:t>
+      </w:r>
+    </w:p>
+    <w:p>
+      <w:pPr>
+        <w:pStyle w:val="Ttulo2"/>
+        <w:rPr>
+          <w:rFonts w:ascii="Arial" w:hAnsi="Arial" w:cs="Arial"/>
           <w:b/>
           <w:bCs/>
           <w:color w:val="auto"/>
           <w:sz w:val="24"/>
           <w:szCs w:val="24"/>
         </w:rPr>
-        <w:t xml:space="preserve">1.2 </w:t>
-      </w:r>
-      <w:r>
-        <w:rPr>
-          <w:rFonts w:ascii="Arial" w:eastAsia="Arial" w:hAnsi="Arial" w:cs="Arial"/>
+      </w:pPr>
+      <w:bookmarkStart w:id="3" w:name="_Toc232627385"/>
+      <w:r>
+        <w:rPr>
+          <w:rFonts w:ascii="Arial" w:hAnsi="Arial" w:cs="Arial"/>
           <w:b/>
           <w:bCs/>
           <w:color w:val="auto"/>
           <w:sz w:val="24"/>
           <w:szCs w:val="24"/>
         </w:rPr>
-        <w:t>Descrição do Problema</w:t>
-      </w:r>
-    </w:p>
-    <w:p>
-      <w:pPr>
-        <w:spacing w:after="120" w:line="360" w:lineRule="auto"/>
-        <w:jc w:val="both"/>
-        <w:rPr>
-          <w:rFonts w:ascii="Arial" w:eastAsia="Arial" w:hAnsi="Arial" w:cs="Arial"/>
-        </w:rPr>
-      </w:pPr>
-      <w:r>
-        <w:rPr>
-          <w:rFonts w:ascii="Arial" w:eastAsia="Arial" w:hAnsi="Arial" w:cs="Arial"/>
-        </w:rPr>
-        <w:t xml:space="preserve"> Como criar um sistema para mediar a contratação de profissionais de educação física por alunos com interesse em atividade física por especialidade?</w:t>
-      </w:r>
-    </w:p>
-    <w:p>
-      <w:pPr>
-        <w:spacing w:after="120" w:line="360" w:lineRule="auto"/>
-        <w:jc w:val="both"/>
-        <w:rPr>
-          <w:rFonts w:ascii="Arial" w:eastAsia="Arial" w:hAnsi="Arial" w:cs="Arial"/>
-        </w:rPr>
-      </w:pPr>
-    </w:p>
-    <w:p>
-      <w:pPr>
-        <w:pStyle w:val="Ttulo2"/>
-        <w:spacing w:before="0" w:after="120" w:line="360" w:lineRule="auto"/>
-        <w:jc w:val="both"/>
-        <w:rPr>
-          <w:rFonts w:ascii="Arial" w:eastAsia="Arial" w:hAnsi="Arial" w:cs="Arial"/>
+        <w:t xml:space="preserve">1.2 </w:t>
+      </w:r>
+      <w:r>
+        <w:rPr>
+          <w:rFonts w:ascii="Arial" w:hAnsi="Arial" w:cs="Arial"/>
           <w:b/>
           <w:bCs/>
           <w:color w:val="auto"/>
           <w:sz w:val="24"/>
           <w:szCs w:val="24"/>
         </w:rPr>
-      </w:pPr>
-      <w:r>
-        <w:rPr>
-          <w:rFonts w:ascii="Arial" w:eastAsia="Arial" w:hAnsi="Arial" w:cs="Arial"/>
+        <w:t>Descrição do Problema</w:t>
+      </w:r>
+      <w:bookmarkEnd w:id="3"/>
+    </w:p>
+    <w:p>
+      <w:pPr>
+        <w:spacing w:after="120" w:line="360" w:lineRule="auto"/>
+        <w:jc w:val="both"/>
+        <w:rPr>
+          <w:rFonts w:ascii="Arial" w:eastAsia="Arial" w:hAnsi="Arial" w:cs="Arial"/>
+        </w:rPr>
+      </w:pPr>
+      <w:r>
+        <w:rPr>
+          <w:rFonts w:ascii="Arial" w:eastAsia="Arial" w:hAnsi="Arial" w:cs="Arial"/>
+        </w:rPr>
+        <w:t xml:space="preserve"> Como criar um sistema para mediar a contratação de profissionais de educação física por alunos com interesse em atividade física por especialidade?</w:t>
+      </w:r>
+    </w:p>
+    <w:p>
+      <w:pPr>
+        <w:spacing w:after="120" w:line="360" w:lineRule="auto"/>
+        <w:jc w:val="both"/>
+        <w:rPr>
+          <w:rFonts w:ascii="Arial" w:eastAsia="Arial" w:hAnsi="Arial" w:cs="Arial"/>
+        </w:rPr>
+      </w:pPr>
+    </w:p>
+    <w:p>
+      <w:pPr>
+        <w:pStyle w:val="Ttulo2"/>
+        <w:rPr>
+          <w:rFonts w:ascii="Arial" w:hAnsi="Arial" w:cs="Arial"/>
           <w:b/>
           <w:bCs/>
           <w:color w:val="auto"/>
           <w:sz w:val="24"/>
           <w:szCs w:val="24"/>
         </w:rPr>
-        <w:t>1.2.1 Solução</w:t>
-      </w:r>
-    </w:p>
-    <w:p>
-      <w:pPr>
-        <w:pStyle w:val="NormalWeb"/>
-        <w:jc w:val="both"/>
-        <w:rPr>
-          <w:rFonts w:ascii="Arial" w:hAnsi="Arial" w:cs="Arial"/>
-        </w:rPr>
-      </w:pPr>
-      <w:r>
-        <w:rPr>
-          <w:rFonts w:ascii="Arial" w:hAnsi="Arial" w:cs="Arial"/>
-        </w:rPr>
-        <w:t xml:space="preserve">A solução proposta é o </w:t>
-      </w:r>
-      <w:proofErr w:type="spellStart"/>
-      <w:r>
-        <w:rPr>
-          <w:rStyle w:val="Forte"/>
-          <w:rFonts w:ascii="Arial" w:hAnsi="Arial" w:cs="Arial"/>
-        </w:rPr>
-        <w:t>Gymzus</w:t>
-      </w:r>
-      <w:proofErr w:type="spellEnd"/>
-      <w:r>
-        <w:rPr>
-          <w:rStyle w:val="Forte"/>
-          <w:rFonts w:ascii="Arial" w:hAnsi="Arial" w:cs="Arial"/>
-        </w:rPr>
-        <w:t xml:space="preserve"> </w:t>
-      </w:r>
-      <w:proofErr w:type="spellStart"/>
-      <w:r>
-        <w:rPr>
-          <w:rStyle w:val="Forte"/>
-          <w:rFonts w:ascii="Arial" w:hAnsi="Arial" w:cs="Arial"/>
-        </w:rPr>
-        <w:t>Pass</w:t>
-      </w:r>
-      <w:proofErr w:type="spellEnd"/>
-      <w:r>
-        <w:rPr>
-          <w:rFonts w:ascii="Arial" w:hAnsi="Arial" w:cs="Arial"/>
-        </w:rPr>
-        <w:t>, uma plataforma digital centralizada e especializada que atua como marketplace de nicho no ecossistema de serviços esportivos. O sistema elimina a assimetria de informação ao permitir que profissionais de Educação Física cadastrados e validados (com registro CREF) construam perfis completos, incluindo formação acadêmica, especialidades técnicas (</w:t>
-      </w:r>
-      <w:proofErr w:type="spellStart"/>
-      <w:r>
-        <w:rPr>
-          <w:rFonts w:ascii="Arial" w:hAnsi="Arial" w:cs="Arial"/>
-        </w:rPr>
-        <w:t>pilates</w:t>
-      </w:r>
-      <w:proofErr w:type="spellEnd"/>
-      <w:r>
-        <w:rPr>
-          <w:rFonts w:ascii="Arial" w:hAnsi="Arial" w:cs="Arial"/>
-        </w:rPr>
-        <w:t>, musculação, natação, artes marciais, treinamento funcional, reabilitação etc.), portfólio e integração com redes sociais.</w:t>
-      </w:r>
-      <w:r>
-        <w:rPr>
-          <w:rFonts w:ascii="Arial" w:hAnsi="Arial" w:cs="Arial"/>
-        </w:rPr>
-        <w:t xml:space="preserve"> </w:t>
-      </w:r>
-      <w:r>
-        <w:rPr>
-          <w:rFonts w:ascii="Arial" w:hAnsi="Arial" w:cs="Arial"/>
-        </w:rPr>
-        <w:t>Para os alunos, a plataforma oferece busca segmentada por especialidade, localização e competências específicas, facilitando a contratação direta de serviços personalizados com maior segurança e qualidade.</w:t>
-      </w:r>
-      <w:r>
-        <w:rPr>
-          <w:rFonts w:ascii="Arial" w:hAnsi="Arial" w:cs="Arial"/>
-        </w:rPr>
-        <w:t xml:space="preserve"> </w:t>
-      </w:r>
-      <w:r>
-        <w:rPr>
-          <w:rFonts w:ascii="Arial" w:hAnsi="Arial" w:cs="Arial"/>
-        </w:rPr>
-        <w:t>Essa abordagem centralizada reduz barreiras de acesso, otimiza o tempo de busca e fortalece a profissionalização do mercado de educação física</w:t>
-      </w:r>
-      <w:r>
-        <w:t>.</w:t>
-      </w:r>
-    </w:p>
-    <w:p>
-      <w:pPr>
-        <w:pStyle w:val="Ttulo2"/>
-        <w:spacing w:before="0" w:after="120" w:line="360" w:lineRule="auto"/>
-        <w:jc w:val="both"/>
-        <w:rPr>
-          <w:rFonts w:ascii="Arial" w:eastAsia="Arial" w:hAnsi="Arial" w:cs="Arial"/>
+      </w:pPr>
+      <w:bookmarkStart w:id="4" w:name="_Toc232627386"/>
+      <w:r>
+        <w:rPr>
+          <w:rFonts w:ascii="Arial" w:hAnsi="Arial" w:cs="Arial"/>
           <w:b/>
           <w:bCs/>
           <w:color w:val="auto"/>
           <w:sz w:val="24"/>
           <w:szCs w:val="24"/>
         </w:rPr>
-      </w:pPr>
+        <w:t>1.2.1 Solução</w:t>
+      </w:r>
+      <w:bookmarkEnd w:id="4"/>
+    </w:p>
+    <w:p>
+      <w:pPr>
+        <w:pStyle w:val="NormalWeb"/>
+        <w:jc w:val="both"/>
+      </w:pPr>
+      <w:r>
+        <w:rPr>
+          <w:rFonts w:ascii="Arial" w:hAnsi="Arial" w:cs="Arial"/>
+        </w:rPr>
+        <w:t xml:space="preserve">A solução proposta é o </w:t>
+      </w:r>
+      <w:proofErr w:type="spellStart"/>
+      <w:r>
+        <w:rPr>
+          <w:rStyle w:val="Forte"/>
+          <w:rFonts w:ascii="Arial" w:hAnsi="Arial" w:cs="Arial"/>
+        </w:rPr>
+        <w:t>Gymzus</w:t>
+      </w:r>
+      <w:proofErr w:type="spellEnd"/>
+      <w:r>
+        <w:rPr>
+          <w:rStyle w:val="Forte"/>
+          <w:rFonts w:ascii="Arial" w:hAnsi="Arial" w:cs="Arial"/>
+        </w:rPr>
+        <w:t xml:space="preserve"> </w:t>
+      </w:r>
+      <w:proofErr w:type="spellStart"/>
+      <w:r>
+        <w:rPr>
+          <w:rStyle w:val="Forte"/>
+          <w:rFonts w:ascii="Arial" w:hAnsi="Arial" w:cs="Arial"/>
+        </w:rPr>
+        <w:t>Pass</w:t>
+      </w:r>
+      <w:proofErr w:type="spellEnd"/>
+      <w:r>
+        <w:rPr>
+          <w:rFonts w:ascii="Arial" w:hAnsi="Arial" w:cs="Arial"/>
+        </w:rPr>
+        <w:t>, uma plataforma digital centralizada e especializada que atua como marketplace de nicho no ecossistema de serviços esportivos. O sistema elimina a assimetria de informação ao permitir que profissionais de Educação Física cadastrados e validados (com registro CREF) construam perfis completos, incluindo formação acadêmica, especialidades técnicas (</w:t>
+      </w:r>
+      <w:proofErr w:type="spellStart"/>
+      <w:r>
+        <w:rPr>
+          <w:rFonts w:ascii="Arial" w:hAnsi="Arial" w:cs="Arial"/>
+        </w:rPr>
+        <w:t>pilates</w:t>
+      </w:r>
+      <w:proofErr w:type="spellEnd"/>
+      <w:r>
+        <w:rPr>
+          <w:rFonts w:ascii="Arial" w:hAnsi="Arial" w:cs="Arial"/>
+        </w:rPr>
+        <w:t>, musculação, natação, artes marciais, treinamento funcional, reabilitação etc.), portfólio e integração com redes sociais.</w:t>
+      </w:r>
+      <w:r>
+        <w:rPr>
+          <w:rFonts w:ascii="Arial" w:hAnsi="Arial" w:cs="Arial"/>
+        </w:rPr>
+        <w:t xml:space="preserve"> </w:t>
+      </w:r>
+      <w:r>
+        <w:rPr>
+          <w:rFonts w:ascii="Arial" w:hAnsi="Arial" w:cs="Arial"/>
+        </w:rPr>
+        <w:t>Para os alunos, a plataforma oferece busca segmentada por especialidade, localização e competências específicas, facilitando a contratação direta de serviços personalizados com maior segurança e qualidade.</w:t>
+      </w:r>
+      <w:r>
+        <w:rPr>
+          <w:rFonts w:ascii="Arial" w:hAnsi="Arial" w:cs="Arial"/>
+        </w:rPr>
+        <w:t xml:space="preserve"> </w:t>
+      </w:r>
+      <w:r>
+        <w:rPr>
+          <w:rFonts w:ascii="Arial" w:hAnsi="Arial" w:cs="Arial"/>
+        </w:rPr>
+        <w:t>Essa abordagem centralizada reduz barreiras de acesso, otimiza o tempo de busca e fortalece a profissionalização do mercado de educação física</w:t>
+      </w:r>
+      <w:r>
+        <w:t>.</w:t>
+      </w:r>
+    </w:p>
+    <w:p>
+      <w:pPr>
+        <w:pStyle w:val="Ttulo2"/>
+        <w:rPr>
+          <w:rFonts w:ascii="Arial" w:eastAsia="Times New Roman" w:hAnsi="Arial" w:cs="Arial"/>
+          <w:b/>
+          <w:bCs/>
+          <w:sz w:val="24"/>
+          <w:szCs w:val="24"/>
+          <w:lang w:eastAsia="pt-BR"/>
+        </w:rPr>
+      </w:pPr>
+      <w:r>
+        <w:br w:type="page"/>
+      </w:r>
+      <w:bookmarkStart w:id="5" w:name="_Toc232627387"/>
       <w:r>
         <w:rPr>
           <w:rFonts w:ascii="Arial" w:eastAsia="Arial" w:hAnsi="Arial" w:cs="Arial"/>
@@ -4267,6 +5342,7 @@
         <w:lastRenderedPageBreak/>
         <w:t>1.3 Justificativa</w:t>
       </w:r>
+      <w:bookmarkEnd w:id="5"/>
     </w:p>
     <w:p>
       <w:pPr>
@@ -4360,10 +5436,8 @@
     <w:p>
       <w:pPr>
         <w:pStyle w:val="Ttulo2"/>
-        <w:spacing w:before="0" w:after="120" w:line="360" w:lineRule="auto"/>
-        <w:jc w:val="both"/>
-        <w:rPr>
-          <w:rFonts w:ascii="Arial" w:eastAsia="Arial" w:hAnsi="Arial" w:cs="Arial"/>
+        <w:rPr>
+          <w:rFonts w:ascii="Arial" w:hAnsi="Arial" w:cs="Arial"/>
           <w:b/>
           <w:bCs/>
           <w:color w:val="auto"/>
@@ -4371,9 +5445,10 @@
           <w:szCs w:val="24"/>
         </w:rPr>
       </w:pPr>
-      <w:r>
-        <w:rPr>
-          <w:rFonts w:ascii="Arial" w:eastAsia="Arial" w:hAnsi="Arial" w:cs="Arial"/>
+      <w:bookmarkStart w:id="6" w:name="_Toc232627388"/>
+      <w:r>
+        <w:rPr>
+          <w:rFonts w:ascii="Arial" w:hAnsi="Arial" w:cs="Arial"/>
           <w:b/>
           <w:bCs/>
           <w:color w:val="auto"/>
@@ -4382,6 +5457,7 @@
         </w:rPr>
         <w:t>1.3.1 Relevância</w:t>
       </w:r>
+      <w:bookmarkEnd w:id="6"/>
     </w:p>
     <w:p>
       <w:pPr>
@@ -4405,6 +5481,12 @@
         </w:rPr>
         <w:t xml:space="preserve"> </w:t>
       </w:r>
+      <w:r>
+        <w:rPr>
+          <w:rFonts w:ascii="Arial" w:eastAsia="Arial" w:hAnsi="Arial" w:cs="Arial"/>
+        </w:rPr>
+        <w:br w:type="page"/>
+      </w:r>
     </w:p>
     <w:p>
       <w:pPr>
@@ -4417,38 +5499,9 @@
     </w:p>
     <w:p>
       <w:pPr>
-        <w:spacing w:after="120" w:line="360" w:lineRule="auto"/>
-        <w:jc w:val="both"/>
-        <w:rPr>
-          <w:rFonts w:ascii="Arial" w:eastAsia="Arial" w:hAnsi="Arial" w:cs="Arial"/>
-        </w:rPr>
-      </w:pPr>
-    </w:p>
-    <w:p>
-      <w:pPr>
-        <w:spacing w:after="120" w:line="360" w:lineRule="auto"/>
-        <w:jc w:val="both"/>
-        <w:rPr>
-          <w:rFonts w:ascii="Arial" w:eastAsia="Arial" w:hAnsi="Arial" w:cs="Arial"/>
-        </w:rPr>
-      </w:pPr>
-    </w:p>
-    <w:p>
-      <w:pPr>
-        <w:spacing w:after="120" w:line="360" w:lineRule="auto"/>
-        <w:jc w:val="both"/>
-        <w:rPr>
-          <w:rFonts w:ascii="Arial" w:eastAsia="Arial" w:hAnsi="Arial" w:cs="Arial"/>
-        </w:rPr>
-      </w:pPr>
-    </w:p>
-    <w:p>
-      <w:pPr>
         <w:pStyle w:val="Ttulo2"/>
-        <w:spacing w:before="0" w:after="120" w:line="360" w:lineRule="auto"/>
-        <w:jc w:val="both"/>
-        <w:rPr>
-          <w:rFonts w:ascii="Arial" w:eastAsia="Arial" w:hAnsi="Arial" w:cs="Arial"/>
+        <w:rPr>
+          <w:rFonts w:ascii="Arial" w:hAnsi="Arial" w:cs="Arial"/>
           <w:b/>
           <w:bCs/>
           <w:color w:val="auto"/>
@@ -4456,18 +5509,19 @@
           <w:szCs w:val="24"/>
         </w:rPr>
       </w:pPr>
-      <w:r>
-        <w:rPr>
-          <w:rFonts w:ascii="Arial" w:eastAsia="Arial" w:hAnsi="Arial" w:cs="Arial"/>
+      <w:bookmarkStart w:id="7" w:name="_Toc232627389"/>
+      <w:r>
+        <w:rPr>
+          <w:rFonts w:ascii="Arial" w:hAnsi="Arial" w:cs="Arial"/>
           <w:b/>
           <w:bCs/>
           <w:color w:val="auto"/>
           <w:sz w:val="24"/>
           <w:szCs w:val="24"/>
         </w:rPr>
-        <w:lastRenderedPageBreak/>
         <w:t>1.3.2 Pertinência</w:t>
       </w:r>
+      <w:bookmarkEnd w:id="7"/>
     </w:p>
     <w:p>
       <w:pPr>
@@ -4546,10 +5600,8 @@
     <w:p>
       <w:pPr>
         <w:pStyle w:val="Ttulo1"/>
-        <w:spacing w:before="0" w:after="120" w:line="360" w:lineRule="auto"/>
-        <w:jc w:val="both"/>
-        <w:rPr>
-          <w:rFonts w:ascii="Arial" w:eastAsia="Arial" w:hAnsi="Arial" w:cs="Arial"/>
+        <w:rPr>
+          <w:rFonts w:ascii="Arial" w:hAnsi="Arial" w:cs="Arial"/>
           <w:b/>
           <w:bCs/>
           <w:color w:val="auto"/>
@@ -4557,9 +5609,10 @@
           <w:szCs w:val="24"/>
         </w:rPr>
       </w:pPr>
-      <w:r>
-        <w:rPr>
-          <w:rFonts w:ascii="Arial" w:eastAsia="Arial" w:hAnsi="Arial" w:cs="Arial"/>
+      <w:bookmarkStart w:id="8" w:name="_Toc232627390"/>
+      <w:r>
+        <w:rPr>
+          <w:rFonts w:ascii="Arial" w:hAnsi="Arial" w:cs="Arial"/>
           <w:b/>
           <w:bCs/>
           <w:color w:val="auto"/>
@@ -4568,14 +5621,13 @@
         </w:rPr>
         <w:t>2. FUNDAMENTAÇÃO TEÓRICA</w:t>
       </w:r>
+      <w:bookmarkEnd w:id="8"/>
     </w:p>
     <w:p>
       <w:pPr>
         <w:pStyle w:val="Ttulo2"/>
-        <w:spacing w:before="0" w:after="120" w:line="360" w:lineRule="auto"/>
-        <w:jc w:val="both"/>
-        <w:rPr>
-          <w:rFonts w:ascii="Arial" w:eastAsia="Arial" w:hAnsi="Arial" w:cs="Arial"/>
+        <w:rPr>
+          <w:rFonts w:ascii="Arial" w:hAnsi="Arial" w:cs="Arial"/>
           <w:b/>
           <w:bCs/>
           <w:color w:val="auto"/>
@@ -4583,9 +5635,10 @@
           <w:szCs w:val="24"/>
         </w:rPr>
       </w:pPr>
-      <w:r>
-        <w:rPr>
-          <w:rFonts w:ascii="Arial" w:eastAsia="Arial" w:hAnsi="Arial" w:cs="Arial"/>
+      <w:bookmarkStart w:id="9" w:name="_Toc232627391"/>
+      <w:r>
+        <w:rPr>
+          <w:rFonts w:ascii="Arial" w:hAnsi="Arial" w:cs="Arial"/>
           <w:b/>
           <w:bCs/>
           <w:color w:val="auto"/>
@@ -4596,7 +5649,7 @@
       </w:r>
       <w:r>
         <w:rPr>
-          <w:rFonts w:ascii="Arial" w:eastAsia="Arial" w:hAnsi="Arial" w:cs="Arial"/>
+          <w:rFonts w:ascii="Arial" w:hAnsi="Arial" w:cs="Arial"/>
           <w:b/>
           <w:bCs/>
           <w:color w:val="auto"/>
@@ -4607,7 +5660,7 @@
       </w:r>
       <w:r>
         <w:rPr>
-          <w:rFonts w:ascii="Arial" w:eastAsia="Arial" w:hAnsi="Arial" w:cs="Arial"/>
+          <w:rFonts w:ascii="Arial" w:hAnsi="Arial" w:cs="Arial"/>
           <w:b/>
           <w:bCs/>
           <w:color w:val="auto"/>
@@ -4618,7 +5671,7 @@
       </w:r>
       <w:r>
         <w:rPr>
-          <w:rFonts w:ascii="Arial" w:eastAsia="Arial" w:hAnsi="Arial" w:cs="Arial"/>
+          <w:rFonts w:ascii="Arial" w:hAnsi="Arial" w:cs="Arial"/>
           <w:b/>
           <w:bCs/>
           <w:color w:val="auto"/>
@@ -4627,6 +5680,7 @@
         </w:rPr>
         <w:t>Sistemas de Intermediação de Serviços</w:t>
       </w:r>
+      <w:bookmarkEnd w:id="9"/>
     </w:p>
     <w:p>
       <w:pPr>
@@ -4750,7 +5804,7 @@
       <w:pPr>
         <w:pStyle w:val="Ttulo2"/>
         <w:rPr>
-          <w:rFonts w:ascii="Arial" w:eastAsia="Arial" w:hAnsi="Arial" w:cs="Arial"/>
+          <w:rFonts w:ascii="Arial" w:hAnsi="Arial" w:cs="Arial"/>
           <w:b/>
           <w:bCs/>
           <w:color w:val="auto"/>
@@ -4758,9 +5812,10 @@
           <w:szCs w:val="24"/>
         </w:rPr>
       </w:pPr>
-      <w:r>
-        <w:rPr>
-          <w:rFonts w:ascii="Arial" w:eastAsia="Arial" w:hAnsi="Arial" w:cs="Arial"/>
+      <w:bookmarkStart w:id="10" w:name="_Toc232627392"/>
+      <w:r>
+        <w:rPr>
+          <w:rFonts w:ascii="Arial" w:hAnsi="Arial" w:cs="Arial"/>
           <w:b/>
           <w:bCs/>
           <w:color w:val="auto"/>
@@ -4770,6 +5825,7 @@
         <w:lastRenderedPageBreak/>
         <w:t>2.2 Lei Geral da Proteção de Dado</w:t>
       </w:r>
+      <w:bookmarkEnd w:id="10"/>
     </w:p>
     <w:p>
       <w:pPr>
@@ -4823,9 +5879,8 @@
     <w:p>
       <w:pPr>
         <w:pStyle w:val="Ttulo2"/>
-        <w:jc w:val="both"/>
-        <w:rPr>
-          <w:rFonts w:ascii="Arial" w:eastAsia="Arial" w:hAnsi="Arial" w:cs="Arial"/>
+        <w:rPr>
+          <w:rFonts w:ascii="Arial" w:hAnsi="Arial" w:cs="Arial"/>
           <w:b/>
           <w:bCs/>
           <w:color w:val="auto"/>
@@ -4833,9 +5888,10 @@
           <w:szCs w:val="24"/>
         </w:rPr>
       </w:pPr>
-      <w:r>
-        <w:rPr>
-          <w:rFonts w:ascii="Arial" w:eastAsia="Arial" w:hAnsi="Arial" w:cs="Arial"/>
+      <w:bookmarkStart w:id="11" w:name="_Toc232627393"/>
+      <w:r>
+        <w:rPr>
+          <w:rFonts w:ascii="Arial" w:hAnsi="Arial" w:cs="Arial"/>
           <w:b/>
           <w:bCs/>
           <w:color w:val="auto"/>
@@ -4846,7 +5902,7 @@
       </w:r>
       <w:r>
         <w:rPr>
-          <w:rFonts w:ascii="Arial" w:eastAsia="Arial" w:hAnsi="Arial" w:cs="Arial"/>
+          <w:rFonts w:ascii="Arial" w:hAnsi="Arial" w:cs="Arial"/>
           <w:b/>
           <w:bCs/>
           <w:color w:val="auto"/>
@@ -4857,7 +5913,7 @@
       </w:r>
       <w:r>
         <w:rPr>
-          <w:rFonts w:ascii="Arial" w:eastAsia="Arial" w:hAnsi="Arial" w:cs="Arial"/>
+          <w:rFonts w:ascii="Arial" w:hAnsi="Arial" w:cs="Arial"/>
           <w:b/>
           <w:bCs/>
           <w:color w:val="auto"/>
@@ -4866,6 +5922,7 @@
         </w:rPr>
         <w:t xml:space="preserve"> A Importância do Documento Validador</w:t>
       </w:r>
+      <w:bookmarkEnd w:id="11"/>
     </w:p>
     <w:p>
       <w:pPr>
@@ -4984,34 +6041,9 @@
     </w:p>
     <w:p>
       <w:pPr>
-        <w:jc w:val="both"/>
-        <w:rPr>
-          <w:rFonts w:ascii="Arial" w:eastAsia="Arial" w:hAnsi="Arial" w:cs="Arial"/>
-        </w:rPr>
-      </w:pPr>
-    </w:p>
-    <w:p>
-      <w:pPr>
-        <w:jc w:val="both"/>
-        <w:rPr>
-          <w:rFonts w:ascii="Arial" w:eastAsia="Arial" w:hAnsi="Arial" w:cs="Arial"/>
-        </w:rPr>
-      </w:pPr>
-    </w:p>
-    <w:p>
-      <w:pPr>
-        <w:jc w:val="both"/>
-        <w:rPr>
-          <w:rFonts w:ascii="Arial" w:eastAsia="Arial" w:hAnsi="Arial" w:cs="Arial"/>
-        </w:rPr>
-      </w:pPr>
-    </w:p>
-    <w:p>
-      <w:pPr>
         <w:pStyle w:val="Ttulo2"/>
-        <w:jc w:val="both"/>
-        <w:rPr>
-          <w:rFonts w:ascii="Arial" w:eastAsia="Arial" w:hAnsi="Arial" w:cs="Arial"/>
+        <w:rPr>
+          <w:rFonts w:ascii="Arial" w:hAnsi="Arial" w:cs="Arial"/>
           <w:b/>
           <w:bCs/>
           <w:color w:val="auto"/>
@@ -5019,9 +6051,10 @@
           <w:szCs w:val="24"/>
         </w:rPr>
       </w:pPr>
-      <w:r>
-        <w:rPr>
-          <w:rFonts w:ascii="Arial" w:eastAsia="Arial" w:hAnsi="Arial" w:cs="Arial"/>
+      <w:bookmarkStart w:id="12" w:name="_Toc232627394"/>
+      <w:r>
+        <w:rPr>
+          <w:rFonts w:ascii="Arial" w:hAnsi="Arial" w:cs="Arial"/>
           <w:b/>
           <w:bCs/>
           <w:color w:val="auto"/>
@@ -5032,7 +6065,7 @@
       </w:r>
       <w:r>
         <w:rPr>
-          <w:rFonts w:ascii="Arial" w:eastAsia="Arial" w:hAnsi="Arial" w:cs="Arial"/>
+          <w:rFonts w:ascii="Arial" w:hAnsi="Arial" w:cs="Arial"/>
           <w:b/>
           <w:bCs/>
           <w:color w:val="auto"/>
@@ -5043,7 +6076,7 @@
       </w:r>
       <w:r>
         <w:rPr>
-          <w:rFonts w:ascii="Arial" w:eastAsia="Arial" w:hAnsi="Arial" w:cs="Arial"/>
+          <w:rFonts w:ascii="Arial" w:hAnsi="Arial" w:cs="Arial"/>
           <w:b/>
           <w:bCs/>
           <w:color w:val="auto"/>
@@ -5052,6 +6085,7 @@
         </w:rPr>
         <w:t xml:space="preserve"> Conformidade Regulatória e Responsabilidade Civil</w:t>
       </w:r>
+      <w:bookmarkEnd w:id="12"/>
     </w:p>
     <w:p>
       <w:pPr>
@@ -5091,9 +6125,8 @@
     <w:p>
       <w:pPr>
         <w:pStyle w:val="Ttulo2"/>
-        <w:jc w:val="both"/>
-        <w:rPr>
-          <w:rFonts w:ascii="Arial" w:eastAsia="Arial" w:hAnsi="Arial" w:cs="Arial"/>
+        <w:rPr>
+          <w:rFonts w:ascii="Arial" w:hAnsi="Arial" w:cs="Arial"/>
           <w:b/>
           <w:bCs/>
           <w:color w:val="auto"/>
@@ -5101,9 +6134,10 @@
           <w:szCs w:val="24"/>
         </w:rPr>
       </w:pPr>
-      <w:r>
-        <w:rPr>
-          <w:rFonts w:ascii="Arial" w:eastAsia="Arial" w:hAnsi="Arial" w:cs="Arial"/>
+      <w:bookmarkStart w:id="13" w:name="_Toc232627395"/>
+      <w:r>
+        <w:rPr>
+          <w:rFonts w:ascii="Arial" w:hAnsi="Arial" w:cs="Arial"/>
           <w:b/>
           <w:bCs/>
           <w:color w:val="auto"/>
@@ -5114,7 +6148,7 @@
       </w:r>
       <w:r>
         <w:rPr>
-          <w:rFonts w:ascii="Arial" w:eastAsia="Arial" w:hAnsi="Arial" w:cs="Arial"/>
+          <w:rFonts w:ascii="Arial" w:hAnsi="Arial" w:cs="Arial"/>
           <w:b/>
           <w:bCs/>
           <w:color w:val="auto"/>
@@ -5125,7 +6159,7 @@
       </w:r>
       <w:r>
         <w:rPr>
-          <w:rFonts w:ascii="Arial" w:eastAsia="Arial" w:hAnsi="Arial" w:cs="Arial"/>
+          <w:rFonts w:ascii="Arial" w:hAnsi="Arial" w:cs="Arial"/>
           <w:b/>
           <w:bCs/>
           <w:color w:val="auto"/>
@@ -5136,7 +6170,7 @@
       </w:r>
       <w:r>
         <w:rPr>
-          <w:rFonts w:ascii="Arial" w:eastAsia="Arial" w:hAnsi="Arial" w:cs="Arial"/>
+          <w:rFonts w:ascii="Arial" w:hAnsi="Arial" w:cs="Arial"/>
           <w:b/>
           <w:bCs/>
           <w:color w:val="auto"/>
@@ -5147,7 +6181,7 @@
       </w:r>
       <w:r>
         <w:rPr>
-          <w:rFonts w:ascii="Arial" w:eastAsia="Arial" w:hAnsi="Arial" w:cs="Arial"/>
+          <w:rFonts w:ascii="Arial" w:hAnsi="Arial" w:cs="Arial"/>
           <w:b/>
           <w:bCs/>
           <w:color w:val="auto"/>
@@ -5158,7 +6192,7 @@
       </w:r>
       <w:r>
         <w:rPr>
-          <w:rFonts w:ascii="Arial" w:eastAsia="Arial" w:hAnsi="Arial" w:cs="Arial"/>
+          <w:rFonts w:ascii="Arial" w:hAnsi="Arial" w:cs="Arial"/>
           <w:b/>
           <w:bCs/>
           <w:color w:val="auto"/>
@@ -5169,7 +6203,7 @@
       </w:r>
       <w:r>
         <w:rPr>
-          <w:rFonts w:ascii="Arial" w:eastAsia="Arial" w:hAnsi="Arial" w:cs="Arial"/>
+          <w:rFonts w:ascii="Arial" w:hAnsi="Arial" w:cs="Arial"/>
           <w:b/>
           <w:bCs/>
           <w:color w:val="auto"/>
@@ -5180,7 +6214,7 @@
       </w:r>
       <w:r>
         <w:rPr>
-          <w:rFonts w:ascii="Arial" w:eastAsia="Arial" w:hAnsi="Arial" w:cs="Arial"/>
+          <w:rFonts w:ascii="Arial" w:hAnsi="Arial" w:cs="Arial"/>
           <w:b/>
           <w:bCs/>
           <w:color w:val="auto"/>
@@ -5191,7 +6225,7 @@
       </w:r>
       <w:r>
         <w:rPr>
-          <w:rFonts w:ascii="Arial" w:eastAsia="Arial" w:hAnsi="Arial" w:cs="Arial"/>
+          <w:rFonts w:ascii="Arial" w:hAnsi="Arial" w:cs="Arial"/>
           <w:b/>
           <w:bCs/>
           <w:color w:val="auto"/>
@@ -5202,7 +6236,7 @@
       </w:r>
       <w:r>
         <w:rPr>
-          <w:rFonts w:ascii="Arial" w:eastAsia="Arial" w:hAnsi="Arial" w:cs="Arial"/>
+          <w:rFonts w:ascii="Arial" w:hAnsi="Arial" w:cs="Arial"/>
           <w:b/>
           <w:bCs/>
           <w:color w:val="auto"/>
@@ -5213,7 +6247,7 @@
       </w:r>
       <w:r>
         <w:rPr>
-          <w:rFonts w:ascii="Arial" w:eastAsia="Arial" w:hAnsi="Arial" w:cs="Arial"/>
+          <w:rFonts w:ascii="Arial" w:hAnsi="Arial" w:cs="Arial"/>
           <w:b/>
           <w:bCs/>
           <w:color w:val="auto"/>
@@ -5224,7 +6258,7 @@
       </w:r>
       <w:r>
         <w:rPr>
-          <w:rFonts w:ascii="Arial" w:eastAsia="Arial" w:hAnsi="Arial" w:cs="Arial"/>
+          <w:rFonts w:ascii="Arial" w:hAnsi="Arial" w:cs="Arial"/>
           <w:b/>
           <w:bCs/>
           <w:color w:val="auto"/>
@@ -5235,7 +6269,7 @@
       </w:r>
       <w:r>
         <w:rPr>
-          <w:rFonts w:ascii="Arial" w:eastAsia="Arial" w:hAnsi="Arial" w:cs="Arial"/>
+          <w:rFonts w:ascii="Arial" w:hAnsi="Arial" w:cs="Arial"/>
           <w:b/>
           <w:bCs/>
           <w:color w:val="auto"/>
@@ -5246,7 +6280,7 @@
       </w:r>
       <w:r>
         <w:rPr>
-          <w:rFonts w:ascii="Arial" w:eastAsia="Arial" w:hAnsi="Arial" w:cs="Arial"/>
+          <w:rFonts w:ascii="Arial" w:hAnsi="Arial" w:cs="Arial"/>
           <w:b/>
           <w:bCs/>
           <w:color w:val="auto"/>
@@ -5257,7 +6291,7 @@
       </w:r>
       <w:r>
         <w:rPr>
-          <w:rFonts w:ascii="Arial" w:eastAsia="Arial" w:hAnsi="Arial" w:cs="Arial"/>
+          <w:rFonts w:ascii="Arial" w:hAnsi="Arial" w:cs="Arial"/>
           <w:b/>
           <w:bCs/>
           <w:color w:val="auto"/>
@@ -5268,7 +6302,7 @@
       </w:r>
       <w:r>
         <w:rPr>
-          <w:rFonts w:ascii="Arial" w:eastAsia="Arial" w:hAnsi="Arial" w:cs="Arial"/>
+          <w:rFonts w:ascii="Arial" w:hAnsi="Arial" w:cs="Arial"/>
           <w:b/>
           <w:bCs/>
           <w:color w:val="auto"/>
@@ -5279,7 +6313,7 @@
       </w:r>
       <w:r>
         <w:rPr>
-          <w:rFonts w:ascii="Arial" w:eastAsia="Arial" w:hAnsi="Arial" w:cs="Arial"/>
+          <w:rFonts w:ascii="Arial" w:hAnsi="Arial" w:cs="Arial"/>
           <w:b/>
           <w:bCs/>
           <w:color w:val="auto"/>
@@ -5288,6 +6322,7 @@
         </w:rPr>
         <w:t>rofissional</w:t>
       </w:r>
+      <w:bookmarkEnd w:id="13"/>
     </w:p>
     <w:p>
       <w:pPr>
@@ -5302,58 +6337,6 @@
         </w:rPr>
         <w:t>Este trabalho segue a Lei Geral de Proteção de Dados (LGPD - Lei nº 13.709/2018). De acordo com o artigo 7º, inciso I (I - mediante o fornecimento de consentimento pelo titular), os dados pessoais só são tratados com o consentimento do titular ou nas demais situações previstas em lei. No sistema desenvolvido, não são armazenados dados pessoais coletados pelo verificador de CREF. Todas as consultas são feitas em tempo real e descartadas logo após o uso, respeitando os princípios de finalidade, adequação e necessidade (art. 6º).</w:t>
       </w:r>
-    </w:p>
-    <w:p>
-      <w:pPr>
-        <w:jc w:val="both"/>
-        <w:rPr>
-          <w:rFonts w:ascii="Arial" w:hAnsi="Arial" w:cs="Arial"/>
-        </w:rPr>
-      </w:pPr>
-    </w:p>
-    <w:p>
-      <w:pPr>
-        <w:jc w:val="both"/>
-        <w:rPr>
-          <w:rFonts w:ascii="Arial" w:hAnsi="Arial" w:cs="Arial"/>
-        </w:rPr>
-      </w:pPr>
-    </w:p>
-    <w:p>
-      <w:pPr>
-        <w:jc w:val="both"/>
-        <w:rPr>
-          <w:rFonts w:ascii="Arial" w:hAnsi="Arial" w:cs="Arial"/>
-        </w:rPr>
-      </w:pPr>
-    </w:p>
-    <w:p>
-      <w:pPr>
-        <w:rPr>
-          <w:rFonts w:ascii="Arial" w:eastAsia="Arial" w:hAnsi="Arial" w:cs="Arial"/>
-        </w:rPr>
-      </w:pPr>
-    </w:p>
-    <w:p>
-      <w:pPr>
-        <w:rPr>
-          <w:rFonts w:ascii="Arial" w:eastAsia="Arial" w:hAnsi="Arial" w:cs="Arial"/>
-        </w:rPr>
-      </w:pPr>
-    </w:p>
-    <w:p>
-      <w:pPr>
-        <w:rPr>
-          <w:rFonts w:ascii="Arial" w:eastAsia="Arial" w:hAnsi="Arial" w:cs="Arial"/>
-        </w:rPr>
-      </w:pPr>
-    </w:p>
-    <w:p>
-      <w:pPr>
-        <w:rPr>
-          <w:rFonts w:ascii="Arial" w:eastAsia="Arial" w:hAnsi="Arial" w:cs="Arial"/>
-        </w:rPr>
-      </w:pPr>
     </w:p>
     <w:p>
       <w:pPr>
@@ -5366,18 +6349,9 @@
     </w:p>
     <w:p>
       <w:pPr>
-        <w:spacing w:after="120" w:line="360" w:lineRule="auto"/>
-        <w:jc w:val="both"/>
-        <w:rPr>
-          <w:rFonts w:ascii="Arial" w:eastAsia="Arial" w:hAnsi="Arial" w:cs="Arial"/>
-        </w:rPr>
-      </w:pPr>
-    </w:p>
-    <w:p>
-      <w:pPr>
         <w:pStyle w:val="Ttulo2"/>
         <w:rPr>
-          <w:rFonts w:ascii="Arial" w:eastAsia="Arial" w:hAnsi="Arial" w:cs="Arial"/>
+          <w:rFonts w:ascii="Arial" w:hAnsi="Arial" w:cs="Arial"/>
           <w:b/>
           <w:bCs/>
           <w:color w:val="auto"/>
@@ -5385,140 +6359,117 @@
           <w:szCs w:val="24"/>
         </w:rPr>
       </w:pPr>
-      <w:r>
-        <w:rPr>
-          <w:rFonts w:ascii="Arial" w:eastAsia="Arial" w:hAnsi="Arial" w:cs="Arial"/>
+      <w:bookmarkStart w:id="14" w:name="_Toc232627396"/>
+      <w:r>
+        <w:rPr>
+          <w:rFonts w:ascii="Arial" w:hAnsi="Arial" w:cs="Arial"/>
           <w:b/>
           <w:bCs/>
           <w:color w:val="auto"/>
           <w:sz w:val="24"/>
           <w:szCs w:val="24"/>
         </w:rPr>
-        <w:t>2</w:t>
-      </w:r>
-      <w:r>
-        <w:rPr>
-          <w:rFonts w:ascii="Arial" w:eastAsia="Arial" w:hAnsi="Arial" w:cs="Arial"/>
+        <w:t>2.5 Coleta de Dados</w:t>
+      </w:r>
+      <w:bookmarkEnd w:id="14"/>
+    </w:p>
+    <w:p>
+      <w:r>
+        <w:rPr>
+          <w:rFonts w:ascii="Arial" w:eastAsia="Arial" w:hAnsi="Arial" w:cs="Arial"/>
+        </w:rPr>
+        <w:t>Bibliográfica: Realizada por meio do levantamento em</w:t>
+      </w:r>
+      <w:r>
+        <w:rPr>
+          <w:rFonts w:ascii="Arial" w:eastAsia="Arial" w:hAnsi="Arial" w:cs="Arial"/>
+        </w:rPr>
+        <w:t xml:space="preserve"> </w:t>
+      </w:r>
+      <w:r>
+        <w:rPr>
+          <w:rFonts w:ascii="Arial" w:eastAsia="Arial" w:hAnsi="Arial" w:cs="Arial"/>
+        </w:rPr>
+        <w:t xml:space="preserve">artigos acadêmicos e documentações técnicas oficiais (como as documentações do </w:t>
+      </w:r>
+      <w:proofErr w:type="spellStart"/>
+      <w:r>
+        <w:rPr>
+          <w:rFonts w:ascii="Arial" w:eastAsia="Arial" w:hAnsi="Arial" w:cs="Arial"/>
+        </w:rPr>
+        <w:t>React</w:t>
+      </w:r>
+      <w:proofErr w:type="spellEnd"/>
+      <w:r>
+        <w:rPr>
+          <w:rFonts w:ascii="Arial" w:eastAsia="Arial" w:hAnsi="Arial" w:cs="Arial"/>
+        </w:rPr>
+        <w:t xml:space="preserve">/Node/SQL) para embasar a escolha da </w:t>
+      </w:r>
+      <w:proofErr w:type="spellStart"/>
+      <w:r>
+        <w:rPr>
+          <w:rFonts w:ascii="Arial" w:eastAsia="Arial" w:hAnsi="Arial" w:cs="Arial"/>
+        </w:rPr>
+        <w:t>stack</w:t>
+      </w:r>
+      <w:proofErr w:type="spellEnd"/>
+      <w:r>
+        <w:rPr>
+          <w:rFonts w:ascii="Arial" w:eastAsia="Arial" w:hAnsi="Arial" w:cs="Arial"/>
+        </w:rPr>
+        <w:t xml:space="preserve"> tecnológica. </w:t>
+      </w:r>
+    </w:p>
+    <w:p>
+      <w:r>
+        <w:rPr>
+          <w:rFonts w:ascii="Arial" w:eastAsia="Arial" w:hAnsi="Arial" w:cs="Arial"/>
+        </w:rPr>
+        <w:t xml:space="preserve">Qualitativa: Através da observação das dificuldades de profissionais da área em organizar seu portfólio e da análise de interfaces de aplicativos concorrentes para identificação de lacunas de usabilidade. </w:t>
+      </w:r>
+    </w:p>
+    <w:p/>
+    <w:p>
+      <w:pPr>
+        <w:pStyle w:val="Ttulo1"/>
+        <w:rPr>
+          <w:rFonts w:ascii="Arial" w:hAnsi="Arial" w:cs="Arial"/>
           <w:b/>
           <w:bCs/>
           <w:color w:val="auto"/>
           <w:sz w:val="24"/>
           <w:szCs w:val="24"/>
         </w:rPr>
-        <w:t>.</w:t>
-      </w:r>
-      <w:r>
-        <w:rPr>
-          <w:rFonts w:ascii="Arial" w:eastAsia="Arial" w:hAnsi="Arial" w:cs="Arial"/>
+      </w:pPr>
+      <w:bookmarkStart w:id="15" w:name="_Toc232627397"/>
+      <w:r>
+        <w:rPr>
+          <w:rFonts w:ascii="Arial" w:hAnsi="Arial" w:cs="Arial"/>
           <w:b/>
           <w:bCs/>
           <w:color w:val="auto"/>
           <w:sz w:val="24"/>
           <w:szCs w:val="24"/>
         </w:rPr>
-        <w:t>5</w:t>
-      </w:r>
-      <w:r>
-        <w:rPr>
-          <w:rFonts w:ascii="Arial" w:eastAsia="Arial" w:hAnsi="Arial" w:cs="Arial"/>
+        <w:t>3. METODOLOGIA</w:t>
+      </w:r>
+      <w:bookmarkEnd w:id="15"/>
+    </w:p>
+    <w:p>
+      <w:pPr>
+        <w:pStyle w:val="Ttulo2"/>
+        <w:rPr>
+          <w:rFonts w:ascii="Arial" w:hAnsi="Arial" w:cs="Arial"/>
           <w:b/>
           <w:bCs/>
           <w:color w:val="auto"/>
           <w:sz w:val="24"/>
           <w:szCs w:val="24"/>
         </w:rPr>
-        <w:t xml:space="preserve"> Coleta de Dados</w:t>
-      </w:r>
-    </w:p>
-    <w:p>
-      <w:r>
-        <w:rPr>
-          <w:rFonts w:ascii="Arial" w:eastAsia="Arial" w:hAnsi="Arial" w:cs="Arial"/>
-        </w:rPr>
-        <w:t>Bibliográfica: Realizada por meio do levantamento em</w:t>
-      </w:r>
-      <w:r>
-        <w:rPr>
-          <w:rFonts w:ascii="Arial" w:eastAsia="Arial" w:hAnsi="Arial" w:cs="Arial"/>
-        </w:rPr>
-        <w:t xml:space="preserve"> </w:t>
-      </w:r>
-      <w:r>
-        <w:rPr>
-          <w:rFonts w:ascii="Arial" w:eastAsia="Arial" w:hAnsi="Arial" w:cs="Arial"/>
-        </w:rPr>
-        <w:t xml:space="preserve">artigos acadêmicos e documentações técnicas oficiais (como as documentações do </w:t>
-      </w:r>
-      <w:proofErr w:type="spellStart"/>
-      <w:r>
-        <w:rPr>
-          <w:rFonts w:ascii="Arial" w:eastAsia="Arial" w:hAnsi="Arial" w:cs="Arial"/>
-        </w:rPr>
-        <w:t>React</w:t>
-      </w:r>
-      <w:proofErr w:type="spellEnd"/>
-      <w:r>
-        <w:rPr>
-          <w:rFonts w:ascii="Arial" w:eastAsia="Arial" w:hAnsi="Arial" w:cs="Arial"/>
-        </w:rPr>
-        <w:t xml:space="preserve">/Node/SQL) para embasar a escolha da </w:t>
-      </w:r>
-      <w:proofErr w:type="spellStart"/>
-      <w:r>
-        <w:rPr>
-          <w:rFonts w:ascii="Arial" w:eastAsia="Arial" w:hAnsi="Arial" w:cs="Arial"/>
-        </w:rPr>
-        <w:t>stack</w:t>
-      </w:r>
-      <w:proofErr w:type="spellEnd"/>
-      <w:r>
-        <w:rPr>
-          <w:rFonts w:ascii="Arial" w:eastAsia="Arial" w:hAnsi="Arial" w:cs="Arial"/>
-        </w:rPr>
-        <w:t xml:space="preserve"> tecnológica. </w:t>
-      </w:r>
-    </w:p>
-    <w:p/>
-    <w:p>
-      <w:r>
-        <w:rPr>
-          <w:rFonts w:ascii="Arial" w:eastAsia="Arial" w:hAnsi="Arial" w:cs="Arial"/>
-        </w:rPr>
-        <w:t xml:space="preserve">Qualitativa: Através da observação das dificuldades de profissionais da área em organizar seu portfólio e da análise de interfaces de aplicativos concorrentes para identificação de lacunas de usabilidade. </w:t>
-      </w:r>
-    </w:p>
-    <w:p>
-      <w:pPr>
-        <w:spacing w:after="120" w:line="360" w:lineRule="auto"/>
-        <w:jc w:val="both"/>
-        <w:rPr>
-          <w:rFonts w:ascii="Arial" w:eastAsia="Arial" w:hAnsi="Arial" w:cs="Arial"/>
-        </w:rPr>
-      </w:pPr>
-    </w:p>
-    <w:p>
-      <w:pPr>
-        <w:spacing w:after="120" w:line="360" w:lineRule="auto"/>
-        <w:jc w:val="both"/>
-        <w:rPr>
-          <w:rFonts w:ascii="Arial" w:eastAsia="Arial" w:hAnsi="Arial" w:cs="Arial"/>
-        </w:rPr>
-      </w:pPr>
-    </w:p>
-    <w:p>
-      <w:pPr>
-        <w:spacing w:after="120" w:line="360" w:lineRule="auto"/>
-        <w:jc w:val="both"/>
-        <w:rPr>
-          <w:rFonts w:ascii="Arial" w:eastAsia="Arial" w:hAnsi="Arial" w:cs="Arial"/>
-        </w:rPr>
-      </w:pPr>
-    </w:p>
-    <w:p>
-      <w:pPr>
-        <w:pStyle w:val="Ttulo1"/>
-        <w:spacing w:before="0" w:after="120" w:line="360" w:lineRule="auto"/>
-        <w:jc w:val="both"/>
+      </w:pPr>
+      <w:bookmarkStart w:id="16" w:name="_Toc232627398"/>
+      <w:r>
         <w:rPr>
           <w:rFonts w:ascii="Arial" w:hAnsi="Arial" w:cs="Arial"/>
           <w:b/>
@@ -5527,42 +6478,9 @@
           <w:sz w:val="24"/>
           <w:szCs w:val="24"/>
         </w:rPr>
-      </w:pPr>
-      <w:r>
-        <w:rPr>
-          <w:rFonts w:ascii="Arial" w:hAnsi="Arial" w:cs="Arial"/>
-          <w:b/>
-          <w:bCs/>
-          <w:color w:val="auto"/>
-          <w:sz w:val="24"/>
-          <w:szCs w:val="24"/>
-        </w:rPr>
-        <w:t>3. METODOLOGIA</w:t>
-      </w:r>
-    </w:p>
-    <w:p>
-      <w:pPr>
-        <w:pStyle w:val="Ttulo2"/>
-        <w:rPr>
-          <w:rFonts w:ascii="Arial" w:eastAsia="Arial" w:hAnsi="Arial" w:cs="Arial"/>
-          <w:b/>
-          <w:bCs/>
-          <w:color w:val="auto"/>
-          <w:sz w:val="24"/>
-          <w:szCs w:val="24"/>
-        </w:rPr>
-      </w:pPr>
-      <w:r>
-        <w:rPr>
-          <w:rFonts w:ascii="Arial" w:eastAsia="Arial" w:hAnsi="Arial" w:cs="Arial"/>
-          <w:b/>
-          <w:bCs/>
-          <w:color w:val="auto"/>
-          <w:sz w:val="24"/>
-          <w:szCs w:val="24"/>
-        </w:rPr>
         <w:t>3.1 Cronograma</w:t>
       </w:r>
+      <w:bookmarkEnd w:id="16"/>
     </w:p>
     <w:p>
       <w:pPr>
@@ -5573,7 +6491,6 @@
     <w:p>
       <w:pPr>
         <w:spacing w:after="120" w:line="360" w:lineRule="auto"/>
-        <w:jc w:val="both"/>
         <w:rPr>
           <w:rFonts w:ascii="Arial" w:eastAsia="Arial" w:hAnsi="Arial" w:cs="Arial"/>
         </w:rPr>
@@ -5625,7 +6542,7 @@
         </w:drawing>
       </w:r>
       <w:r>
-        <w:t xml:space="preserve">                                                     </w:t>
+        <w:t xml:space="preserve">     </w:t>
       </w:r>
       <w:r>
         <w:rPr>
@@ -5638,37 +6555,16 @@
       <w:pPr>
         <w:spacing w:after="120" w:line="360" w:lineRule="auto"/>
         <w:jc w:val="both"/>
-      </w:pPr>
-    </w:p>
-    <w:p>
-      <w:pPr>
-        <w:spacing w:after="120" w:line="360" w:lineRule="auto"/>
-        <w:jc w:val="both"/>
-      </w:pPr>
-    </w:p>
-    <w:p>
-      <w:pPr>
-        <w:spacing w:after="120" w:line="360" w:lineRule="auto"/>
-        <w:jc w:val="both"/>
-      </w:pPr>
-    </w:p>
-    <w:p>
-      <w:pPr>
-        <w:spacing w:after="120" w:line="360" w:lineRule="auto"/>
-        <w:jc w:val="both"/>
-      </w:pPr>
-    </w:p>
-    <w:p>
-      <w:pPr>
-        <w:spacing w:after="120" w:line="360" w:lineRule="auto"/>
-        <w:jc w:val="both"/>
+        <w:rPr>
+          <w:rFonts w:ascii="Arial" w:eastAsia="Arial" w:hAnsi="Arial" w:cs="Arial"/>
+        </w:rPr>
       </w:pPr>
     </w:p>
     <w:p>
       <w:pPr>
         <w:pStyle w:val="Ttulo2"/>
         <w:rPr>
-          <w:rFonts w:ascii="Arial" w:eastAsia="Arial" w:hAnsi="Arial" w:cs="Arial"/>
+          <w:rFonts w:ascii="Arial" w:hAnsi="Arial" w:cs="Arial"/>
           <w:b/>
           <w:bCs/>
           <w:color w:val="auto"/>
@@ -5676,9 +6572,10 @@
           <w:szCs w:val="24"/>
         </w:rPr>
       </w:pPr>
-      <w:r>
-        <w:rPr>
-          <w:rFonts w:ascii="Arial" w:eastAsia="Arial" w:hAnsi="Arial" w:cs="Arial"/>
+      <w:bookmarkStart w:id="17" w:name="_Toc232627399"/>
+      <w:r>
+        <w:rPr>
+          <w:rFonts w:ascii="Arial" w:hAnsi="Arial" w:cs="Arial"/>
           <w:b/>
           <w:bCs/>
           <w:color w:val="auto"/>
@@ -5687,6 +6584,7 @@
         </w:rPr>
         <w:t>3.2 Diagrama de Responsabilidades</w:t>
       </w:r>
+      <w:bookmarkEnd w:id="17"/>
     </w:p>
     <w:tbl>
       <w:tblPr>
@@ -5946,10 +6844,10 @@
       <w:pPr>
         <w:spacing w:after="120" w:line="360" w:lineRule="auto"/>
         <w:jc w:val="both"/>
-      </w:pPr>
-      <w:r>
-        <w:t xml:space="preserve">                                          </w:t>
-      </w:r>
+        <w:rPr>
+          <w:rFonts w:ascii="Arial" w:eastAsia="Arial" w:hAnsi="Arial" w:cs="Arial"/>
+        </w:rPr>
+      </w:pPr>
       <w:r>
         <w:rPr>
           <w:rFonts w:ascii="Arial" w:eastAsia="Arial" w:hAnsi="Arial" w:cs="Arial"/>
@@ -5965,367 +6863,532 @@
     </w:p>
     <w:p>
       <w:pPr>
+        <w:pStyle w:val="Ttulo2"/>
+        <w:rPr>
+          <w:rFonts w:ascii="Arial" w:hAnsi="Arial" w:cs="Arial"/>
+          <w:b/>
+          <w:bCs/>
+          <w:color w:val="000000" w:themeColor="text1"/>
+          <w:sz w:val="24"/>
+          <w:szCs w:val="24"/>
+        </w:rPr>
+      </w:pPr>
+      <w:bookmarkStart w:id="18" w:name="_Toc232627400"/>
+      <w:r>
+        <w:rPr>
+          <w:rFonts w:ascii="Arial" w:hAnsi="Arial" w:cs="Arial"/>
+          <w:b/>
+          <w:bCs/>
+          <w:color w:val="000000" w:themeColor="text1"/>
+          <w:sz w:val="24"/>
+          <w:szCs w:val="24"/>
+        </w:rPr>
+        <w:t>3.3 Metodologia de Pesquisa</w:t>
+      </w:r>
+      <w:bookmarkEnd w:id="18"/>
+    </w:p>
+    <w:p>
+      <w:pPr>
         <w:spacing w:after="120" w:line="360" w:lineRule="auto"/>
         <w:jc w:val="both"/>
-      </w:pPr>
-    </w:p>
-    <w:p>
-      <w:pPr>
-        <w:spacing w:after="120" w:line="360" w:lineRule="auto"/>
-        <w:jc w:val="both"/>
-      </w:pPr>
-    </w:p>
-    <w:p>
-      <w:pPr>
-        <w:spacing w:after="120" w:line="360" w:lineRule="auto"/>
-        <w:jc w:val="both"/>
-      </w:pPr>
-    </w:p>
-    <w:p>
-      <w:pPr>
-        <w:pStyle w:val="Ttulo2"/>
-        <w:rPr>
-          <w:rFonts w:ascii="Arial" w:eastAsia="Arial" w:hAnsi="Arial" w:cs="Arial"/>
-          <w:b/>
-          <w:bCs/>
-          <w:color w:val="auto"/>
+        <w:rPr>
+          <w:rFonts w:ascii="Arial" w:eastAsia="Arial" w:hAnsi="Arial" w:cs="Arial"/>
+        </w:rPr>
+      </w:pPr>
+      <w:r>
+        <w:rPr>
+          <w:rFonts w:ascii="Arial" w:eastAsia="Arial" w:hAnsi="Arial" w:cs="Arial"/>
+        </w:rPr>
+        <w:t xml:space="preserve">Pesquisas feitas no google de acordo com as referências e auxilio do </w:t>
+      </w:r>
+      <w:proofErr w:type="spellStart"/>
+      <w:r>
+        <w:rPr>
+          <w:rFonts w:ascii="Arial" w:eastAsia="Arial" w:hAnsi="Arial" w:cs="Arial"/>
+        </w:rPr>
+        <w:t>Grok</w:t>
+      </w:r>
+      <w:proofErr w:type="spellEnd"/>
+      <w:r>
+        <w:rPr>
+          <w:rFonts w:ascii="Arial" w:eastAsia="Arial" w:hAnsi="Arial" w:cs="Arial"/>
+        </w:rPr>
+        <w:t xml:space="preserve"> e ChatGPT para formatação e melhoria de texto.</w:t>
+      </w:r>
+    </w:p>
+    <w:p>
+      <w:pPr>
+        <w:pStyle w:val="Ttulo1"/>
+        <w:rPr>
+          <w:rFonts w:ascii="Arial" w:hAnsi="Arial" w:cs="Arial"/>
+          <w:b/>
+          <w:bCs/>
+          <w:color w:val="000000" w:themeColor="text1"/>
           <w:sz w:val="24"/>
           <w:szCs w:val="24"/>
         </w:rPr>
       </w:pPr>
-      <w:r>
-        <w:rPr>
-          <w:rFonts w:ascii="Arial" w:eastAsia="Arial" w:hAnsi="Arial" w:cs="Arial"/>
-          <w:b/>
-          <w:bCs/>
-          <w:color w:val="auto"/>
+      <w:bookmarkStart w:id="19" w:name="_Toc232627401"/>
+      <w:r>
+        <w:rPr>
+          <w:rFonts w:ascii="Arial" w:hAnsi="Arial" w:cs="Arial"/>
+          <w:b/>
+          <w:bCs/>
+          <w:color w:val="000000" w:themeColor="text1"/>
           <w:sz w:val="24"/>
           <w:szCs w:val="24"/>
         </w:rPr>
-        <w:t>3.3</w:t>
-      </w:r>
-      <w:r>
-        <w:rPr>
-          <w:rFonts w:ascii="Arial" w:eastAsia="Arial" w:hAnsi="Arial" w:cs="Arial"/>
-          <w:b/>
-          <w:bCs/>
-          <w:color w:val="auto"/>
+        <w:t>4.DESENVOLVIMENTO</w:t>
+      </w:r>
+      <w:bookmarkEnd w:id="19"/>
+    </w:p>
+    <w:p>
+      <w:pPr>
+        <w:pStyle w:val="Ttulo2"/>
+        <w:rPr>
+          <w:rFonts w:ascii="Arial" w:hAnsi="Arial" w:cs="Arial"/>
+          <w:b/>
+          <w:bCs/>
+          <w:color w:val="000000" w:themeColor="text1"/>
           <w:sz w:val="24"/>
           <w:szCs w:val="24"/>
         </w:rPr>
-        <w:t xml:space="preserve"> Metodologia</w:t>
-      </w:r>
-      <w:r>
-        <w:rPr>
-          <w:rFonts w:ascii="Arial" w:eastAsia="Arial" w:hAnsi="Arial" w:cs="Arial"/>
-          <w:b/>
-          <w:bCs/>
-          <w:color w:val="auto"/>
+      </w:pPr>
+      <w:bookmarkStart w:id="20" w:name="_Toc232627402"/>
+      <w:r>
+        <w:rPr>
+          <w:rFonts w:ascii="Arial" w:hAnsi="Arial" w:cs="Arial"/>
+          <w:b/>
+          <w:bCs/>
+          <w:color w:val="000000" w:themeColor="text1"/>
           <w:sz w:val="24"/>
           <w:szCs w:val="24"/>
         </w:rPr>
-        <w:t xml:space="preserve"> de Pesquisa</w:t>
-      </w:r>
-    </w:p>
-    <w:p>
-      <w:pPr>
-        <w:spacing w:after="120" w:line="360" w:lineRule="auto"/>
-        <w:jc w:val="both"/>
-        <w:rPr>
-          <w:rFonts w:ascii="Arial" w:eastAsia="Arial" w:hAnsi="Arial" w:cs="Arial"/>
-        </w:rPr>
-      </w:pPr>
-      <w:r>
-        <w:rPr>
-          <w:rFonts w:ascii="Arial" w:eastAsia="Arial" w:hAnsi="Arial" w:cs="Arial"/>
-        </w:rPr>
-        <w:t xml:space="preserve">Pesquisas feitas no google de acordo com as referências e auxilio do </w:t>
-      </w:r>
-      <w:proofErr w:type="spellStart"/>
-      <w:r>
-        <w:rPr>
-          <w:rFonts w:ascii="Arial" w:eastAsia="Arial" w:hAnsi="Arial" w:cs="Arial"/>
-        </w:rPr>
-        <w:t>Grok</w:t>
-      </w:r>
-      <w:proofErr w:type="spellEnd"/>
-      <w:r>
-        <w:rPr>
-          <w:rFonts w:ascii="Arial" w:eastAsia="Arial" w:hAnsi="Arial" w:cs="Arial"/>
-        </w:rPr>
-        <w:t xml:space="preserve"> e ChatGPT para formatação e melhoria de texto.</w:t>
-      </w:r>
-    </w:p>
-    <w:p>
-      <w:pPr>
-        <w:spacing w:after="120" w:line="360" w:lineRule="auto"/>
-        <w:jc w:val="both"/>
-        <w:rPr>
-          <w:rFonts w:ascii="Arial" w:eastAsia="Arial" w:hAnsi="Arial" w:cs="Arial"/>
-        </w:rPr>
-      </w:pPr>
-    </w:p>
-    <w:p>
-      <w:pPr>
-        <w:spacing w:after="120" w:line="360" w:lineRule="auto"/>
-        <w:jc w:val="both"/>
-        <w:rPr>
-          <w:rFonts w:ascii="Arial" w:eastAsia="Arial" w:hAnsi="Arial" w:cs="Arial"/>
-        </w:rPr>
-      </w:pPr>
-    </w:p>
-    <w:p>
-      <w:pPr>
-        <w:spacing w:after="120" w:line="360" w:lineRule="auto"/>
-        <w:jc w:val="both"/>
-        <w:rPr>
-          <w:rFonts w:ascii="Arial" w:eastAsia="Arial" w:hAnsi="Arial" w:cs="Arial"/>
-        </w:rPr>
-      </w:pPr>
-    </w:p>
-    <w:p>
-      <w:pPr>
-        <w:spacing w:after="120" w:line="360" w:lineRule="auto"/>
-        <w:jc w:val="both"/>
-        <w:rPr>
-          <w:rFonts w:ascii="Arial" w:eastAsia="Arial" w:hAnsi="Arial" w:cs="Arial"/>
-        </w:rPr>
-      </w:pPr>
-    </w:p>
-    <w:p>
-      <w:pPr>
-        <w:spacing w:after="120" w:line="360" w:lineRule="auto"/>
-        <w:jc w:val="both"/>
-        <w:rPr>
-          <w:rFonts w:ascii="Arial" w:eastAsia="Arial" w:hAnsi="Arial" w:cs="Arial"/>
-        </w:rPr>
-      </w:pPr>
-    </w:p>
-    <w:p>
-      <w:pPr>
-        <w:spacing w:after="120" w:line="360" w:lineRule="auto"/>
-        <w:jc w:val="both"/>
-        <w:rPr>
-          <w:rFonts w:ascii="Arial" w:eastAsia="Arial" w:hAnsi="Arial" w:cs="Arial"/>
-        </w:rPr>
-      </w:pPr>
-    </w:p>
-    <w:p>
-      <w:pPr>
-        <w:pStyle w:val="Ttulo1"/>
-        <w:jc w:val="both"/>
-        <w:rPr>
-          <w:rFonts w:ascii="Arial" w:eastAsia="Arial" w:hAnsi="Arial" w:cs="Arial"/>
-          <w:b/>
-          <w:bCs/>
-          <w:color w:val="auto"/>
+        <w:t xml:space="preserve">4.1 </w:t>
+      </w:r>
+      <w:r>
+        <w:rPr>
+          <w:rFonts w:ascii="Arial" w:hAnsi="Arial" w:cs="Arial"/>
+          <w:b/>
+          <w:bCs/>
+          <w:color w:val="000000" w:themeColor="text1"/>
           <w:sz w:val="24"/>
           <w:szCs w:val="24"/>
         </w:rPr>
-      </w:pPr>
-      <w:r>
-        <w:rPr>
-          <w:rFonts w:ascii="Arial" w:eastAsia="Arial" w:hAnsi="Arial" w:cs="Arial"/>
-          <w:b/>
-          <w:bCs/>
-          <w:color w:val="auto"/>
+        <w:t>Descrição do Software</w:t>
+      </w:r>
+      <w:bookmarkEnd w:id="20"/>
+    </w:p>
+    <w:p>
+      <w:pPr>
+        <w:jc w:val="both"/>
+        <w:rPr>
+          <w:rFonts w:ascii="Arial" w:eastAsia="Arial" w:hAnsi="Arial" w:cs="Arial"/>
+        </w:rPr>
+      </w:pPr>
+      <w:r>
+        <w:rPr>
+          <w:rFonts w:ascii="Arial" w:eastAsia="Arial" w:hAnsi="Arial" w:cs="Arial"/>
+        </w:rPr>
+        <w:t>O sistema permite que o profissional se cadastre na plataforma que se é exigi</w:t>
+      </w:r>
+      <w:r>
+        <w:rPr>
+          <w:rFonts w:ascii="Arial" w:eastAsia="Arial" w:hAnsi="Arial" w:cs="Arial"/>
+        </w:rPr>
+        <w:t xml:space="preserve">da </w:t>
+      </w:r>
+      <w:r>
+        <w:rPr>
+          <w:rFonts w:ascii="Arial" w:eastAsia="Arial" w:hAnsi="Arial" w:cs="Arial"/>
+        </w:rPr>
+        <w:t>a</w:t>
+      </w:r>
+      <w:r>
+        <w:rPr>
+          <w:rFonts w:ascii="Arial" w:eastAsia="Arial" w:hAnsi="Arial" w:cs="Arial"/>
+        </w:rPr>
+        <w:t xml:space="preserve">s seguintes </w:t>
+      </w:r>
+      <w:r>
+        <w:rPr>
+          <w:rFonts w:ascii="Arial" w:eastAsia="Arial" w:hAnsi="Arial" w:cs="Arial"/>
+        </w:rPr>
+        <w:t>informações</w:t>
+      </w:r>
+      <w:r>
+        <w:rPr>
+          <w:rFonts w:ascii="Arial" w:eastAsia="Arial" w:hAnsi="Arial" w:cs="Arial"/>
+        </w:rPr>
+        <w:t xml:space="preserve"> como: Nome completo, Email, Senha, Data de Nascimento, </w:t>
+      </w:r>
+      <w:r>
+        <w:rPr>
+          <w:rFonts w:ascii="Arial" w:eastAsia="Arial" w:hAnsi="Arial" w:cs="Arial"/>
+        </w:rPr>
+        <w:t xml:space="preserve">CPF, Numeração do CREF, </w:t>
+      </w:r>
+      <w:r>
+        <w:rPr>
+          <w:rFonts w:ascii="Arial" w:eastAsia="Arial" w:hAnsi="Arial" w:cs="Arial"/>
+        </w:rPr>
+        <w:t xml:space="preserve"> e</w:t>
+      </w:r>
+      <w:r>
+        <w:rPr>
+          <w:rFonts w:ascii="Arial" w:eastAsia="Arial" w:hAnsi="Arial" w:cs="Arial"/>
+        </w:rPr>
+        <w:t xml:space="preserve">ndereço e </w:t>
+      </w:r>
+      <w:r>
+        <w:rPr>
+          <w:rFonts w:ascii="Arial" w:eastAsia="Arial" w:hAnsi="Arial" w:cs="Arial"/>
+        </w:rPr>
+        <w:t>r</w:t>
+      </w:r>
+      <w:r>
+        <w:rPr>
+          <w:rFonts w:ascii="Arial" w:eastAsia="Arial" w:hAnsi="Arial" w:cs="Arial"/>
+        </w:rPr>
+        <w:t>edes Sociais.</w:t>
+      </w:r>
+      <w:r>
+        <w:rPr>
+          <w:rFonts w:ascii="Arial" w:eastAsia="Arial" w:hAnsi="Arial" w:cs="Arial"/>
+        </w:rPr>
+        <w:t xml:space="preserve"> </w:t>
+      </w:r>
+    </w:p>
+    <w:p>
+      <w:pPr>
+        <w:jc w:val="both"/>
+        <w:rPr>
+          <w:rFonts w:ascii="Arial" w:eastAsia="Arial" w:hAnsi="Arial" w:cs="Arial"/>
+        </w:rPr>
+      </w:pPr>
+    </w:p>
+    <w:p>
+      <w:pPr>
+        <w:pStyle w:val="Ttulo2"/>
+        <w:rPr>
+          <w:rFonts w:ascii="Arial" w:hAnsi="Arial" w:cs="Arial"/>
+          <w:b/>
+          <w:bCs/>
+          <w:color w:val="000000" w:themeColor="text1"/>
           <w:sz w:val="24"/>
           <w:szCs w:val="24"/>
         </w:rPr>
-        <w:lastRenderedPageBreak/>
-        <w:t>4.DESENVOLVIMENTO</w:t>
-      </w:r>
-    </w:p>
-    <w:p>
-      <w:pPr>
-        <w:pStyle w:val="Ttulo2"/>
-        <w:jc w:val="both"/>
-        <w:rPr>
-          <w:rFonts w:ascii="Arial" w:eastAsia="Arial" w:hAnsi="Arial" w:cs="Arial"/>
-          <w:color w:val="auto"/>
+      </w:pPr>
+      <w:bookmarkStart w:id="21" w:name="_Toc232627403"/>
+      <w:r>
+        <w:rPr>
+          <w:rFonts w:ascii="Arial" w:hAnsi="Arial" w:cs="Arial"/>
+          <w:b/>
+          <w:bCs/>
+          <w:color w:val="000000" w:themeColor="text1"/>
           <w:sz w:val="24"/>
           <w:szCs w:val="24"/>
         </w:rPr>
-      </w:pPr>
-      <w:r>
-        <w:rPr>
-          <w:rFonts w:ascii="Arial" w:eastAsia="Arial" w:hAnsi="Arial" w:cs="Arial"/>
-          <w:color w:val="auto"/>
+        <w:t>4.2</w:t>
+      </w:r>
+      <w:r>
+        <w:rPr>
+          <w:rFonts w:ascii="Arial" w:hAnsi="Arial" w:cs="Arial"/>
+          <w:b/>
+          <w:bCs/>
+          <w:color w:val="000000" w:themeColor="text1"/>
           <w:sz w:val="24"/>
           <w:szCs w:val="24"/>
         </w:rPr>
-        <w:t xml:space="preserve">4.1 </w:t>
-      </w:r>
-      <w:r>
-        <w:rPr>
-          <w:rFonts w:ascii="Arial" w:eastAsia="Arial" w:hAnsi="Arial" w:cs="Arial"/>
-          <w:color w:val="auto"/>
+        <w:t xml:space="preserve"> </w:t>
+      </w:r>
+      <w:r>
+        <w:rPr>
+          <w:rFonts w:ascii="Arial" w:hAnsi="Arial" w:cs="Arial"/>
+          <w:b/>
+          <w:bCs/>
+          <w:color w:val="000000" w:themeColor="text1"/>
           <w:sz w:val="24"/>
           <w:szCs w:val="24"/>
         </w:rPr>
-        <w:t>Descrição do Software</w:t>
-      </w:r>
-    </w:p>
-    <w:p>
-      <w:pPr>
-        <w:jc w:val="both"/>
-        <w:rPr>
-          <w:rFonts w:ascii="Arial" w:eastAsia="Arial" w:hAnsi="Arial" w:cs="Arial"/>
-        </w:rPr>
-      </w:pPr>
-      <w:r>
-        <w:rPr>
-          <w:rFonts w:ascii="Arial" w:eastAsia="Arial" w:hAnsi="Arial" w:cs="Arial"/>
-        </w:rPr>
-        <w:t>O sistema permite que o profissional se cadastre na plataforma que se é exigi</w:t>
-      </w:r>
-      <w:r>
-        <w:rPr>
-          <w:rFonts w:ascii="Arial" w:eastAsia="Arial" w:hAnsi="Arial" w:cs="Arial"/>
-        </w:rPr>
-        <w:t xml:space="preserve">da </w:t>
-      </w:r>
-      <w:r>
-        <w:rPr>
-          <w:rFonts w:ascii="Arial" w:eastAsia="Arial" w:hAnsi="Arial" w:cs="Arial"/>
-        </w:rPr>
-        <w:t>a</w:t>
-      </w:r>
-      <w:r>
-        <w:rPr>
-          <w:rFonts w:ascii="Arial" w:eastAsia="Arial" w:hAnsi="Arial" w:cs="Arial"/>
-        </w:rPr>
-        <w:t xml:space="preserve">s seguintes </w:t>
-      </w:r>
-      <w:r>
-        <w:rPr>
-          <w:rFonts w:ascii="Arial" w:eastAsia="Arial" w:hAnsi="Arial" w:cs="Arial"/>
-        </w:rPr>
-        <w:t>informações</w:t>
-      </w:r>
-      <w:r>
-        <w:rPr>
-          <w:rFonts w:ascii="Arial" w:eastAsia="Arial" w:hAnsi="Arial" w:cs="Arial"/>
-        </w:rPr>
-        <w:t xml:space="preserve"> como: Nome completo, Email, Senha, Data de Nascimento, </w:t>
-      </w:r>
-      <w:r>
-        <w:rPr>
-          <w:rFonts w:ascii="Arial" w:eastAsia="Arial" w:hAnsi="Arial" w:cs="Arial"/>
-        </w:rPr>
-        <w:t xml:space="preserve">CPF, Numeração do </w:t>
-      </w:r>
-      <w:proofErr w:type="gramStart"/>
-      <w:r>
-        <w:rPr>
-          <w:rFonts w:ascii="Arial" w:eastAsia="Arial" w:hAnsi="Arial" w:cs="Arial"/>
-        </w:rPr>
-        <w:t xml:space="preserve">CREF, </w:t>
-      </w:r>
-      <w:r>
-        <w:rPr>
-          <w:rFonts w:ascii="Arial" w:eastAsia="Arial" w:hAnsi="Arial" w:cs="Arial"/>
-        </w:rPr>
-        <w:t xml:space="preserve"> e</w:t>
-      </w:r>
-      <w:r>
-        <w:rPr>
-          <w:rFonts w:ascii="Arial" w:eastAsia="Arial" w:hAnsi="Arial" w:cs="Arial"/>
-        </w:rPr>
-        <w:t>ndereço</w:t>
-      </w:r>
-      <w:proofErr w:type="gramEnd"/>
-      <w:r>
-        <w:rPr>
-          <w:rFonts w:ascii="Arial" w:eastAsia="Arial" w:hAnsi="Arial" w:cs="Arial"/>
-        </w:rPr>
-        <w:t xml:space="preserve"> e </w:t>
-      </w:r>
-      <w:r>
-        <w:rPr>
-          <w:rFonts w:ascii="Arial" w:eastAsia="Arial" w:hAnsi="Arial" w:cs="Arial"/>
-        </w:rPr>
-        <w:t>r</w:t>
-      </w:r>
-      <w:r>
-        <w:rPr>
-          <w:rFonts w:ascii="Arial" w:eastAsia="Arial" w:hAnsi="Arial" w:cs="Arial"/>
-        </w:rPr>
-        <w:t>edes Sociais.</w:t>
-      </w:r>
-      <w:r>
-        <w:rPr>
-          <w:rFonts w:ascii="Arial" w:eastAsia="Arial" w:hAnsi="Arial" w:cs="Arial"/>
-        </w:rPr>
-        <w:t xml:space="preserve"> </w:t>
-      </w:r>
-    </w:p>
-    <w:p>
-      <w:pPr>
-        <w:jc w:val="both"/>
-        <w:rPr>
-          <w:rFonts w:ascii="Arial" w:eastAsia="Arial" w:hAnsi="Arial" w:cs="Arial"/>
-        </w:rPr>
-      </w:pPr>
-    </w:p>
-    <w:p>
-      <w:pPr>
-        <w:pStyle w:val="Ttulo2"/>
-        <w:jc w:val="both"/>
-        <w:rPr>
-          <w:rFonts w:ascii="Arial" w:eastAsia="Arial" w:hAnsi="Arial" w:cs="Arial"/>
-          <w:b/>
-          <w:bCs/>
-          <w:color w:val="auto"/>
+        <w:t>Implementação do Front-</w:t>
+      </w:r>
+      <w:proofErr w:type="spellStart"/>
+      <w:r>
+        <w:rPr>
+          <w:rFonts w:ascii="Arial" w:hAnsi="Arial" w:cs="Arial"/>
+          <w:b/>
+          <w:bCs/>
+          <w:color w:val="000000" w:themeColor="text1"/>
           <w:sz w:val="24"/>
           <w:szCs w:val="24"/>
         </w:rPr>
-      </w:pPr>
-      <w:r>
-        <w:rPr>
-          <w:rFonts w:ascii="Arial" w:eastAsia="Arial" w:hAnsi="Arial" w:cs="Arial"/>
-          <w:b/>
-          <w:bCs/>
-          <w:color w:val="auto"/>
+        <w:t>End</w:t>
+      </w:r>
+      <w:bookmarkEnd w:id="21"/>
+      <w:proofErr w:type="spellEnd"/>
+    </w:p>
+    <w:p>
+      <w:pPr>
+        <w:jc w:val="both"/>
+        <w:rPr>
+          <w:rFonts w:ascii="Arial" w:eastAsia="Arial" w:hAnsi="Arial" w:cs="Arial"/>
+        </w:rPr>
+      </w:pPr>
+      <w:r>
+        <w:rPr>
+          <w:rFonts w:ascii="Arial" w:eastAsia="Arial" w:hAnsi="Arial" w:cs="Arial"/>
+        </w:rPr>
+        <w:t>A interface do usuário (</w:t>
+      </w:r>
+      <w:r>
+        <w:rPr>
+          <w:rFonts w:ascii="Arial" w:eastAsia="Arial" w:hAnsi="Arial" w:cs="Arial"/>
+          <w:i/>
+          <w:iCs/>
+        </w:rPr>
+        <w:t>Front-</w:t>
+      </w:r>
+      <w:proofErr w:type="spellStart"/>
+      <w:r>
+        <w:rPr>
+          <w:rFonts w:ascii="Arial" w:eastAsia="Arial" w:hAnsi="Arial" w:cs="Arial"/>
+          <w:i/>
+          <w:iCs/>
+        </w:rPr>
+        <w:t>End</w:t>
+      </w:r>
+      <w:proofErr w:type="spellEnd"/>
+      <w:r>
+        <w:rPr>
+          <w:rFonts w:ascii="Arial" w:eastAsia="Arial" w:hAnsi="Arial" w:cs="Arial"/>
+        </w:rPr>
+        <w:t xml:space="preserve">) foi desenvolvida com foco em usabilidade e responsividade, utilizando a biblioteca </w:t>
+      </w:r>
+      <w:proofErr w:type="spellStart"/>
+      <w:r>
+        <w:rPr>
+          <w:rFonts w:ascii="Arial" w:eastAsia="Arial" w:hAnsi="Arial" w:cs="Arial"/>
+        </w:rPr>
+        <w:t>React</w:t>
+      </w:r>
+      <w:proofErr w:type="spellEnd"/>
+      <w:r>
+        <w:rPr>
+          <w:rFonts w:ascii="Arial" w:eastAsia="Arial" w:hAnsi="Arial" w:cs="Arial"/>
+        </w:rPr>
+        <w:t xml:space="preserve">, o framework Next.js e o framework utilitário </w:t>
+      </w:r>
+      <w:proofErr w:type="spellStart"/>
+      <w:r>
+        <w:rPr>
+          <w:rFonts w:ascii="Arial" w:eastAsia="Arial" w:hAnsi="Arial" w:cs="Arial"/>
+        </w:rPr>
+        <w:t>Tailwind</w:t>
+      </w:r>
+      <w:proofErr w:type="spellEnd"/>
+      <w:r>
+        <w:rPr>
+          <w:rFonts w:ascii="Arial" w:eastAsia="Arial" w:hAnsi="Arial" w:cs="Arial"/>
+        </w:rPr>
+        <w:t xml:space="preserve"> CSS.</w:t>
+      </w:r>
+    </w:p>
+    <w:p>
+      <w:pPr>
+        <w:jc w:val="both"/>
+        <w:rPr>
+          <w:rFonts w:ascii="Arial" w:eastAsia="Arial" w:hAnsi="Arial" w:cs="Arial"/>
+        </w:rPr>
+      </w:pPr>
+      <w:r>
+        <w:rPr>
+          <w:rFonts w:ascii="Arial" w:eastAsia="Arial" w:hAnsi="Arial" w:cs="Arial"/>
+        </w:rPr>
+        <w:t xml:space="preserve">A adoção do </w:t>
+      </w:r>
+      <w:proofErr w:type="spellStart"/>
+      <w:r>
+        <w:rPr>
+          <w:rFonts w:ascii="Arial" w:eastAsia="Arial" w:hAnsi="Arial" w:cs="Arial"/>
+        </w:rPr>
+        <w:t>React</w:t>
+      </w:r>
+      <w:proofErr w:type="spellEnd"/>
+      <w:r>
+        <w:rPr>
+          <w:rFonts w:ascii="Arial" w:eastAsia="Arial" w:hAnsi="Arial" w:cs="Arial"/>
+        </w:rPr>
+        <w:t xml:space="preserve"> permitiu a criação de uma arquitetura modular baseada em componentes reutilizáveis, como os cartões de perfis, formulários de cadastro e barras de filtragem. Essa abordagem otimiza o tempo de renderização e facilita a manutenção do código. O Next.js foi integrado para gerenciar a infraestrutura e o roteamento da aplicação web, utilizando recursos de renderização do lado do servidor (</w:t>
+      </w:r>
+      <w:r>
+        <w:rPr>
+          <w:rFonts w:ascii="Arial" w:eastAsia="Arial" w:hAnsi="Arial" w:cs="Arial"/>
+          <w:i/>
+          <w:iCs/>
+        </w:rPr>
+        <w:t>Server-</w:t>
+      </w:r>
+      <w:proofErr w:type="spellStart"/>
+      <w:r>
+        <w:rPr>
+          <w:rFonts w:ascii="Arial" w:eastAsia="Arial" w:hAnsi="Arial" w:cs="Arial"/>
+          <w:i/>
+          <w:iCs/>
+        </w:rPr>
+        <w:t>Side</w:t>
+      </w:r>
+      <w:proofErr w:type="spellEnd"/>
+      <w:r>
+        <w:rPr>
+          <w:rFonts w:ascii="Arial" w:eastAsia="Arial" w:hAnsi="Arial" w:cs="Arial"/>
+          <w:i/>
+          <w:iCs/>
+        </w:rPr>
+        <w:t xml:space="preserve"> </w:t>
+      </w:r>
+      <w:proofErr w:type="spellStart"/>
+      <w:r>
+        <w:rPr>
+          <w:rFonts w:ascii="Arial" w:eastAsia="Arial" w:hAnsi="Arial" w:cs="Arial"/>
+          <w:i/>
+          <w:iCs/>
+        </w:rPr>
+        <w:t>Rendering</w:t>
+      </w:r>
+      <w:proofErr w:type="spellEnd"/>
+      <w:r>
+        <w:rPr>
+          <w:rFonts w:ascii="Arial" w:eastAsia="Arial" w:hAnsi="Arial" w:cs="Arial"/>
+        </w:rPr>
+        <w:t>) para acelerar o carregamento dos dados dos profissionais e melhorar o desempenho geral do sistema.</w:t>
+      </w:r>
+    </w:p>
+    <w:p>
+      <w:pPr>
+        <w:jc w:val="both"/>
+        <w:rPr>
+          <w:rFonts w:ascii="Arial" w:eastAsia="Arial" w:hAnsi="Arial" w:cs="Arial"/>
+        </w:rPr>
+      </w:pPr>
+      <w:r>
+        <w:rPr>
+          <w:rFonts w:ascii="Arial" w:eastAsia="Arial" w:hAnsi="Arial" w:cs="Arial"/>
+        </w:rPr>
+        <w:t xml:space="preserve">Para o design visual, utilizou-se o </w:t>
+      </w:r>
+      <w:proofErr w:type="spellStart"/>
+      <w:r>
+        <w:rPr>
+          <w:rFonts w:ascii="Arial" w:eastAsia="Arial" w:hAnsi="Arial" w:cs="Arial"/>
+        </w:rPr>
+        <w:t>Tailwind</w:t>
+      </w:r>
+      <w:proofErr w:type="spellEnd"/>
+      <w:r>
+        <w:rPr>
+          <w:rFonts w:ascii="Arial" w:eastAsia="Arial" w:hAnsi="Arial" w:cs="Arial"/>
+        </w:rPr>
+        <w:t xml:space="preserve"> CSS, que aplica classes utilitárias diretamente na estrutura do código. O uso do </w:t>
+      </w:r>
+      <w:proofErr w:type="spellStart"/>
+      <w:r>
+        <w:rPr>
+          <w:rFonts w:ascii="Arial" w:eastAsia="Arial" w:hAnsi="Arial" w:cs="Arial"/>
+        </w:rPr>
+        <w:t>Tailwind</w:t>
+      </w:r>
+      <w:proofErr w:type="spellEnd"/>
+      <w:r>
+        <w:rPr>
+          <w:rFonts w:ascii="Arial" w:eastAsia="Arial" w:hAnsi="Arial" w:cs="Arial"/>
+        </w:rPr>
+        <w:t xml:space="preserve"> eliminou a necessidade de folhas de estilo (</w:t>
+      </w:r>
+      <w:r>
+        <w:rPr>
+          <w:rFonts w:ascii="Arial" w:eastAsia="Arial" w:hAnsi="Arial" w:cs="Arial"/>
+          <w:i/>
+          <w:iCs/>
+        </w:rPr>
+        <w:t>CSS</w:t>
+      </w:r>
+      <w:r>
+        <w:rPr>
+          <w:rFonts w:ascii="Arial" w:eastAsia="Arial" w:hAnsi="Arial" w:cs="Arial"/>
+        </w:rPr>
+        <w:t>) externas e volumosas, agilizando o desenvolvimento da interface e garantindo o alinhamento nativo com diretivas de design responsivo. Dessa forma, o layout adapta-se dinamicamente a dispositivos móveis e desktops, assegurando uma navegação fluida tanto para alunos quanto para os profissionais.</w:t>
+      </w:r>
+    </w:p>
+    <w:p>
+      <w:pPr>
+        <w:jc w:val="both"/>
+        <w:rPr>
+          <w:rFonts w:ascii="Arial" w:eastAsia="Arial" w:hAnsi="Arial" w:cs="Arial"/>
+          <w:b/>
+          <w:bCs/>
+        </w:rPr>
+      </w:pPr>
+    </w:p>
+    <w:p>
+      <w:pPr>
+        <w:pStyle w:val="Ttulo2"/>
+        <w:rPr>
+          <w:rFonts w:ascii="Arial" w:hAnsi="Arial" w:cs="Arial"/>
+          <w:b/>
+          <w:bCs/>
+          <w:color w:val="000000" w:themeColor="text1"/>
           <w:sz w:val="24"/>
           <w:szCs w:val="24"/>
         </w:rPr>
-        <w:t>4.2</w:t>
-      </w:r>
-      <w:r>
-        <w:rPr>
-          <w:rFonts w:ascii="Arial" w:eastAsia="Arial" w:hAnsi="Arial" w:cs="Arial"/>
-          <w:b/>
-          <w:bCs/>
-          <w:color w:val="auto"/>
+      </w:pPr>
+      <w:bookmarkStart w:id="22" w:name="_Toc232627404"/>
+      <w:r>
+        <w:rPr>
+          <w:rFonts w:ascii="Arial" w:hAnsi="Arial" w:cs="Arial"/>
+          <w:b/>
+          <w:bCs/>
+          <w:color w:val="000000" w:themeColor="text1"/>
           <w:sz w:val="24"/>
           <w:szCs w:val="24"/>
         </w:rPr>
-        <w:t xml:space="preserve"> </w:t>
-      </w:r>
-      <w:r>
-        <w:rPr>
-          <w:rFonts w:ascii="Arial" w:eastAsia="Arial" w:hAnsi="Arial" w:cs="Arial"/>
-          <w:b/>
-          <w:bCs/>
-          <w:color w:val="auto"/>
+        <w:t>4.</w:t>
+      </w:r>
+      <w:r>
+        <w:rPr>
+          <w:rFonts w:ascii="Arial" w:hAnsi="Arial" w:cs="Arial"/>
+          <w:b/>
+          <w:bCs/>
+          <w:color w:val="000000" w:themeColor="text1"/>
           <w:sz w:val="24"/>
           <w:szCs w:val="24"/>
         </w:rPr>
-        <w:t>Implementação do Front-</w:t>
-      </w:r>
-      <w:proofErr w:type="spellStart"/>
-      <w:r>
-        <w:rPr>
-          <w:rFonts w:ascii="Arial" w:eastAsia="Arial" w:hAnsi="Arial" w:cs="Arial"/>
-          <w:b/>
-          <w:bCs/>
-          <w:color w:val="auto"/>
+        <w:t>3</w:t>
+      </w:r>
+      <w:r>
+        <w:rPr>
+          <w:rFonts w:ascii="Arial" w:hAnsi="Arial" w:cs="Arial"/>
+          <w:b/>
+          <w:bCs/>
+          <w:color w:val="000000" w:themeColor="text1"/>
           <w:sz w:val="24"/>
           <w:szCs w:val="24"/>
         </w:rPr>
+        <w:t xml:space="preserve"> Implementação do Back-</w:t>
+      </w:r>
+      <w:proofErr w:type="spellStart"/>
+      <w:r>
+        <w:rPr>
+          <w:rFonts w:ascii="Arial" w:hAnsi="Arial" w:cs="Arial"/>
+          <w:b/>
+          <w:bCs/>
+          <w:color w:val="000000" w:themeColor="text1"/>
+          <w:sz w:val="24"/>
+          <w:szCs w:val="24"/>
+        </w:rPr>
         <w:t>End</w:t>
       </w:r>
+      <w:bookmarkEnd w:id="22"/>
       <w:proofErr w:type="spellEnd"/>
     </w:p>
     <w:p>
@@ -6339,7 +7402,7 @@
         <w:rPr>
           <w:rFonts w:ascii="Arial" w:eastAsia="Arial" w:hAnsi="Arial" w:cs="Arial"/>
         </w:rPr>
-        <w:t>A interface do usuário (</w:t>
+        <w:t>A camada de servidor e regras de negócio (</w:t>
       </w:r>
       <w:r>
         <w:rPr>
@@ -6347,7 +7410,7 @@
           <w:i/>
           <w:iCs/>
         </w:rPr>
-        <w:t>Front-</w:t>
+        <w:t>Back-</w:t>
       </w:r>
       <w:proofErr w:type="spellStart"/>
       <w:r>
@@ -6363,13 +7426,111 @@
         <w:rPr>
           <w:rFonts w:ascii="Arial" w:eastAsia="Arial" w:hAnsi="Arial" w:cs="Arial"/>
         </w:rPr>
-        <w:t xml:space="preserve">) foi desenvolvida com foco em usabilidade e responsividade, utilizando a biblioteca </w:t>
+        <w:t xml:space="preserve">) foi desenvolvida utilizando o ecossistema de </w:t>
       </w:r>
       <w:proofErr w:type="spellStart"/>
       <w:r>
         <w:rPr>
           <w:rFonts w:ascii="Arial" w:eastAsia="Arial" w:hAnsi="Arial" w:cs="Arial"/>
         </w:rPr>
+        <w:t>JavaScript</w:t>
+      </w:r>
+      <w:proofErr w:type="spellEnd"/>
+      <w:r>
+        <w:rPr>
+          <w:rFonts w:ascii="Arial" w:eastAsia="Arial" w:hAnsi="Arial" w:cs="Arial"/>
+        </w:rPr>
+        <w:t xml:space="preserve"> (JS) e </w:t>
+      </w:r>
+      <w:proofErr w:type="spellStart"/>
+      <w:r>
+        <w:rPr>
+          <w:rFonts w:ascii="Arial" w:eastAsia="Arial" w:hAnsi="Arial" w:cs="Arial"/>
+        </w:rPr>
+        <w:t>TypeScript</w:t>
+      </w:r>
+      <w:proofErr w:type="spellEnd"/>
+      <w:r>
+        <w:rPr>
+          <w:rFonts w:ascii="Arial" w:eastAsia="Arial" w:hAnsi="Arial" w:cs="Arial"/>
+        </w:rPr>
+        <w:t xml:space="preserve"> (TS), garantindo uma arquitetura escalável, segura e de alto desempenho para o processamento das requisições.</w:t>
+      </w:r>
+    </w:p>
+    <w:p>
+      <w:pPr>
+        <w:jc w:val="both"/>
+        <w:rPr>
+          <w:rFonts w:ascii="Arial" w:eastAsia="Arial" w:hAnsi="Arial" w:cs="Arial"/>
+        </w:rPr>
+      </w:pPr>
+      <w:r>
+        <w:rPr>
+          <w:rFonts w:ascii="Arial" w:eastAsia="Arial" w:hAnsi="Arial" w:cs="Arial"/>
+        </w:rPr>
+        <w:t xml:space="preserve">O uso do </w:t>
+      </w:r>
+      <w:proofErr w:type="spellStart"/>
+      <w:r>
+        <w:rPr>
+          <w:rFonts w:ascii="Arial" w:eastAsia="Arial" w:hAnsi="Arial" w:cs="Arial"/>
+        </w:rPr>
+        <w:t>TypeScript</w:t>
+      </w:r>
+      <w:proofErr w:type="spellEnd"/>
+      <w:r>
+        <w:rPr>
+          <w:rFonts w:ascii="Arial" w:eastAsia="Arial" w:hAnsi="Arial" w:cs="Arial"/>
+        </w:rPr>
+        <w:t xml:space="preserve"> trouxe tipagem estática ao desenvolvimento, permitindo a identificação de erros de lógica diretamente em tempo de compilação. Isso aumentou a robustez do código responsável por manipular dados sensíveis, como a validação de registros do CREF e o armazenamento dos portfólios dos profissionais. O </w:t>
+      </w:r>
+      <w:proofErr w:type="spellStart"/>
+      <w:r>
+        <w:rPr>
+          <w:rFonts w:ascii="Arial" w:eastAsia="Arial" w:hAnsi="Arial" w:cs="Arial"/>
+        </w:rPr>
+        <w:t>JavaScript</w:t>
+      </w:r>
+      <w:proofErr w:type="spellEnd"/>
+      <w:r>
+        <w:rPr>
+          <w:rFonts w:ascii="Arial" w:eastAsia="Arial" w:hAnsi="Arial" w:cs="Arial"/>
+        </w:rPr>
+        <w:t xml:space="preserve"> atuou de forma integrada na execução assíncrona das rotas e serviços da API, assegurando respostas rápidas do servidor sob o modelo de concorrência.</w:t>
+      </w:r>
+    </w:p>
+    <w:p>
+      <w:pPr>
+        <w:jc w:val="both"/>
+        <w:rPr>
+          <w:rFonts w:ascii="Arial" w:eastAsia="Arial" w:hAnsi="Arial" w:cs="Arial"/>
+        </w:rPr>
+      </w:pPr>
+      <w:r>
+        <w:rPr>
+          <w:rFonts w:ascii="Arial" w:eastAsia="Arial" w:hAnsi="Arial" w:cs="Arial"/>
+        </w:rPr>
+        <w:t xml:space="preserve">O </w:t>
+      </w:r>
+      <w:proofErr w:type="spellStart"/>
+      <w:r>
+        <w:rPr>
+          <w:rFonts w:ascii="Arial" w:eastAsia="Arial" w:hAnsi="Arial" w:cs="Arial"/>
+        </w:rPr>
+        <w:t>back-end</w:t>
+      </w:r>
+      <w:proofErr w:type="spellEnd"/>
+      <w:r>
+        <w:rPr>
+          <w:rFonts w:ascii="Arial" w:eastAsia="Arial" w:hAnsi="Arial" w:cs="Arial"/>
+        </w:rPr>
+        <w:t xml:space="preserve"> foi estruturado para atuar como uma API REST, intermediando de forma segura a comunicação entre a interface do usuário (desenvolvida em </w:t>
+      </w:r>
+      <w:proofErr w:type="spellStart"/>
+      <w:r>
+        <w:rPr>
+          <w:rFonts w:ascii="Arial" w:eastAsia="Arial" w:hAnsi="Arial" w:cs="Arial"/>
+        </w:rPr>
         <w:t>React</w:t>
       </w:r>
       <w:proofErr w:type="spellEnd"/>
@@ -6377,433 +7538,72 @@
         <w:rPr>
           <w:rFonts w:ascii="Arial" w:eastAsia="Arial" w:hAnsi="Arial" w:cs="Arial"/>
         </w:rPr>
-        <w:t xml:space="preserve">, o framework Next.js e o framework utilitário </w:t>
-      </w:r>
-      <w:proofErr w:type="spellStart"/>
-      <w:r>
-        <w:rPr>
-          <w:rFonts w:ascii="Arial" w:eastAsia="Arial" w:hAnsi="Arial" w:cs="Arial"/>
-        </w:rPr>
-        <w:t>Tailwind</w:t>
-      </w:r>
-      <w:proofErr w:type="spellEnd"/>
-      <w:r>
-        <w:rPr>
-          <w:rFonts w:ascii="Arial" w:eastAsia="Arial" w:hAnsi="Arial" w:cs="Arial"/>
-        </w:rPr>
-        <w:t xml:space="preserve"> CSS.</w:t>
-      </w:r>
-    </w:p>
-    <w:p>
-      <w:pPr>
-        <w:jc w:val="both"/>
-        <w:rPr>
-          <w:rFonts w:ascii="Arial" w:eastAsia="Arial" w:hAnsi="Arial" w:cs="Arial"/>
-        </w:rPr>
-      </w:pPr>
-      <w:r>
-        <w:rPr>
-          <w:rFonts w:ascii="Arial" w:eastAsia="Arial" w:hAnsi="Arial" w:cs="Arial"/>
-        </w:rPr>
-        <w:t xml:space="preserve">A adoção do </w:t>
-      </w:r>
-      <w:proofErr w:type="spellStart"/>
-      <w:r>
-        <w:rPr>
-          <w:rFonts w:ascii="Arial" w:eastAsia="Arial" w:hAnsi="Arial" w:cs="Arial"/>
-        </w:rPr>
-        <w:t>React</w:t>
-      </w:r>
-      <w:proofErr w:type="spellEnd"/>
-      <w:r>
-        <w:rPr>
-          <w:rFonts w:ascii="Arial" w:eastAsia="Arial" w:hAnsi="Arial" w:cs="Arial"/>
-        </w:rPr>
-        <w:t xml:space="preserve"> permitiu a criação de uma arquitetura modular baseada em componentes reutilizáveis, como os cartões de perfis, formulários de cadastro e barras de filtragem. Essa abordagem otimiza o tempo de renderização e facilita a manutenção do código. O Next.js foi integrado para gerenciar a infraestrutura e o roteamento da aplicação web, utilizando recursos de renderização do lado do servidor (</w:t>
-      </w:r>
-      <w:r>
-        <w:rPr>
-          <w:rFonts w:ascii="Arial" w:eastAsia="Arial" w:hAnsi="Arial" w:cs="Arial"/>
-          <w:i/>
-          <w:iCs/>
-        </w:rPr>
-        <w:t>Server-</w:t>
-      </w:r>
-      <w:proofErr w:type="spellStart"/>
-      <w:r>
-        <w:rPr>
-          <w:rFonts w:ascii="Arial" w:eastAsia="Arial" w:hAnsi="Arial" w:cs="Arial"/>
-          <w:i/>
-          <w:iCs/>
-        </w:rPr>
-        <w:t>Side</w:t>
-      </w:r>
-      <w:proofErr w:type="spellEnd"/>
-      <w:r>
-        <w:rPr>
-          <w:rFonts w:ascii="Arial" w:eastAsia="Arial" w:hAnsi="Arial" w:cs="Arial"/>
-          <w:i/>
-          <w:iCs/>
-        </w:rPr>
-        <w:t xml:space="preserve"> </w:t>
-      </w:r>
-      <w:proofErr w:type="spellStart"/>
-      <w:r>
-        <w:rPr>
-          <w:rFonts w:ascii="Arial" w:eastAsia="Arial" w:hAnsi="Arial" w:cs="Arial"/>
-          <w:i/>
-          <w:iCs/>
-        </w:rPr>
-        <w:t>Rendering</w:t>
-      </w:r>
-      <w:proofErr w:type="spellEnd"/>
-      <w:r>
-        <w:rPr>
-          <w:rFonts w:ascii="Arial" w:eastAsia="Arial" w:hAnsi="Arial" w:cs="Arial"/>
-        </w:rPr>
-        <w:t>) para acelerar o carregamento dos dados dos profissionais e melhorar o desempenho geral do sistema.</w:t>
-      </w:r>
-    </w:p>
-    <w:p>
-      <w:pPr>
-        <w:jc w:val="both"/>
-        <w:rPr>
-          <w:rFonts w:ascii="Arial" w:eastAsia="Arial" w:hAnsi="Arial" w:cs="Arial"/>
-        </w:rPr>
-      </w:pPr>
-      <w:r>
-        <w:rPr>
-          <w:rFonts w:ascii="Arial" w:eastAsia="Arial" w:hAnsi="Arial" w:cs="Arial"/>
-        </w:rPr>
-        <w:t xml:space="preserve">Para o design visual, utilizou-se o </w:t>
-      </w:r>
-      <w:proofErr w:type="spellStart"/>
-      <w:r>
-        <w:rPr>
-          <w:rFonts w:ascii="Arial" w:eastAsia="Arial" w:hAnsi="Arial" w:cs="Arial"/>
-        </w:rPr>
-        <w:t>Tailwind</w:t>
-      </w:r>
-      <w:proofErr w:type="spellEnd"/>
-      <w:r>
-        <w:rPr>
-          <w:rFonts w:ascii="Arial" w:eastAsia="Arial" w:hAnsi="Arial" w:cs="Arial"/>
-        </w:rPr>
-        <w:t xml:space="preserve"> CSS, que aplica classes utilitárias diretamente na estrutura do código. O uso do </w:t>
-      </w:r>
-      <w:proofErr w:type="spellStart"/>
-      <w:r>
-        <w:rPr>
-          <w:rFonts w:ascii="Arial" w:eastAsia="Arial" w:hAnsi="Arial" w:cs="Arial"/>
-        </w:rPr>
-        <w:t>Tailwind</w:t>
-      </w:r>
-      <w:proofErr w:type="spellEnd"/>
-      <w:r>
-        <w:rPr>
-          <w:rFonts w:ascii="Arial" w:eastAsia="Arial" w:hAnsi="Arial" w:cs="Arial"/>
-        </w:rPr>
-        <w:t xml:space="preserve"> eliminou a necessidade de folhas de estilo (</w:t>
-      </w:r>
-      <w:r>
-        <w:rPr>
-          <w:rFonts w:ascii="Arial" w:eastAsia="Arial" w:hAnsi="Arial" w:cs="Arial"/>
-          <w:i/>
-          <w:iCs/>
-        </w:rPr>
-        <w:t>CSS</w:t>
-      </w:r>
-      <w:r>
-        <w:rPr>
-          <w:rFonts w:ascii="Arial" w:eastAsia="Arial" w:hAnsi="Arial" w:cs="Arial"/>
-        </w:rPr>
-        <w:t>) externas e volumosas, agilizando o desenvolvimento da interface e garantindo o alinhamento nativo com diretivas de design responsivo. Dessa forma, o layout adapta-se dinamicamente a dispositivos móveis e desktops, assegurando uma navegação fluida tanto para alunos quanto para os profissionais.</w:t>
-      </w:r>
-    </w:p>
-    <w:p>
-      <w:pPr>
-        <w:jc w:val="both"/>
-        <w:rPr>
-          <w:rFonts w:ascii="Arial" w:eastAsia="Arial" w:hAnsi="Arial" w:cs="Arial"/>
-          <w:b/>
-          <w:bCs/>
-        </w:rPr>
-      </w:pPr>
-    </w:p>
+        <w:t>/Next.js) e o banco de dados relacional. A lógica implementada garante a integridade dos filtros de busca por especialidade de treino e gerencia o fluxo de autenticação e upload de documentos validadores, alinhando as restrições técnicas do sistema às conformidades regulatórias exigidas pelo mercado de saúde.</w:t>
+      </w:r>
+    </w:p>
+    <w:p/>
     <w:p>
       <w:pPr>
         <w:pStyle w:val="Ttulo2"/>
-        <w:jc w:val="both"/>
-        <w:rPr>
-          <w:rFonts w:ascii="Arial" w:eastAsia="Arial" w:hAnsi="Arial" w:cs="Arial"/>
-          <w:b/>
-          <w:bCs/>
-          <w:color w:val="auto"/>
+        <w:rPr>
+          <w:rFonts w:ascii="Arial" w:hAnsi="Arial" w:cs="Arial"/>
+          <w:b/>
+          <w:bCs/>
+          <w:color w:val="000000" w:themeColor="text1"/>
           <w:sz w:val="24"/>
           <w:szCs w:val="24"/>
         </w:rPr>
       </w:pPr>
-      <w:r>
-        <w:rPr>
-          <w:rFonts w:ascii="Arial" w:eastAsia="Arial" w:hAnsi="Arial" w:cs="Arial"/>
-          <w:b/>
-          <w:bCs/>
-          <w:color w:val="auto"/>
+      <w:bookmarkStart w:id="23" w:name="_Toc232627405"/>
+      <w:r>
+        <w:rPr>
+          <w:rFonts w:ascii="Arial" w:hAnsi="Arial" w:cs="Arial"/>
+          <w:b/>
+          <w:bCs/>
+          <w:color w:val="000000" w:themeColor="text1"/>
           <w:sz w:val="24"/>
           <w:szCs w:val="24"/>
         </w:rPr>
-        <w:t>4.</w:t>
-      </w:r>
-      <w:r>
-        <w:rPr>
-          <w:rFonts w:ascii="Arial" w:eastAsia="Arial" w:hAnsi="Arial" w:cs="Arial"/>
-          <w:b/>
-          <w:bCs/>
-          <w:color w:val="auto"/>
+        <w:lastRenderedPageBreak/>
+        <w:t>4.4 Integração Geral do Projeto</w:t>
+      </w:r>
+      <w:bookmarkEnd w:id="23"/>
+    </w:p>
+    <w:p>
+      <w:pPr>
+        <w:rPr>
+          <w:rFonts w:ascii="Arial" w:eastAsia="Arial" w:hAnsi="Arial" w:cs="Arial"/>
+          <w:b/>
+          <w:bCs/>
+          <w:color w:val="000000" w:themeColor="text1"/>
+        </w:rPr>
+      </w:pPr>
+    </w:p>
+    <w:p>
+      <w:pPr>
+        <w:pStyle w:val="Ttulo2"/>
+        <w:rPr>
+          <w:rFonts w:ascii="Arial" w:hAnsi="Arial" w:cs="Arial"/>
+          <w:b/>
+          <w:bCs/>
+          <w:color w:val="000000" w:themeColor="text1"/>
           <w:sz w:val="24"/>
           <w:szCs w:val="24"/>
         </w:rPr>
-        <w:t>3</w:t>
-      </w:r>
-      <w:r>
-        <w:rPr>
-          <w:rFonts w:ascii="Arial" w:eastAsia="Arial" w:hAnsi="Arial" w:cs="Arial"/>
-          <w:b/>
-          <w:bCs/>
-          <w:color w:val="auto"/>
+      </w:pPr>
+      <w:bookmarkStart w:id="24" w:name="_Toc232627406"/>
+      <w:r>
+        <w:rPr>
+          <w:rFonts w:ascii="Arial" w:hAnsi="Arial" w:cs="Arial"/>
+          <w:b/>
+          <w:bCs/>
+          <w:color w:val="000000" w:themeColor="text1"/>
           <w:sz w:val="24"/>
           <w:szCs w:val="24"/>
         </w:rPr>
-        <w:t xml:space="preserve"> Implementação do Back-</w:t>
-      </w:r>
-      <w:proofErr w:type="spellStart"/>
-      <w:r>
-        <w:rPr>
-          <w:rFonts w:ascii="Arial" w:eastAsia="Arial" w:hAnsi="Arial" w:cs="Arial"/>
-          <w:b/>
-          <w:bCs/>
-          <w:color w:val="auto"/>
-          <w:sz w:val="24"/>
-          <w:szCs w:val="24"/>
-        </w:rPr>
-        <w:t>End</w:t>
-      </w:r>
-      <w:proofErr w:type="spellEnd"/>
-    </w:p>
-    <w:p>
-      <w:pPr>
-        <w:jc w:val="both"/>
-        <w:rPr>
-          <w:rFonts w:ascii="Arial" w:eastAsia="Arial" w:hAnsi="Arial" w:cs="Arial"/>
-        </w:rPr>
-      </w:pPr>
-      <w:r>
-        <w:rPr>
-          <w:rFonts w:ascii="Arial" w:eastAsia="Arial" w:hAnsi="Arial" w:cs="Arial"/>
-        </w:rPr>
-        <w:t>A camada de servidor e regras de negócio (</w:t>
-      </w:r>
-      <w:r>
-        <w:rPr>
-          <w:rFonts w:ascii="Arial" w:eastAsia="Arial" w:hAnsi="Arial" w:cs="Arial"/>
-          <w:i/>
-          <w:iCs/>
-        </w:rPr>
-        <w:t>Back-</w:t>
-      </w:r>
-      <w:proofErr w:type="spellStart"/>
-      <w:r>
-        <w:rPr>
-          <w:rFonts w:ascii="Arial" w:eastAsia="Arial" w:hAnsi="Arial" w:cs="Arial"/>
-          <w:i/>
-          <w:iCs/>
-        </w:rPr>
-        <w:t>End</w:t>
-      </w:r>
-      <w:proofErr w:type="spellEnd"/>
-      <w:r>
-        <w:rPr>
-          <w:rFonts w:ascii="Arial" w:eastAsia="Arial" w:hAnsi="Arial" w:cs="Arial"/>
-        </w:rPr>
-        <w:t xml:space="preserve">) foi desenvolvida utilizando o ecossistema de </w:t>
-      </w:r>
-      <w:proofErr w:type="spellStart"/>
-      <w:r>
-        <w:rPr>
-          <w:rFonts w:ascii="Arial" w:eastAsia="Arial" w:hAnsi="Arial" w:cs="Arial"/>
-        </w:rPr>
-        <w:t>JavaScript</w:t>
-      </w:r>
-      <w:proofErr w:type="spellEnd"/>
-      <w:r>
-        <w:rPr>
-          <w:rFonts w:ascii="Arial" w:eastAsia="Arial" w:hAnsi="Arial" w:cs="Arial"/>
-        </w:rPr>
-        <w:t xml:space="preserve"> (JS) e </w:t>
-      </w:r>
-      <w:proofErr w:type="spellStart"/>
-      <w:r>
-        <w:rPr>
-          <w:rFonts w:ascii="Arial" w:eastAsia="Arial" w:hAnsi="Arial" w:cs="Arial"/>
-        </w:rPr>
-        <w:t>TypeScript</w:t>
-      </w:r>
-      <w:proofErr w:type="spellEnd"/>
-      <w:r>
-        <w:rPr>
-          <w:rFonts w:ascii="Arial" w:eastAsia="Arial" w:hAnsi="Arial" w:cs="Arial"/>
-        </w:rPr>
-        <w:t xml:space="preserve"> (TS), garantindo uma arquitetura escalável, segura e de alto desempenho para o processamento das requisições.</w:t>
-      </w:r>
-    </w:p>
-    <w:p>
-      <w:pPr>
-        <w:jc w:val="both"/>
-        <w:rPr>
-          <w:rFonts w:ascii="Arial" w:eastAsia="Arial" w:hAnsi="Arial" w:cs="Arial"/>
-        </w:rPr>
-      </w:pPr>
-      <w:r>
-        <w:rPr>
-          <w:rFonts w:ascii="Arial" w:eastAsia="Arial" w:hAnsi="Arial" w:cs="Arial"/>
-        </w:rPr>
-        <w:t xml:space="preserve">O uso do </w:t>
-      </w:r>
-      <w:proofErr w:type="spellStart"/>
-      <w:r>
-        <w:rPr>
-          <w:rFonts w:ascii="Arial" w:eastAsia="Arial" w:hAnsi="Arial" w:cs="Arial"/>
-        </w:rPr>
-        <w:t>TypeScript</w:t>
-      </w:r>
-      <w:proofErr w:type="spellEnd"/>
-      <w:r>
-        <w:rPr>
-          <w:rFonts w:ascii="Arial" w:eastAsia="Arial" w:hAnsi="Arial" w:cs="Arial"/>
-        </w:rPr>
-        <w:t xml:space="preserve"> trouxe tipagem estática ao desenvolvimento, permitindo a identificação de erros de lógica diretamente em tempo de compilação. Isso aumentou a robustez do código responsável por manipular dados sensíveis, como a validação de registros do CREF e o armazenamento dos portfólios dos profissionais. O </w:t>
-      </w:r>
-      <w:proofErr w:type="spellStart"/>
-      <w:r>
-        <w:rPr>
-          <w:rFonts w:ascii="Arial" w:eastAsia="Arial" w:hAnsi="Arial" w:cs="Arial"/>
-        </w:rPr>
-        <w:t>JavaScript</w:t>
-      </w:r>
-      <w:proofErr w:type="spellEnd"/>
-      <w:r>
-        <w:rPr>
-          <w:rFonts w:ascii="Arial" w:eastAsia="Arial" w:hAnsi="Arial" w:cs="Arial"/>
-        </w:rPr>
-        <w:t xml:space="preserve"> atuou de forma integrada na execução assíncrona das rotas e serviços da API, assegurando respostas rápidas do servidor sob o modelo de concorrência.</w:t>
-      </w:r>
-    </w:p>
-    <w:p>
-      <w:pPr>
-        <w:jc w:val="both"/>
-        <w:rPr>
-          <w:rFonts w:ascii="Arial" w:eastAsia="Arial" w:hAnsi="Arial" w:cs="Arial"/>
-        </w:rPr>
-      </w:pPr>
-      <w:r>
-        <w:rPr>
-          <w:rFonts w:ascii="Arial" w:eastAsia="Arial" w:hAnsi="Arial" w:cs="Arial"/>
-        </w:rPr>
-        <w:t xml:space="preserve">O </w:t>
-      </w:r>
-      <w:proofErr w:type="spellStart"/>
-      <w:r>
-        <w:rPr>
-          <w:rFonts w:ascii="Arial" w:eastAsia="Arial" w:hAnsi="Arial" w:cs="Arial"/>
-        </w:rPr>
-        <w:t>back-end</w:t>
-      </w:r>
-      <w:proofErr w:type="spellEnd"/>
-      <w:r>
-        <w:rPr>
-          <w:rFonts w:ascii="Arial" w:eastAsia="Arial" w:hAnsi="Arial" w:cs="Arial"/>
-        </w:rPr>
-        <w:t xml:space="preserve"> foi estruturado para atuar como uma API REST, intermediando de forma segura a comunicação entre a interface do usuário (desenvolvida em </w:t>
-      </w:r>
-      <w:proofErr w:type="spellStart"/>
-      <w:r>
-        <w:rPr>
-          <w:rFonts w:ascii="Arial" w:eastAsia="Arial" w:hAnsi="Arial" w:cs="Arial"/>
-        </w:rPr>
-        <w:t>React</w:t>
-      </w:r>
-      <w:proofErr w:type="spellEnd"/>
-      <w:r>
-        <w:rPr>
-          <w:rFonts w:ascii="Arial" w:eastAsia="Arial" w:hAnsi="Arial" w:cs="Arial"/>
-        </w:rPr>
-        <w:t xml:space="preserve">/Next.js) e o banco de dados relacional. A lógica implementada garante a integridade dos filtros </w:t>
-      </w:r>
-      <w:r>
-        <w:rPr>
-          <w:rFonts w:ascii="Arial" w:eastAsia="Arial" w:hAnsi="Arial" w:cs="Arial"/>
-        </w:rPr>
-        <w:lastRenderedPageBreak/>
-        <w:t>de busca por especialidade de treino e gerencia o fluxo de autenticação e upload de documentos validadores, alinhando as restrições técnicas do sistema às conformidades regulatórias exigidas pelo mercado de saúde.</w:t>
-      </w:r>
-    </w:p>
-    <w:p/>
-    <w:p>
-      <w:pPr>
-        <w:pStyle w:val="Ttulo2"/>
-        <w:rPr>
-          <w:rFonts w:ascii="Arial" w:eastAsia="Arial" w:hAnsi="Arial" w:cs="Arial"/>
-          <w:b/>
-          <w:bCs/>
-          <w:color w:val="auto"/>
-          <w:sz w:val="24"/>
-          <w:szCs w:val="24"/>
-        </w:rPr>
-      </w:pPr>
-      <w:r>
-        <w:rPr>
-          <w:rFonts w:ascii="Arial" w:eastAsia="Arial" w:hAnsi="Arial" w:cs="Arial"/>
-          <w:b/>
-          <w:bCs/>
-          <w:color w:val="auto"/>
-          <w:sz w:val="24"/>
-          <w:szCs w:val="24"/>
-        </w:rPr>
-        <w:t>4.4 Integração Geral do Projeto</w:t>
-      </w:r>
-    </w:p>
-    <w:p>
-      <w:pPr>
-        <w:rPr>
-          <w:rFonts w:ascii="Arial" w:eastAsia="Arial" w:hAnsi="Arial" w:cs="Arial"/>
-          <w:b/>
-          <w:bCs/>
-        </w:rPr>
-      </w:pPr>
-    </w:p>
-    <w:p>
-      <w:pPr>
-        <w:pStyle w:val="Ttulo2"/>
-        <w:rPr>
-          <w:rFonts w:ascii="Arial" w:eastAsia="Arial" w:hAnsi="Arial" w:cs="Arial"/>
-          <w:b/>
-          <w:bCs/>
-          <w:color w:val="auto"/>
-          <w:sz w:val="24"/>
-          <w:szCs w:val="24"/>
-        </w:rPr>
-      </w:pPr>
-      <w:r>
-        <w:rPr>
-          <w:rFonts w:ascii="Arial" w:eastAsia="Arial" w:hAnsi="Arial" w:cs="Arial"/>
-          <w:b/>
-          <w:bCs/>
-          <w:color w:val="auto"/>
-          <w:sz w:val="24"/>
-          <w:szCs w:val="24"/>
-        </w:rPr>
         <w:t>4.5 Diagrama de Caso de Uso</w:t>
       </w:r>
+      <w:bookmarkEnd w:id="24"/>
     </w:p>
     <w:p>
       <w:pPr>
@@ -6899,7 +7699,13 @@
         <w:rPr>
           <w:rFonts w:ascii="Arial" w:hAnsi="Arial" w:cs="Arial"/>
         </w:rPr>
-        <w:t>Tabela 3 – Diagrama de Caso de Uso - Cliente</w:t>
+        <w:t>Figura 1</w:t>
+      </w:r>
+      <w:r>
+        <w:rPr>
+          <w:rFonts w:ascii="Arial" w:hAnsi="Arial" w:cs="Arial"/>
+        </w:rPr>
+        <w:t xml:space="preserve"> – Diagrama de Caso de Uso - Cliente</w:t>
       </w:r>
     </w:p>
     <w:p>
@@ -6981,7 +7787,13 @@
         <w:rPr>
           <w:rFonts w:ascii="Arial" w:hAnsi="Arial" w:cs="Arial"/>
         </w:rPr>
-        <w:t>Tabela 4 – Diagrama de Caso de Uso – Profissional</w:t>
+        <w:t>Figura 2</w:t>
+      </w:r>
+      <w:r>
+        <w:rPr>
+          <w:rFonts w:ascii="Arial" w:hAnsi="Arial" w:cs="Arial"/>
+        </w:rPr>
+        <w:t xml:space="preserve"> – Diagrama de Caso de Uso – Profissional</w:t>
       </w:r>
     </w:p>
     <w:p>
@@ -6995,49 +7807,23 @@
     </w:p>
     <w:p>
       <w:pPr>
-        <w:spacing w:after="120" w:line="360" w:lineRule="auto"/>
-        <w:jc w:val="both"/>
-        <w:rPr>
-          <w:rFonts w:ascii="Arial" w:hAnsi="Arial" w:cs="Arial"/>
-        </w:rPr>
-      </w:pPr>
-    </w:p>
-    <w:p>
-      <w:pPr>
-        <w:spacing w:after="120" w:line="360" w:lineRule="auto"/>
-        <w:jc w:val="both"/>
-        <w:rPr>
-          <w:rFonts w:ascii="Arial" w:hAnsi="Arial" w:cs="Arial"/>
-        </w:rPr>
-      </w:pPr>
-    </w:p>
-    <w:p>
-      <w:pPr>
-        <w:spacing w:after="120" w:line="360" w:lineRule="auto"/>
-        <w:jc w:val="both"/>
-        <w:rPr>
-          <w:rFonts w:ascii="Arial" w:hAnsi="Arial" w:cs="Arial"/>
-        </w:rPr>
-      </w:pPr>
-    </w:p>
-    <w:p>
-      <w:pPr>
         <w:pStyle w:val="Ttulo2"/>
         <w:rPr>
-          <w:rFonts w:ascii="Arial" w:eastAsia="Arial" w:hAnsi="Arial" w:cs="Arial"/>
-          <w:b/>
-          <w:bCs/>
-          <w:color w:val="auto"/>
+          <w:rFonts w:ascii="Arial" w:hAnsi="Arial" w:cs="Arial"/>
+          <w:b/>
+          <w:bCs/>
+          <w:color w:val="000000" w:themeColor="text1"/>
           <w:sz w:val="24"/>
           <w:szCs w:val="24"/>
         </w:rPr>
       </w:pPr>
-      <w:r>
-        <w:rPr>
-          <w:rFonts w:ascii="Arial" w:eastAsia="Arial" w:hAnsi="Arial" w:cs="Arial"/>
-          <w:b/>
-          <w:bCs/>
-          <w:color w:val="auto"/>
+      <w:bookmarkStart w:id="25" w:name="_Toc232627407"/>
+      <w:r>
+        <w:rPr>
+          <w:rFonts w:ascii="Arial" w:hAnsi="Arial" w:cs="Arial"/>
+          <w:b/>
+          <w:bCs/>
+          <w:color w:val="000000" w:themeColor="text1"/>
           <w:sz w:val="24"/>
           <w:szCs w:val="24"/>
         </w:rPr>
@@ -7045,10 +7831,10 @@
       </w:r>
       <w:r>
         <w:rPr>
-          <w:rFonts w:ascii="Arial" w:eastAsia="Arial" w:hAnsi="Arial" w:cs="Arial"/>
-          <w:b/>
-          <w:bCs/>
-          <w:color w:val="auto"/>
+          <w:rFonts w:ascii="Arial" w:hAnsi="Arial" w:cs="Arial"/>
+          <w:b/>
+          <w:bCs/>
+          <w:color w:val="000000" w:themeColor="text1"/>
           <w:sz w:val="24"/>
           <w:szCs w:val="24"/>
         </w:rPr>
@@ -7056,65 +7842,86 @@
       </w:r>
       <w:r>
         <w:rPr>
-          <w:rFonts w:ascii="Arial" w:eastAsia="Arial" w:hAnsi="Arial" w:cs="Arial"/>
-          <w:b/>
-          <w:bCs/>
-          <w:color w:val="auto"/>
+          <w:rFonts w:ascii="Arial" w:hAnsi="Arial" w:cs="Arial"/>
+          <w:b/>
+          <w:bCs/>
+          <w:color w:val="000000" w:themeColor="text1"/>
           <w:sz w:val="24"/>
           <w:szCs w:val="24"/>
         </w:rPr>
         <w:t>Diagrama Hierárquico</w:t>
       </w:r>
+      <w:bookmarkEnd w:id="25"/>
     </w:p>
     <w:p>
       <w:pPr>
         <w:pStyle w:val="Ttulo2"/>
         <w:rPr>
-          <w:rFonts w:ascii="Arial" w:eastAsia="Arial" w:hAnsi="Arial" w:cs="Arial"/>
-          <w:b/>
-          <w:bCs/>
-          <w:color w:val="auto"/>
+          <w:rFonts w:ascii="Arial" w:hAnsi="Arial" w:cs="Arial"/>
+          <w:b/>
+          <w:bCs/>
+          <w:color w:val="000000" w:themeColor="text1"/>
           <w:sz w:val="24"/>
           <w:szCs w:val="24"/>
         </w:rPr>
       </w:pPr>
-      <w:r>
-        <w:rPr>
-          <w:rFonts w:ascii="Arial" w:eastAsia="Arial" w:hAnsi="Arial" w:cs="Arial"/>
-          <w:b/>
-          <w:bCs/>
-          <w:color w:val="auto"/>
+      <w:bookmarkStart w:id="26" w:name="_Toc232627408"/>
+      <w:r>
+        <w:rPr>
+          <w:rFonts w:ascii="Arial" w:hAnsi="Arial" w:cs="Arial"/>
+          <w:b/>
+          <w:bCs/>
+          <w:color w:val="000000" w:themeColor="text1"/>
           <w:sz w:val="24"/>
           <w:szCs w:val="24"/>
         </w:rPr>
         <w:t>4.6 Dicionário de Dados</w:t>
       </w:r>
+      <w:bookmarkEnd w:id="26"/>
+    </w:p>
+    <w:p>
+      <w:pPr>
+        <w:rPr>
+          <w:rFonts w:ascii="Arial" w:eastAsia="Arial" w:hAnsi="Arial" w:cs="Arial"/>
+          <w:b/>
+          <w:bCs/>
+        </w:rPr>
+      </w:pPr>
+      <w:r>
+        <w:rPr>
+          <w:rFonts w:ascii="Arial" w:eastAsia="Arial" w:hAnsi="Arial" w:cs="Arial"/>
+          <w:b/>
+          <w:bCs/>
+        </w:rPr>
+        <w:br w:type="page"/>
+      </w:r>
     </w:p>
     <w:p/>
     <w:p>
       <w:pPr>
         <w:pStyle w:val="Ttulo2"/>
         <w:rPr>
-          <w:rFonts w:ascii="Arial" w:eastAsia="Arial" w:hAnsi="Arial" w:cs="Arial"/>
-          <w:b/>
-          <w:bCs/>
-          <w:color w:val="auto"/>
+          <w:rFonts w:ascii="Arial" w:hAnsi="Arial" w:cs="Arial"/>
+          <w:b/>
+          <w:bCs/>
+          <w:color w:val="000000" w:themeColor="text1"/>
           <w:sz w:val="24"/>
           <w:szCs w:val="24"/>
         </w:rPr>
       </w:pPr>
-      <w:r>
-        <w:rPr>
-          <w:rFonts w:ascii="Arial" w:eastAsia="Arial" w:hAnsi="Arial" w:cs="Arial"/>
-          <w:b/>
-          <w:bCs/>
-          <w:color w:val="auto"/>
+      <w:bookmarkStart w:id="27" w:name="_Toc232627409"/>
+      <w:r>
+        <w:rPr>
+          <w:rFonts w:ascii="Arial" w:hAnsi="Arial" w:cs="Arial"/>
+          <w:b/>
+          <w:bCs/>
+          <w:color w:val="000000" w:themeColor="text1"/>
           <w:sz w:val="24"/>
           <w:szCs w:val="24"/>
         </w:rPr>
-        <w:lastRenderedPageBreak/>
         <w:t>4.7 Requisitos Funcionais</w:t>
       </w:r>
+      <w:bookmarkEnd w:id="27"/>
     </w:p>
     <w:tbl>
       <w:tblPr>
@@ -7964,33 +8771,60 @@
     </w:tbl>
     <w:p>
       <w:pPr>
+        <w:jc w:val="both"/>
+        <w:rPr>
+          <w:rFonts w:ascii="Arial" w:hAnsi="Arial" w:cs="Arial"/>
+        </w:rPr>
+      </w:pPr>
+      <w:r>
+        <w:rPr>
+          <w:rFonts w:ascii="Arial" w:hAnsi="Arial" w:cs="Arial"/>
+        </w:rPr>
+        <w:t xml:space="preserve">Tabela </w:t>
+      </w:r>
+      <w:r>
+        <w:rPr>
+          <w:rFonts w:ascii="Arial" w:hAnsi="Arial" w:cs="Arial"/>
+        </w:rPr>
+        <w:t>3</w:t>
+      </w:r>
+      <w:r>
+        <w:rPr>
+          <w:rFonts w:ascii="Arial" w:hAnsi="Arial" w:cs="Arial"/>
+        </w:rPr>
+        <w:t xml:space="preserve"> </w:t>
+      </w:r>
+      <w:bookmarkStart w:id="28" w:name="_Int_FXTQYogr"/>
+      <w:r>
+        <w:rPr>
+          <w:rFonts w:ascii="Arial" w:hAnsi="Arial" w:cs="Arial"/>
+        </w:rPr>
+        <w:t xml:space="preserve">– </w:t>
+      </w:r>
+      <w:r>
+        <w:rPr>
+          <w:rFonts w:ascii="Arial" w:hAnsi="Arial" w:cs="Arial"/>
+        </w:rPr>
+        <w:t xml:space="preserve"> </w:t>
+      </w:r>
+      <w:r>
+        <w:rPr>
+          <w:rFonts w:ascii="Arial" w:hAnsi="Arial" w:cs="Arial"/>
+        </w:rPr>
+        <w:t>Requisitos</w:t>
+      </w:r>
+      <w:bookmarkEnd w:id="28"/>
+      <w:r>
+        <w:rPr>
+          <w:rFonts w:ascii="Arial" w:hAnsi="Arial" w:cs="Arial"/>
+        </w:rPr>
+        <w:t xml:space="preserve"> Funcionais</w:t>
+      </w:r>
+    </w:p>
+    <w:p>
+      <w:pPr>
         <w:jc w:val="center"/>
       </w:pPr>
-      <w:r>
-        <w:t xml:space="preserve">                  Tabela </w:t>
-      </w:r>
-      <w:r>
-        <w:t>5</w:t>
-      </w:r>
-      <w:r>
-        <w:t xml:space="preserve"> </w:t>
-      </w:r>
-      <w:bookmarkStart w:id="0" w:name="_Int_FXTQYogr"/>
-      <w:proofErr w:type="gramStart"/>
-      <w:r>
-        <w:t xml:space="preserve">– </w:t>
-      </w:r>
-      <w:r>
-        <w:t xml:space="preserve"> </w:t>
-      </w:r>
-      <w:r>
-        <w:t>Requisitos</w:t>
-      </w:r>
-      <w:bookmarkEnd w:id="0"/>
-      <w:proofErr w:type="gramEnd"/>
-      <w:r>
-        <w:t xml:space="preserve"> Funcionais</w:t>
-      </w:r>
     </w:p>
     <w:p>
       <w:pPr>
@@ -8039,34 +8873,30 @@
     </w:p>
     <w:p>
       <w:pPr>
-        <w:jc w:val="center"/>
-      </w:pPr>
-    </w:p>
-    <w:p>
-      <w:pPr>
         <w:pStyle w:val="Ttulo2"/>
-        <w:jc w:val="both"/>
-        <w:rPr>
-          <w:rFonts w:ascii="Arial" w:eastAsia="Arial" w:hAnsi="Arial" w:cs="Arial"/>
-          <w:b/>
-          <w:bCs/>
-          <w:color w:val="auto"/>
+        <w:rPr>
+          <w:rFonts w:ascii="Arial" w:hAnsi="Arial" w:cs="Arial"/>
+          <w:b/>
+          <w:bCs/>
+          <w:color w:val="000000" w:themeColor="text1"/>
           <w:sz w:val="24"/>
           <w:szCs w:val="24"/>
         </w:rPr>
       </w:pPr>
-      <w:r>
-        <w:rPr>
-          <w:rFonts w:ascii="Arial" w:eastAsia="Arial" w:hAnsi="Arial" w:cs="Arial"/>
-          <w:b/>
-          <w:bCs/>
-          <w:color w:val="auto"/>
+      <w:bookmarkStart w:id="29" w:name="_Toc232627410"/>
+      <w:r>
+        <w:rPr>
+          <w:rFonts w:ascii="Arial" w:hAnsi="Arial" w:cs="Arial"/>
+          <w:b/>
+          <w:bCs/>
+          <w:color w:val="000000" w:themeColor="text1"/>
           <w:sz w:val="24"/>
           <w:szCs w:val="24"/>
         </w:rPr>
         <w:lastRenderedPageBreak/>
         <w:t>4.8 Regras de Negócio</w:t>
       </w:r>
+      <w:bookmarkEnd w:id="29"/>
     </w:p>
     <w:tbl>
       <w:tblPr>
@@ -8973,7 +9803,19 @@
         </w:tc>
       </w:tr>
     </w:tbl>
-    <w:p/>
+    <w:p>
+      <w:pPr>
+        <w:rPr>
+          <w:rFonts w:ascii="Arial" w:hAnsi="Arial" w:cs="Arial"/>
+        </w:rPr>
+      </w:pPr>
+      <w:r>
+        <w:rPr>
+          <w:rFonts w:ascii="Arial" w:hAnsi="Arial" w:cs="Arial"/>
+        </w:rPr>
+        <w:t>Tabela 4 – Regras de Negócio</w:t>
+      </w:r>
+    </w:p>
     <w:p>
       <w:pPr>
         <w:pStyle w:val="Ttulo2"/>
@@ -8981,48 +9823,51 @@
           <w:rFonts w:ascii="Arial" w:hAnsi="Arial" w:cs="Arial"/>
           <w:b/>
           <w:bCs/>
-          <w:color w:val="auto"/>
+          <w:color w:val="000000" w:themeColor="text1"/>
           <w:sz w:val="24"/>
           <w:szCs w:val="24"/>
         </w:rPr>
       </w:pPr>
-      <w:r>
-        <w:rPr>
-          <w:rFonts w:ascii="Arial" w:hAnsi="Arial" w:cs="Arial"/>
-          <w:b/>
-          <w:bCs/>
-          <w:color w:val="auto"/>
+      <w:bookmarkStart w:id="30" w:name="_Toc232627411"/>
+      <w:r>
+        <w:rPr>
+          <w:rFonts w:ascii="Arial" w:hAnsi="Arial" w:cs="Arial"/>
+          <w:b/>
+          <w:bCs/>
+          <w:color w:val="000000" w:themeColor="text1"/>
           <w:sz w:val="24"/>
           <w:szCs w:val="24"/>
         </w:rPr>
         <w:t>4.8.1 Termos de Uso</w:t>
       </w:r>
+      <w:bookmarkEnd w:id="30"/>
     </w:p>
     <w:p/>
     <w:p>
       <w:pPr>
         <w:pStyle w:val="Ttulo2"/>
-        <w:jc w:val="both"/>
-        <w:rPr>
-          <w:rFonts w:ascii="Arial" w:eastAsia="Arial" w:hAnsi="Arial" w:cs="Arial"/>
-          <w:b/>
-          <w:bCs/>
-          <w:color w:val="auto"/>
+        <w:rPr>
+          <w:rFonts w:ascii="Arial" w:hAnsi="Arial" w:cs="Arial"/>
+          <w:b/>
+          <w:bCs/>
+          <w:color w:val="000000" w:themeColor="text1"/>
           <w:sz w:val="24"/>
           <w:szCs w:val="24"/>
         </w:rPr>
       </w:pPr>
-      <w:r>
-        <w:rPr>
-          <w:rFonts w:ascii="Arial" w:eastAsia="Arial" w:hAnsi="Arial" w:cs="Arial"/>
-          <w:b/>
-          <w:bCs/>
-          <w:color w:val="auto"/>
+      <w:bookmarkStart w:id="31" w:name="_Toc232627412"/>
+      <w:r>
+        <w:rPr>
+          <w:rFonts w:ascii="Arial" w:hAnsi="Arial" w:cs="Arial"/>
+          <w:b/>
+          <w:bCs/>
+          <w:color w:val="000000" w:themeColor="text1"/>
           <w:sz w:val="24"/>
           <w:szCs w:val="24"/>
         </w:rPr>
         <w:t>4.9 Protótipo</w:t>
       </w:r>
+      <w:bookmarkEnd w:id="31"/>
     </w:p>
     <w:p>
       <w:pPr>
@@ -9097,7 +9942,19 @@
         <w:rPr>
           <w:lang w:val="en-US"/>
         </w:rPr>
-        <w:t xml:space="preserve"> 1 – </w:t>
+        <w:t xml:space="preserve"> </w:t>
+      </w:r>
+      <w:r>
+        <w:rPr>
+          <w:lang w:val="en-US"/>
+        </w:rPr>
+        <w:t>3</w:t>
+      </w:r>
+      <w:r>
+        <w:rPr>
+          <w:lang w:val="en-US"/>
+        </w:rPr>
+        <w:t xml:space="preserve"> – </w:t>
       </w:r>
       <w:proofErr w:type="spellStart"/>
       <w:r>
@@ -9206,7 +10063,19 @@
         <w:rPr>
           <w:lang w:val="en-US"/>
         </w:rPr>
-        <w:t xml:space="preserve"> 2 – </w:t>
+        <w:t xml:space="preserve"> </w:t>
+      </w:r>
+      <w:r>
+        <w:rPr>
+          <w:lang w:val="en-US"/>
+        </w:rPr>
+        <w:t>4</w:t>
+      </w:r>
+      <w:r>
+        <w:rPr>
+          <w:lang w:val="en-US"/>
+        </w:rPr>
+        <w:t xml:space="preserve"> – </w:t>
       </w:r>
       <w:proofErr w:type="spellStart"/>
       <w:r>
@@ -9278,7 +10147,13 @@
         </w:drawing>
       </w:r>
       <w:r>
-        <w:t>Figura 3 - Solicitação</w:t>
+        <w:t xml:space="preserve">Figura </w:t>
+      </w:r>
+      <w:r>
+        <w:t xml:space="preserve">5 </w:t>
+      </w:r>
+      <w:r>
+        <w:t>- Solicitação</w:t>
       </w:r>
     </w:p>
     <w:p>
@@ -9336,7 +10211,13 @@
         <w:t>F</w:t>
       </w:r>
       <w:r>
-        <w:t>igura 4 – Tela de Login</w:t>
+        <w:t xml:space="preserve">igura </w:t>
+      </w:r>
+      <w:r>
+        <w:t>6</w:t>
+      </w:r>
+      <w:r>
+        <w:t xml:space="preserve"> – Tela de Login</w:t>
       </w:r>
     </w:p>
     <w:p>
@@ -9395,7 +10276,13 @@
         </w:drawing>
       </w:r>
       <w:r>
-        <w:t>Figura 5 – Tela de Cadastro do Aluno</w:t>
+        <w:t xml:space="preserve">Figura </w:t>
+      </w:r>
+      <w:r>
+        <w:t>7</w:t>
+      </w:r>
+      <w:r>
+        <w:t xml:space="preserve"> – Tela de Cadastro do Aluno</w:t>
       </w:r>
     </w:p>
     <w:p>
@@ -9455,114 +10342,93 @@
         </w:drawing>
       </w:r>
       <w:r>
-        <w:t>Figura 6 – Tela de Cadastro do Profissional</w:t>
+        <w:t xml:space="preserve">Figura </w:t>
+      </w:r>
+      <w:r>
+        <w:t>8</w:t>
+      </w:r>
+      <w:r>
+        <w:t xml:space="preserve"> – Tela de Cadastro do Profissional</w:t>
       </w:r>
     </w:p>
     <w:p>
       <w:pPr>
         <w:pStyle w:val="Ttulo2"/>
         <w:rPr>
-          <w:rFonts w:ascii="Arial" w:eastAsia="Arial" w:hAnsi="Arial" w:cs="Arial"/>
-          <w:b/>
-          <w:bCs/>
-          <w:color w:val="auto"/>
+          <w:rFonts w:ascii="Arial" w:hAnsi="Arial" w:cs="Arial"/>
+          <w:b/>
+          <w:bCs/>
+          <w:color w:val="000000" w:themeColor="text1"/>
           <w:sz w:val="24"/>
           <w:szCs w:val="24"/>
         </w:rPr>
       </w:pPr>
-      <w:r>
-        <w:rPr>
-          <w:rFonts w:ascii="Arial" w:eastAsia="Arial" w:hAnsi="Arial" w:cs="Arial"/>
-          <w:b/>
-          <w:bCs/>
-          <w:color w:val="auto"/>
+      <w:bookmarkStart w:id="32" w:name="_Toc232627413"/>
+      <w:r>
+        <w:rPr>
+          <w:rFonts w:ascii="Arial" w:hAnsi="Arial" w:cs="Arial"/>
+          <w:b/>
+          <w:bCs/>
+          <w:color w:val="000000" w:themeColor="text1"/>
           <w:sz w:val="24"/>
           <w:szCs w:val="24"/>
         </w:rPr>
-        <w:t>4.9.</w:t>
-      </w:r>
-      <w:r>
-        <w:rPr>
-          <w:rFonts w:ascii="Arial" w:eastAsia="Arial" w:hAnsi="Arial" w:cs="Arial"/>
-          <w:b/>
-          <w:bCs/>
-          <w:color w:val="auto"/>
+        <w:t>4.9.1 Design Final</w:t>
+      </w:r>
+      <w:bookmarkEnd w:id="32"/>
+    </w:p>
+    <w:p/>
+    <w:p>
+      <w:pPr>
+        <w:pStyle w:val="Ttulo1"/>
+        <w:rPr>
+          <w:rFonts w:ascii="Arial" w:hAnsi="Arial" w:cs="Arial"/>
+          <w:b/>
+          <w:bCs/>
+          <w:color w:val="000000" w:themeColor="text1"/>
           <w:sz w:val="24"/>
           <w:szCs w:val="24"/>
         </w:rPr>
-        <w:t>1</w:t>
-      </w:r>
-      <w:r>
-        <w:rPr>
-          <w:rFonts w:ascii="Arial" w:eastAsia="Arial" w:hAnsi="Arial" w:cs="Arial"/>
-          <w:b/>
-          <w:bCs/>
-          <w:color w:val="auto"/>
+      </w:pPr>
+      <w:bookmarkStart w:id="33" w:name="_Toc232627414"/>
+      <w:r>
+        <w:rPr>
+          <w:rFonts w:ascii="Arial" w:hAnsi="Arial" w:cs="Arial"/>
+          <w:b/>
+          <w:bCs/>
+          <w:color w:val="000000" w:themeColor="text1"/>
           <w:sz w:val="24"/>
           <w:szCs w:val="24"/>
         </w:rPr>
-        <w:t xml:space="preserve"> </w:t>
-      </w:r>
-      <w:r>
-        <w:rPr>
-          <w:rFonts w:ascii="Arial" w:eastAsia="Arial" w:hAnsi="Arial" w:cs="Arial"/>
-          <w:b/>
-          <w:bCs/>
-          <w:color w:val="auto"/>
+        <w:t>5. CONSIDERAÇÕES FINAIS</w:t>
+      </w:r>
+      <w:bookmarkEnd w:id="33"/>
+    </w:p>
+    <w:p>
+      <w:pPr>
+        <w:pStyle w:val="Ttulo1"/>
+        <w:rPr>
+          <w:rFonts w:ascii="Arial" w:hAnsi="Arial" w:cs="Arial"/>
+          <w:b/>
+          <w:bCs/>
+          <w:color w:val="000000" w:themeColor="text1"/>
           <w:sz w:val="24"/>
           <w:szCs w:val="24"/>
         </w:rPr>
-        <w:t>Design Final</w:t>
-      </w:r>
-    </w:p>
-    <w:p/>
-    <w:p>
-      <w:pPr>
-        <w:pStyle w:val="Ttulo1"/>
-        <w:rPr>
-          <w:rFonts w:ascii="Arial" w:eastAsia="Arial" w:hAnsi="Arial" w:cs="Arial"/>
-          <w:b/>
-          <w:bCs/>
-          <w:color w:val="auto"/>
+      </w:pPr>
+      <w:bookmarkStart w:id="34" w:name="_Toc232627415"/>
+      <w:r>
+        <w:rPr>
+          <w:rFonts w:ascii="Arial" w:hAnsi="Arial" w:cs="Arial"/>
+          <w:b/>
+          <w:bCs/>
+          <w:color w:val="000000" w:themeColor="text1"/>
           <w:sz w:val="24"/>
           <w:szCs w:val="24"/>
         </w:rPr>
-      </w:pPr>
-      <w:r>
-        <w:rPr>
-          <w:rFonts w:ascii="Arial" w:eastAsia="Arial" w:hAnsi="Arial" w:cs="Arial"/>
-          <w:b/>
-          <w:bCs/>
-          <w:color w:val="auto"/>
-          <w:sz w:val="24"/>
-          <w:szCs w:val="24"/>
-        </w:rPr>
-        <w:t>5. CONSIDERAÇÕES FINAIS</w:t>
-      </w:r>
-    </w:p>
-    <w:p>
-      <w:pPr>
-        <w:pStyle w:val="Ttulo1"/>
-        <w:rPr>
-          <w:rFonts w:ascii="Arial" w:eastAsia="Arial" w:hAnsi="Arial" w:cs="Arial"/>
-          <w:b/>
-          <w:bCs/>
-          <w:color w:val="auto"/>
-          <w:sz w:val="24"/>
-          <w:szCs w:val="24"/>
-        </w:rPr>
-      </w:pPr>
-      <w:r>
-        <w:rPr>
-          <w:rFonts w:ascii="Arial" w:eastAsia="Arial" w:hAnsi="Arial" w:cs="Arial"/>
-          <w:b/>
-          <w:bCs/>
-          <w:color w:val="auto"/>
-          <w:sz w:val="24"/>
-          <w:szCs w:val="24"/>
-        </w:rPr>
         <w:t>6. REFERÊNCIAS</w:t>
       </w:r>
+      <w:bookmarkEnd w:id="34"/>
     </w:p>
     <w:p>
       <w:r>
@@ -9603,9 +10469,28 @@
         <w:t xml:space="preserve"> </w:t>
       </w:r>
     </w:p>
+    <w:p/>
     <w:p>
       <w:r>
         <w:lastRenderedPageBreak/>
+        <w:t>https://www.planalto.gov.br/ccivil_03/_ato2011-2014/2014/lei/l12965.htm</w:t>
+      </w:r>
+    </w:p>
+    <w:p/>
+    <w:p>
+      <w:r>
+        <w:t>https://www.planalto.gov.br/ccivil_03/constituicao/constituicao.htm</w:t>
+      </w:r>
+    </w:p>
+    <w:p/>
+    <w:p>
+      <w:r>
+        <w:t>https://www.planalto.gov.br/ccivil_03/_ato2015-2018/2018/lei/l13709compilado.htm</w:t>
+      </w:r>
+    </w:p>
+    <w:p/>
+    <w:p>
+      <w:r>
         <w:t>CONFEF (Conselho Federal de Educação Física). Código de Ética dos Profissionais de Educação Física. Rio de Janeiro: CONFEF, 2022.</w:t>
       </w:r>
     </w:p>
@@ -9616,240 +10501,7 @@
     </w:p>
     <w:p>
       <w:r>
-        <w:t xml:space="preserve">ELMASRI, Ramez; NAVATHE, </w:t>
-      </w:r>
-      <w:proofErr w:type="spellStart"/>
-      <w:r>
-        <w:t>Shamkant</w:t>
-      </w:r>
-      <w:proofErr w:type="spellEnd"/>
-      <w:r>
-        <w:t xml:space="preserve"> B. Sistemas de Banco de Dados. 6. ed. São Paulo: Pearson, 2011. (Utilizada para fundamentar a modelagem relacional e integridade de dados no tópico 2.5).</w:t>
-      </w:r>
-    </w:p>
-    <w:p>
-      <w:r>
-        <w:t xml:space="preserve"> </w:t>
-      </w:r>
-    </w:p>
-    <w:p>
-      <w:r>
-        <w:t xml:space="preserve">EVANS, David S.; SCHMALENSEE, Richard. </w:t>
-      </w:r>
-      <w:proofErr w:type="spellStart"/>
-      <w:r>
-        <w:t>Matchmakers</w:t>
-      </w:r>
-      <w:proofErr w:type="spellEnd"/>
-      <w:r>
-        <w:t xml:space="preserve">: The New </w:t>
-      </w:r>
-      <w:proofErr w:type="spellStart"/>
-      <w:r>
-        <w:t>Economics</w:t>
-      </w:r>
-      <w:proofErr w:type="spellEnd"/>
-      <w:r>
-        <w:t xml:space="preserve"> </w:t>
-      </w:r>
-      <w:proofErr w:type="spellStart"/>
-      <w:r>
-        <w:t>of</w:t>
-      </w:r>
-      <w:proofErr w:type="spellEnd"/>
-      <w:r>
-        <w:t xml:space="preserve"> </w:t>
-      </w:r>
-      <w:proofErr w:type="spellStart"/>
-      <w:r>
-        <w:t>Multisided</w:t>
-      </w:r>
-      <w:proofErr w:type="spellEnd"/>
-      <w:r>
-        <w:t xml:space="preserve"> </w:t>
-      </w:r>
-      <w:proofErr w:type="spellStart"/>
-      <w:r>
-        <w:t>Platforms</w:t>
-      </w:r>
-      <w:proofErr w:type="spellEnd"/>
-      <w:r>
-        <w:t xml:space="preserve">. Boston: Harvard Business Review Press, 2016. (Utilizada para fundamentar a dinâmica do </w:t>
-      </w:r>
-      <w:proofErr w:type="spellStart"/>
-      <w:r>
-        <w:t>Superprof</w:t>
-      </w:r>
-      <w:proofErr w:type="spellEnd"/>
-      <w:r>
-        <w:t xml:space="preserve"> e plataformas bilaterais no tópico 2.8).</w:t>
-      </w:r>
-    </w:p>
-    <w:p>
-      <w:r>
-        <w:t xml:space="preserve"> </w:t>
-      </w:r>
-    </w:p>
-    <w:p>
-      <w:r>
-        <w:t xml:space="preserve">GIL, </w:t>
-      </w:r>
-      <w:proofErr w:type="spellStart"/>
-      <w:r>
-        <w:t>Antonio</w:t>
-      </w:r>
-      <w:proofErr w:type="spellEnd"/>
-      <w:r>
-        <w:t xml:space="preserve"> Carlos. Como elaborar projetos de pesquisa. 6. ed. São Paulo: Atlas, 2017. (Utilizada para justificar a metodologia de pesquisa qualitativa e bibliográfica).</w:t>
-      </w:r>
-    </w:p>
-    <w:p>
-      <w:r>
-        <w:t xml:space="preserve"> </w:t>
-      </w:r>
-    </w:p>
-    <w:p>
-      <w:r>
-        <w:t xml:space="preserve">GRAHAM, Mark; WOODCOCK, Jamie. The </w:t>
-      </w:r>
-      <w:proofErr w:type="spellStart"/>
-      <w:r>
-        <w:t>Gig</w:t>
-      </w:r>
-      <w:proofErr w:type="spellEnd"/>
-      <w:r>
-        <w:t xml:space="preserve"> </w:t>
-      </w:r>
-      <w:proofErr w:type="spellStart"/>
-      <w:r>
-        <w:t>Economy</w:t>
-      </w:r>
-      <w:proofErr w:type="spellEnd"/>
-      <w:r>
-        <w:t xml:space="preserve">: A </w:t>
-      </w:r>
-      <w:proofErr w:type="spellStart"/>
-      <w:r>
-        <w:t>Critical</w:t>
-      </w:r>
-      <w:proofErr w:type="spellEnd"/>
-      <w:r>
-        <w:t xml:space="preserve"> </w:t>
-      </w:r>
-      <w:proofErr w:type="spellStart"/>
-      <w:r>
-        <w:t>Introduction</w:t>
-      </w:r>
-      <w:proofErr w:type="spellEnd"/>
-      <w:r>
-        <w:t xml:space="preserve">. Cambridge: Polity Press, 2020. (Utilizada para fundamentar o cenário do trabalho autônomo digital e Economia </w:t>
-      </w:r>
-      <w:proofErr w:type="spellStart"/>
-      <w:r>
-        <w:t>Gig</w:t>
-      </w:r>
-      <w:proofErr w:type="spellEnd"/>
-      <w:r>
-        <w:t xml:space="preserve"> no tópico 2.3).</w:t>
-      </w:r>
-    </w:p>
-    <w:p>
-      <w:r>
-        <w:t xml:space="preserve"> </w:t>
-      </w:r>
-    </w:p>
-    <w:p>
-      <w:r>
-        <w:t xml:space="preserve">LAUDON, Kenneth C.; LAUDON, Jane P. Sistemas de Informação Gerenciais. 14. ed. São Paulo: Pearson </w:t>
-      </w:r>
-      <w:proofErr w:type="spellStart"/>
-      <w:r>
-        <w:t>Education</w:t>
-      </w:r>
-      <w:proofErr w:type="spellEnd"/>
-      <w:r>
-        <w:t>, 2021. (Utilizada para fundamentar a validação e credibilidade de dados mestre no tópico 2.6).</w:t>
-      </w:r>
-    </w:p>
-    <w:p>
-      <w:r>
-        <w:t xml:space="preserve"> </w:t>
-      </w:r>
-    </w:p>
-    <w:p>
-      <w:r>
-        <w:t xml:space="preserve">NIELSEN, Jakob. </w:t>
-      </w:r>
-      <w:proofErr w:type="spellStart"/>
-      <w:r>
-        <w:t>Usability</w:t>
-      </w:r>
-      <w:proofErr w:type="spellEnd"/>
-      <w:r>
-        <w:t xml:space="preserve"> </w:t>
-      </w:r>
-      <w:proofErr w:type="spellStart"/>
-      <w:r>
-        <w:t>Engineering</w:t>
-      </w:r>
-      <w:proofErr w:type="spellEnd"/>
-      <w:r>
-        <w:t xml:space="preserve">. San Diego: </w:t>
-      </w:r>
-      <w:proofErr w:type="spellStart"/>
-      <w:r>
-        <w:t>Academic</w:t>
-      </w:r>
-      <w:proofErr w:type="spellEnd"/>
-      <w:r>
-        <w:t xml:space="preserve"> Press, 1993. (Utilizada para fundamentar a Interação Humano-Computador e as heurísticas de usabilidade das telas no tópico 2.4).</w:t>
-      </w:r>
-    </w:p>
-    <w:p>
-      <w:r>
-        <w:t xml:space="preserve"> </w:t>
-      </w:r>
-    </w:p>
-    <w:p>
-      <w:r>
-        <w:t xml:space="preserve">PARKER, Geoffrey G.; VAN ALSTYNE, Marshall W.; CHOUDARY, </w:t>
-      </w:r>
-      <w:proofErr w:type="spellStart"/>
-      <w:r>
-        <w:t>Sangeet</w:t>
-      </w:r>
-      <w:proofErr w:type="spellEnd"/>
-      <w:r>
-        <w:t xml:space="preserve"> Paul. Plataforma: a revolução dos negócios que está mudando a economia mundial. Rio de Janeiro: Alta Books, 2019. (Utilizada para o embasamento de funcionamento do modelo de marketplace no tópico 2.8).</w:t>
-      </w:r>
-    </w:p>
-    <w:p>
-      <w:r>
-        <w:t xml:space="preserve"> </w:t>
-      </w:r>
-    </w:p>
-    <w:p>
-      <w:r>
-        <w:lastRenderedPageBreak/>
         <w:t>PRESSMAN, Roger S. Engenharia de Software: uma abordagem profissional. 9. ed. Porto Alegre: AMGH, 2021. (Utilizada para conectar as regras de negócio e restrições legais às camadas do sistema nos tópicos 2.2 e 2.7).</w:t>
-      </w:r>
-    </w:p>
-    <w:p>
-      <w:r>
-        <w:t xml:space="preserve"> </w:t>
-      </w:r>
-    </w:p>
-    <w:p>
-      <w:r>
-        <w:t xml:space="preserve">SOMMERVILLE, Ian. Engenharia de Software. 10. ed. São Paulo: Pearson </w:t>
-      </w:r>
-      <w:proofErr w:type="spellStart"/>
-      <w:r>
-        <w:t>Education</w:t>
-      </w:r>
-      <w:proofErr w:type="spellEnd"/>
-      <w:r>
-        <w:t>, 2018. (Utilizada para justificar a arquitetura em camadas e o padrão Cliente-Servidor no tópico 2.3).</w:t>
       </w:r>
     </w:p>
     <w:p>
@@ -13361,6 +14013,18 @@
       <w:lang w:eastAsia="pt-BR"/>
     </w:rPr>
   </w:style>
+  <w:style w:type="character" w:styleId="MenoPendente">
+    <w:name w:val="Unresolved Mention"/>
+    <w:basedOn w:val="Fontepargpadro"/>
+    <w:uiPriority w:val="99"/>
+    <w:semiHidden/>
+    <w:unhideWhenUsed/>
+    <w:rsid w:val="007A5F9C"/>
+    <w:rPr>
+      <w:color w:val="605E5C"/>
+      <w:shd w:val="clear" w:color="auto" w:fill="E1DFDD"/>
+    </w:rPr>
+  </w:style>
 </w:styles>
 </file>
 
